--- a/docs/PRD_PerpusKu.docx
+++ b/docs/PRD_PerpusKu.docx
@@ -358,7 +358,7 @@
                 <w:sz w:val="20"/>
                 <w:szCs w:val="20"/>
               </w:rPr>
-              <w:t xml:space="preserve">Aplikasi desktop Windows (WPF, .NET 10)</w:t>
+              <w:t>Aplikasi desktop Windows (WPF, .NET 9)</w:t>
             </w:r>
           </w:p>
         </w:tc>
@@ -7942,7 +7942,7 @@
                 <w:sz w:val="20"/>
                 <w:szCs w:val="20"/>
               </w:rPr>
-              <w:t xml:space="preserve">C# dan XAML pada WPF (.NET 10, LTS) untuk desktop Windows yang kaya UI.</w:t>
+              <w:t>C# dan XAML pada WPF (.NET 9, LTS) untuk desktop Windows yang kaya UI.</w:t>
             </w:r>
           </w:p>
         </w:tc>
@@ -12196,7 +12196,7 @@
                 <w:sz w:val="20"/>
                 <w:szCs w:val="20"/>
               </w:rPr>
-              <w:t xml:space="preserve">Inter.</w:t>
+              <w:t>Courier Prime.</w:t>
             </w:r>
           </w:p>
         </w:tc>
@@ -12227,7 +12227,7 @@
                 <w:sz w:val="20"/>
                 <w:szCs w:val="20"/>
               </w:rPr>
-              <w:t xml:space="preserve">Serif untuk judul, Segoe UI untuk isi.</w:t>
+              <w:t>Monospace Courier Prime untuk judul dan isi, gaya mesin tik.</w:t>
             </w:r>
           </w:p>
         </w:tc>

--- a/docs/PRD_PerpusKu.docx
+++ b/docs/PRD_PerpusKu.docx
@@ -13,7 +13,7 @@
           <w:rFonts w:ascii="Cambria" w:cs="Cambria" w:eastAsia="Cambria" w:hAnsi="Cambria"/>
           <w:b/>
           <w:bCs/>
-          <w:color w:val="0F766E"/>
+          <w:color w:val="1A237E"/>
           <w:sz w:val="96"/>
           <w:szCs w:val="96"/>
         </w:rPr>
@@ -27,7 +27,7 @@
       <w:r>
         <w:rPr>
           <w:rFonts w:ascii="Cambria" w:cs="Cambria" w:eastAsia="Cambria" w:hAnsi="Cambria"/>
-          <w:color w:val="1F2A2E"/>
+          <w:color w:val="2D2D2D"/>
           <w:sz w:val="34"/>
           <w:szCs w:val="34"/>
         </w:rPr>
@@ -50,7 +50,7 @@
           <w:rFonts w:ascii="Cambria" w:cs="Cambria" w:eastAsia="Cambria" w:hAnsi="Cambria"/>
           <w:b/>
           <w:bCs/>
-          <w:color w:val="1F2A2E"/>
+          <w:color w:val="2D2D2D"/>
           <w:sz w:val="52"/>
           <w:szCs w:val="52"/>
         </w:rPr>
@@ -64,7 +64,7 @@
       <w:r>
         <w:rPr>
           <w:rFonts w:ascii="Calibri" w:cs="Calibri" w:eastAsia="Calibri" w:hAnsi="Calibri"/>
-          <w:color w:val="6B6F76"/>
+          <w:color w:val="6E6A5F"/>
           <w:sz w:val="26"/>
           <w:szCs w:val="26"/>
         </w:rPr>
@@ -100,7 +100,7 @@
               <w:bottom w:val="single" w:color="E7E0D2" w:sz="4"/>
               <w:right w:val="single" w:color="E7E0D2" w:sz="4"/>
             </w:tcBorders>
-            <w:shd w:fill="0F766E" w:color="auto" w:val="clear"/>
+            <w:shd w:fill="1A237E" w:color="auto" w:val="clear"/>
             <w:tcMar>
               <w:top w:type="dxa" w:w="70"/>
               <w:left w:type="dxa" w:w="110"/>
@@ -134,7 +134,7 @@
               <w:bottom w:val="single" w:color="E7E0D2" w:sz="4"/>
               <w:right w:val="single" w:color="E7E0D2" w:sz="4"/>
             </w:tcBorders>
-            <w:shd w:fill="0F766E" w:color="auto" w:val="clear"/>
+            <w:shd w:fill="1A237E" w:color="auto" w:val="clear"/>
             <w:tcMar>
               <w:top w:type="dxa" w:w="70"/>
               <w:left w:type="dxa" w:w="110"/>
@@ -187,7 +187,7 @@
             <w:r>
               <w:rPr>
                 <w:rFonts w:ascii="Calibri" w:cs="Calibri" w:eastAsia="Calibri" w:hAnsi="Calibri"/>
-                <w:color w:val="1F2A2E"/>
+                <w:color w:val="2D2D2D"/>
                 <w:sz w:val="20"/>
                 <w:szCs w:val="20"/>
               </w:rPr>
@@ -218,7 +218,7 @@
             <w:r>
               <w:rPr>
                 <w:rFonts w:ascii="Calibri" w:cs="Calibri" w:eastAsia="Calibri" w:hAnsi="Calibri"/>
-                <w:color w:val="1F2A2E"/>
+                <w:color w:val="2D2D2D"/>
                 <w:sz w:val="20"/>
                 <w:szCs w:val="20"/>
               </w:rPr>
@@ -240,22 +240,22 @@
               <w:bottom w:val="single" w:color="E7E0D2" w:sz="4"/>
               <w:right w:val="single" w:color="E7E0D2" w:sz="4"/>
             </w:tcBorders>
-            <w:shd w:fill="FBF9F4" w:color="auto" w:val="clear"/>
-            <w:tcMar>
-              <w:top w:type="dxa" w:w="70"/>
-              <w:left w:type="dxa" w:w="110"/>
-              <w:bottom w:type="dxa" w:w="70"/>
-              <w:right w:type="dxa" w:w="110"/>
-            </w:tcMar>
-          </w:tcPr>
-          <w:p>
-            <w:pPr>
-              <w:spacing w:after="40"/>
-            </w:pPr>
-            <w:r>
-              <w:rPr>
-                <w:rFonts w:ascii="Calibri" w:cs="Calibri" w:eastAsia="Calibri" w:hAnsi="Calibri"/>
-                <w:color w:val="1F2A2E"/>
+            <w:shd w:fill="F5F2E9" w:color="auto" w:val="clear"/>
+            <w:tcMar>
+              <w:top w:type="dxa" w:w="70"/>
+              <w:left w:type="dxa" w:w="110"/>
+              <w:bottom w:type="dxa" w:w="70"/>
+              <w:right w:type="dxa" w:w="110"/>
+            </w:tcMar>
+          </w:tcPr>
+          <w:p>
+            <w:pPr>
+              <w:spacing w:after="40"/>
+            </w:pPr>
+            <w:r>
+              <w:rPr>
+                <w:rFonts w:ascii="Calibri" w:cs="Calibri" w:eastAsia="Calibri" w:hAnsi="Calibri"/>
+                <w:color w:val="2D2D2D"/>
                 <w:sz w:val="20"/>
                 <w:szCs w:val="20"/>
               </w:rPr>
@@ -272,22 +272,22 @@
               <w:bottom w:val="single" w:color="E7E0D2" w:sz="4"/>
               <w:right w:val="single" w:color="E7E0D2" w:sz="4"/>
             </w:tcBorders>
-            <w:shd w:fill="FBF9F4" w:color="auto" w:val="clear"/>
-            <w:tcMar>
-              <w:top w:type="dxa" w:w="70"/>
-              <w:left w:type="dxa" w:w="110"/>
-              <w:bottom w:type="dxa" w:w="70"/>
-              <w:right w:type="dxa" w:w="110"/>
-            </w:tcMar>
-          </w:tcPr>
-          <w:p>
-            <w:pPr>
-              <w:spacing w:after="40"/>
-            </w:pPr>
-            <w:r>
-              <w:rPr>
-                <w:rFonts w:ascii="Calibri" w:cs="Calibri" w:eastAsia="Calibri" w:hAnsi="Calibri"/>
-                <w:color w:val="1F2A2E"/>
+            <w:shd w:fill="F5F2E9" w:color="auto" w:val="clear"/>
+            <w:tcMar>
+              <w:top w:type="dxa" w:w="70"/>
+              <w:left w:type="dxa" w:w="110"/>
+              <w:bottom w:type="dxa" w:w="70"/>
+              <w:right w:type="dxa" w:w="110"/>
+            </w:tcMar>
+          </w:tcPr>
+          <w:p>
+            <w:pPr>
+              <w:spacing w:after="40"/>
+            </w:pPr>
+            <w:r>
+              <w:rPr>
+                <w:rFonts w:ascii="Calibri" w:cs="Calibri" w:eastAsia="Calibri" w:hAnsi="Calibri"/>
+                <w:color w:val="2D2D2D"/>
                 <w:sz w:val="20"/>
                 <w:szCs w:val="20"/>
               </w:rPr>
@@ -323,7 +323,7 @@
             <w:r>
               <w:rPr>
                 <w:rFonts w:ascii="Calibri" w:cs="Calibri" w:eastAsia="Calibri" w:hAnsi="Calibri"/>
-                <w:color w:val="1F2A2E"/>
+                <w:color w:val="2D2D2D"/>
                 <w:sz w:val="20"/>
                 <w:szCs w:val="20"/>
               </w:rPr>
@@ -354,7 +354,7 @@
             <w:r>
               <w:rPr>
                 <w:rFonts w:ascii="Calibri" w:cs="Calibri" w:eastAsia="Calibri" w:hAnsi="Calibri"/>
-                <w:color w:val="1F2A2E"/>
+                <w:color w:val="2D2D2D"/>
                 <w:sz w:val="20"/>
                 <w:szCs w:val="20"/>
               </w:rPr>
@@ -376,22 +376,22 @@
               <w:bottom w:val="single" w:color="E7E0D2" w:sz="4"/>
               <w:right w:val="single" w:color="E7E0D2" w:sz="4"/>
             </w:tcBorders>
-            <w:shd w:fill="FBF9F4" w:color="auto" w:val="clear"/>
-            <w:tcMar>
-              <w:top w:type="dxa" w:w="70"/>
-              <w:left w:type="dxa" w:w="110"/>
-              <w:bottom w:type="dxa" w:w="70"/>
-              <w:right w:type="dxa" w:w="110"/>
-            </w:tcMar>
-          </w:tcPr>
-          <w:p>
-            <w:pPr>
-              <w:spacing w:after="40"/>
-            </w:pPr>
-            <w:r>
-              <w:rPr>
-                <w:rFonts w:ascii="Calibri" w:cs="Calibri" w:eastAsia="Calibri" w:hAnsi="Calibri"/>
-                <w:color w:val="1F2A2E"/>
+            <w:shd w:fill="F5F2E9" w:color="auto" w:val="clear"/>
+            <w:tcMar>
+              <w:top w:type="dxa" w:w="70"/>
+              <w:left w:type="dxa" w:w="110"/>
+              <w:bottom w:type="dxa" w:w="70"/>
+              <w:right w:type="dxa" w:w="110"/>
+            </w:tcMar>
+          </w:tcPr>
+          <w:p>
+            <w:pPr>
+              <w:spacing w:after="40"/>
+            </w:pPr>
+            <w:r>
+              <w:rPr>
+                <w:rFonts w:ascii="Calibri" w:cs="Calibri" w:eastAsia="Calibri" w:hAnsi="Calibri"/>
+                <w:color w:val="2D2D2D"/>
                 <w:sz w:val="20"/>
                 <w:szCs w:val="20"/>
               </w:rPr>
@@ -408,22 +408,22 @@
               <w:bottom w:val="single" w:color="E7E0D2" w:sz="4"/>
               <w:right w:val="single" w:color="E7E0D2" w:sz="4"/>
             </w:tcBorders>
-            <w:shd w:fill="FBF9F4" w:color="auto" w:val="clear"/>
-            <w:tcMar>
-              <w:top w:type="dxa" w:w="70"/>
-              <w:left w:type="dxa" w:w="110"/>
-              <w:bottom w:type="dxa" w:w="70"/>
-              <w:right w:type="dxa" w:w="110"/>
-            </w:tcMar>
-          </w:tcPr>
-          <w:p>
-            <w:pPr>
-              <w:spacing w:after="40"/>
-            </w:pPr>
-            <w:r>
-              <w:rPr>
-                <w:rFonts w:ascii="Calibri" w:cs="Calibri" w:eastAsia="Calibri" w:hAnsi="Calibri"/>
-                <w:color w:val="1F2A2E"/>
+            <w:shd w:fill="F5F2E9" w:color="auto" w:val="clear"/>
+            <w:tcMar>
+              <w:top w:type="dxa" w:w="70"/>
+              <w:left w:type="dxa" w:w="110"/>
+              <w:bottom w:type="dxa" w:w="70"/>
+              <w:right w:type="dxa" w:w="110"/>
+            </w:tcMar>
+          </w:tcPr>
+          <w:p>
+            <w:pPr>
+              <w:spacing w:after="40"/>
+            </w:pPr>
+            <w:r>
+              <w:rPr>
+                <w:rFonts w:ascii="Calibri" w:cs="Calibri" w:eastAsia="Calibri" w:hAnsi="Calibri"/>
+                <w:color w:val="2D2D2D"/>
                 <w:sz w:val="20"/>
                 <w:szCs w:val="20"/>
               </w:rPr>
@@ -459,7 +459,7 @@
             <w:r>
               <w:rPr>
                 <w:rFonts w:ascii="Calibri" w:cs="Calibri" w:eastAsia="Calibri" w:hAnsi="Calibri"/>
-                <w:color w:val="1F2A2E"/>
+                <w:color w:val="2D2D2D"/>
                 <w:sz w:val="20"/>
                 <w:szCs w:val="20"/>
               </w:rPr>
@@ -490,7 +490,7 @@
             <w:r>
               <w:rPr>
                 <w:rFonts w:ascii="Calibri" w:cs="Calibri" w:eastAsia="Calibri" w:hAnsi="Calibri"/>
-                <w:color w:val="1F2A2E"/>
+                <w:color w:val="2D2D2D"/>
                 <w:sz w:val="20"/>
                 <w:szCs w:val="20"/>
               </w:rPr>
@@ -516,7 +516,7 @@
           <w:rFonts w:ascii="Cambria" w:cs="Cambria" w:eastAsia="Cambria" w:hAnsi="Cambria"/>
           <w:b/>
           <w:bCs/>
-          <w:color w:val="0F766E"/>
+          <w:color w:val="1A237E"/>
           <w:sz w:val="36"/>
           <w:szCs w:val="36"/>
         </w:rPr>
@@ -532,7 +532,7 @@
           <w:rFonts w:ascii="Calibri" w:cs="Calibri" w:eastAsia="Calibri" w:hAnsi="Calibri"/>
           <w:b/>
           <w:bCs/>
-          <w:color w:val="1F2A2E"/>
+          <w:color w:val="2D2D2D"/>
           <w:sz w:val="22"/>
           <w:szCs w:val="22"/>
         </w:rPr>
@@ -541,7 +541,7 @@
       <w:r>
         <w:rPr>
           <w:rFonts w:ascii="Calibri" w:cs="Calibri" w:eastAsia="Calibri" w:hAnsi="Calibri"/>
-          <w:color w:val="1F2A2E"/>
+          <w:color w:val="2D2D2D"/>
           <w:sz w:val="22"/>
           <w:szCs w:val="22"/>
         </w:rPr>
@@ -555,7 +555,7 @@
       <w:r>
         <w:rPr>
           <w:rFonts w:ascii="Calibri" w:cs="Calibri" w:eastAsia="Calibri" w:hAnsi="Calibri"/>
-          <w:color w:val="1F2A2E"/>
+          <w:color w:val="2D2D2D"/>
           <w:sz w:val="22"/>
           <w:szCs w:val="22"/>
         </w:rPr>
@@ -583,11 +583,11 @@
             <w:tcW w:type="dxa" w:w="9026"/>
             <w:tcBorders>
               <w:top w:val="none" w:color="FFFFFF" w:sz="0"/>
-              <w:left w:val="single" w:color="0F766E" w:sz="24"/>
+              <w:left w:val="single" w:color="1A237E" w:sz="24"/>
               <w:bottom w:val="none" w:color="FFFFFF" w:sz="0"/>
               <w:right w:val="none" w:color="FFFFFF" w:sz="0"/>
             </w:tcBorders>
-            <w:shd w:fill="D9F2EE" w:color="auto" w:val="clear"/>
+            <w:shd w:fill="DDE0F2" w:color="auto" w:val="clear"/>
             <w:tcMar>
               <w:top w:type="dxa" w:w="110"/>
               <w:left w:type="dxa" w:w="180"/>
@@ -604,7 +604,7 @@
                 <w:rFonts w:ascii="Calibri" w:cs="Calibri" w:eastAsia="Calibri" w:hAnsi="Calibri"/>
                 <w:b/>
                 <w:bCs/>
-                <w:color w:val="1F2A2E"/>
+                <w:color w:val="2D2D2D"/>
                 <w:sz w:val="21"/>
                 <w:szCs w:val="21"/>
               </w:rPr>
@@ -613,7 +613,7 @@
             <w:r>
               <w:rPr>
                 <w:rFonts w:ascii="Calibri" w:cs="Calibri" w:eastAsia="Calibri" w:hAnsi="Calibri"/>
-                <w:color w:val="1F2A2E"/>
+                <w:color w:val="2D2D2D"/>
                 <w:sz w:val="21"/>
                 <w:szCs w:val="21"/>
               </w:rPr>
@@ -634,7 +634,7 @@
           <w:rFonts w:ascii="Cambria" w:cs="Cambria" w:eastAsia="Cambria" w:hAnsi="Cambria"/>
           <w:b/>
           <w:bCs/>
-          <w:color w:val="0F766E"/>
+          <w:color w:val="1A237E"/>
           <w:sz w:val="36"/>
           <w:szCs w:val="36"/>
         </w:rPr>
@@ -652,7 +652,7 @@
           <w:rFonts w:ascii="Cambria" w:cs="Cambria" w:eastAsia="Cambria" w:hAnsi="Cambria"/>
           <w:b/>
           <w:bCs/>
-          <w:color w:val="1F2A2E"/>
+          <w:color w:val="2D2D2D"/>
           <w:sz w:val="28"/>
           <w:szCs w:val="28"/>
         </w:rPr>
@@ -666,7 +666,7 @@
       <w:r>
         <w:rPr>
           <w:rFonts w:ascii="Calibri" w:cs="Calibri" w:eastAsia="Calibri" w:hAnsi="Calibri"/>
-          <w:color w:val="1F2A2E"/>
+          <w:color w:val="2D2D2D"/>
           <w:sz w:val="22"/>
           <w:szCs w:val="22"/>
         </w:rPr>
@@ -684,7 +684,7 @@
           <w:rFonts w:ascii="Cambria" w:cs="Cambria" w:eastAsia="Cambria" w:hAnsi="Cambria"/>
           <w:b/>
           <w:bCs/>
-          <w:color w:val="1F2A2E"/>
+          <w:color w:val="2D2D2D"/>
           <w:sz w:val="28"/>
           <w:szCs w:val="28"/>
         </w:rPr>
@@ -720,7 +720,7 @@
               <w:bottom w:val="single" w:color="E7E0D2" w:sz="4"/>
               <w:right w:val="single" w:color="E7E0D2" w:sz="4"/>
             </w:tcBorders>
-            <w:shd w:fill="0F766E" w:color="auto" w:val="clear"/>
+            <w:shd w:fill="1A237E" w:color="auto" w:val="clear"/>
             <w:tcMar>
               <w:top w:type="dxa" w:w="70"/>
               <w:left w:type="dxa" w:w="110"/>
@@ -754,7 +754,7 @@
               <w:bottom w:val="single" w:color="E7E0D2" w:sz="4"/>
               <w:right w:val="single" w:color="E7E0D2" w:sz="4"/>
             </w:tcBorders>
-            <w:shd w:fill="0F766E" w:color="auto" w:val="clear"/>
+            <w:shd w:fill="1A237E" w:color="auto" w:val="clear"/>
             <w:tcMar>
               <w:top w:type="dxa" w:w="70"/>
               <w:left w:type="dxa" w:w="110"/>
@@ -807,7 +807,7 @@
             <w:r>
               <w:rPr>
                 <w:rFonts w:ascii="Calibri" w:cs="Calibri" w:eastAsia="Calibri" w:hAnsi="Calibri"/>
-                <w:color w:val="1F2A2E"/>
+                <w:color w:val="2D2D2D"/>
                 <w:sz w:val="20"/>
                 <w:szCs w:val="20"/>
               </w:rPr>
@@ -838,7 +838,7 @@
             <w:r>
               <w:rPr>
                 <w:rFonts w:ascii="Calibri" w:cs="Calibri" w:eastAsia="Calibri" w:hAnsi="Calibri"/>
-                <w:color w:val="1F2A2E"/>
+                <w:color w:val="2D2D2D"/>
                 <w:sz w:val="20"/>
                 <w:szCs w:val="20"/>
               </w:rPr>
@@ -860,22 +860,22 @@
               <w:bottom w:val="single" w:color="E7E0D2" w:sz="4"/>
               <w:right w:val="single" w:color="E7E0D2" w:sz="4"/>
             </w:tcBorders>
-            <w:shd w:fill="FBF9F4" w:color="auto" w:val="clear"/>
-            <w:tcMar>
-              <w:top w:type="dxa" w:w="70"/>
-              <w:left w:type="dxa" w:w="110"/>
-              <w:bottom w:type="dxa" w:w="70"/>
-              <w:right w:type="dxa" w:w="110"/>
-            </w:tcMar>
-          </w:tcPr>
-          <w:p>
-            <w:pPr>
-              <w:spacing w:after="40"/>
-            </w:pPr>
-            <w:r>
-              <w:rPr>
-                <w:rFonts w:ascii="Calibri" w:cs="Calibri" w:eastAsia="Calibri" w:hAnsi="Calibri"/>
-                <w:color w:val="1F2A2E"/>
+            <w:shd w:fill="F5F2E9" w:color="auto" w:val="clear"/>
+            <w:tcMar>
+              <w:top w:type="dxa" w:w="70"/>
+              <w:left w:type="dxa" w:w="110"/>
+              <w:bottom w:type="dxa" w:w="70"/>
+              <w:right w:type="dxa" w:w="110"/>
+            </w:tcMar>
+          </w:tcPr>
+          <w:p>
+            <w:pPr>
+              <w:spacing w:after="40"/>
+            </w:pPr>
+            <w:r>
+              <w:rPr>
+                <w:rFonts w:ascii="Calibri" w:cs="Calibri" w:eastAsia="Calibri" w:hAnsi="Calibri"/>
+                <w:color w:val="2D2D2D"/>
                 <w:sz w:val="20"/>
                 <w:szCs w:val="20"/>
               </w:rPr>
@@ -892,22 +892,22 @@
               <w:bottom w:val="single" w:color="E7E0D2" w:sz="4"/>
               <w:right w:val="single" w:color="E7E0D2" w:sz="4"/>
             </w:tcBorders>
-            <w:shd w:fill="FBF9F4" w:color="auto" w:val="clear"/>
-            <w:tcMar>
-              <w:top w:type="dxa" w:w="70"/>
-              <w:left w:type="dxa" w:w="110"/>
-              <w:bottom w:type="dxa" w:w="70"/>
-              <w:right w:type="dxa" w:w="110"/>
-            </w:tcMar>
-          </w:tcPr>
-          <w:p>
-            <w:pPr>
-              <w:spacing w:after="40"/>
-            </w:pPr>
-            <w:r>
-              <w:rPr>
-                <w:rFonts w:ascii="Calibri" w:cs="Calibri" w:eastAsia="Calibri" w:hAnsi="Calibri"/>
-                <w:color w:val="1F2A2E"/>
+            <w:shd w:fill="F5F2E9" w:color="auto" w:val="clear"/>
+            <w:tcMar>
+              <w:top w:type="dxa" w:w="70"/>
+              <w:left w:type="dxa" w:w="110"/>
+              <w:bottom w:type="dxa" w:w="70"/>
+              <w:right w:type="dxa" w:w="110"/>
+            </w:tcMar>
+          </w:tcPr>
+          <w:p>
+            <w:pPr>
+              <w:spacing w:after="40"/>
+            </w:pPr>
+            <w:r>
+              <w:rPr>
+                <w:rFonts w:ascii="Calibri" w:cs="Calibri" w:eastAsia="Calibri" w:hAnsi="Calibri"/>
+                <w:color w:val="2D2D2D"/>
                 <w:sz w:val="20"/>
                 <w:szCs w:val="20"/>
               </w:rPr>
@@ -943,7 +943,7 @@
             <w:r>
               <w:rPr>
                 <w:rFonts w:ascii="Calibri" w:cs="Calibri" w:eastAsia="Calibri" w:hAnsi="Calibri"/>
-                <w:color w:val="1F2A2E"/>
+                <w:color w:val="2D2D2D"/>
                 <w:sz w:val="20"/>
                 <w:szCs w:val="20"/>
               </w:rPr>
@@ -974,7 +974,7 @@
             <w:r>
               <w:rPr>
                 <w:rFonts w:ascii="Calibri" w:cs="Calibri" w:eastAsia="Calibri" w:hAnsi="Calibri"/>
-                <w:color w:val="1F2A2E"/>
+                <w:color w:val="2D2D2D"/>
                 <w:sz w:val="20"/>
                 <w:szCs w:val="20"/>
               </w:rPr>
@@ -996,22 +996,22 @@
               <w:bottom w:val="single" w:color="E7E0D2" w:sz="4"/>
               <w:right w:val="single" w:color="E7E0D2" w:sz="4"/>
             </w:tcBorders>
-            <w:shd w:fill="FBF9F4" w:color="auto" w:val="clear"/>
-            <w:tcMar>
-              <w:top w:type="dxa" w:w="70"/>
-              <w:left w:type="dxa" w:w="110"/>
-              <w:bottom w:type="dxa" w:w="70"/>
-              <w:right w:type="dxa" w:w="110"/>
-            </w:tcMar>
-          </w:tcPr>
-          <w:p>
-            <w:pPr>
-              <w:spacing w:after="40"/>
-            </w:pPr>
-            <w:r>
-              <w:rPr>
-                <w:rFonts w:ascii="Calibri" w:cs="Calibri" w:eastAsia="Calibri" w:hAnsi="Calibri"/>
-                <w:color w:val="1F2A2E"/>
+            <w:shd w:fill="F5F2E9" w:color="auto" w:val="clear"/>
+            <w:tcMar>
+              <w:top w:type="dxa" w:w="70"/>
+              <w:left w:type="dxa" w:w="110"/>
+              <w:bottom w:type="dxa" w:w="70"/>
+              <w:right w:type="dxa" w:w="110"/>
+            </w:tcMar>
+          </w:tcPr>
+          <w:p>
+            <w:pPr>
+              <w:spacing w:after="40"/>
+            </w:pPr>
+            <w:r>
+              <w:rPr>
+                <w:rFonts w:ascii="Calibri" w:cs="Calibri" w:eastAsia="Calibri" w:hAnsi="Calibri"/>
+                <w:color w:val="2D2D2D"/>
                 <w:sz w:val="20"/>
                 <w:szCs w:val="20"/>
               </w:rPr>
@@ -1028,22 +1028,22 @@
               <w:bottom w:val="single" w:color="E7E0D2" w:sz="4"/>
               <w:right w:val="single" w:color="E7E0D2" w:sz="4"/>
             </w:tcBorders>
-            <w:shd w:fill="FBF9F4" w:color="auto" w:val="clear"/>
-            <w:tcMar>
-              <w:top w:type="dxa" w:w="70"/>
-              <w:left w:type="dxa" w:w="110"/>
-              <w:bottom w:type="dxa" w:w="70"/>
-              <w:right w:type="dxa" w:w="110"/>
-            </w:tcMar>
-          </w:tcPr>
-          <w:p>
-            <w:pPr>
-              <w:spacing w:after="40"/>
-            </w:pPr>
-            <w:r>
-              <w:rPr>
-                <w:rFonts w:ascii="Calibri" w:cs="Calibri" w:eastAsia="Calibri" w:hAnsi="Calibri"/>
-                <w:color w:val="1F2A2E"/>
+            <w:shd w:fill="F5F2E9" w:color="auto" w:val="clear"/>
+            <w:tcMar>
+              <w:top w:type="dxa" w:w="70"/>
+              <w:left w:type="dxa" w:w="110"/>
+              <w:bottom w:type="dxa" w:w="70"/>
+              <w:right w:type="dxa" w:w="110"/>
+            </w:tcMar>
+          </w:tcPr>
+          <w:p>
+            <w:pPr>
+              <w:spacing w:after="40"/>
+            </w:pPr>
+            <w:r>
+              <w:rPr>
+                <w:rFonts w:ascii="Calibri" w:cs="Calibri" w:eastAsia="Calibri" w:hAnsi="Calibri"/>
+                <w:color w:val="2D2D2D"/>
                 <w:sz w:val="20"/>
                 <w:szCs w:val="20"/>
               </w:rPr>
@@ -1079,7 +1079,7 @@
             <w:r>
               <w:rPr>
                 <w:rFonts w:ascii="Calibri" w:cs="Calibri" w:eastAsia="Calibri" w:hAnsi="Calibri"/>
-                <w:color w:val="1F2A2E"/>
+                <w:color w:val="2D2D2D"/>
                 <w:sz w:val="20"/>
                 <w:szCs w:val="20"/>
               </w:rPr>
@@ -1110,7 +1110,7 @@
             <w:r>
               <w:rPr>
                 <w:rFonts w:ascii="Calibri" w:cs="Calibri" w:eastAsia="Calibri" w:hAnsi="Calibri"/>
-                <w:color w:val="1F2A2E"/>
+                <w:color w:val="2D2D2D"/>
                 <w:sz w:val="20"/>
                 <w:szCs w:val="20"/>
               </w:rPr>
@@ -1132,22 +1132,22 @@
               <w:bottom w:val="single" w:color="E7E0D2" w:sz="4"/>
               <w:right w:val="single" w:color="E7E0D2" w:sz="4"/>
             </w:tcBorders>
-            <w:shd w:fill="FBF9F4" w:color="auto" w:val="clear"/>
-            <w:tcMar>
-              <w:top w:type="dxa" w:w="70"/>
-              <w:left w:type="dxa" w:w="110"/>
-              <w:bottom w:type="dxa" w:w="70"/>
-              <w:right w:type="dxa" w:w="110"/>
-            </w:tcMar>
-          </w:tcPr>
-          <w:p>
-            <w:pPr>
-              <w:spacing w:after="40"/>
-            </w:pPr>
-            <w:r>
-              <w:rPr>
-                <w:rFonts w:ascii="Calibri" w:cs="Calibri" w:eastAsia="Calibri" w:hAnsi="Calibri"/>
-                <w:color w:val="1F2A2E"/>
+            <w:shd w:fill="F5F2E9" w:color="auto" w:val="clear"/>
+            <w:tcMar>
+              <w:top w:type="dxa" w:w="70"/>
+              <w:left w:type="dxa" w:w="110"/>
+              <w:bottom w:type="dxa" w:w="70"/>
+              <w:right w:type="dxa" w:w="110"/>
+            </w:tcMar>
+          </w:tcPr>
+          <w:p>
+            <w:pPr>
+              <w:spacing w:after="40"/>
+            </w:pPr>
+            <w:r>
+              <w:rPr>
+                <w:rFonts w:ascii="Calibri" w:cs="Calibri" w:eastAsia="Calibri" w:hAnsi="Calibri"/>
+                <w:color w:val="2D2D2D"/>
                 <w:sz w:val="20"/>
                 <w:szCs w:val="20"/>
               </w:rPr>
@@ -1164,22 +1164,22 @@
               <w:bottom w:val="single" w:color="E7E0D2" w:sz="4"/>
               <w:right w:val="single" w:color="E7E0D2" w:sz="4"/>
             </w:tcBorders>
-            <w:shd w:fill="FBF9F4" w:color="auto" w:val="clear"/>
-            <w:tcMar>
-              <w:top w:type="dxa" w:w="70"/>
-              <w:left w:type="dxa" w:w="110"/>
-              <w:bottom w:type="dxa" w:w="70"/>
-              <w:right w:type="dxa" w:w="110"/>
-            </w:tcMar>
-          </w:tcPr>
-          <w:p>
-            <w:pPr>
-              <w:spacing w:after="40"/>
-            </w:pPr>
-            <w:r>
-              <w:rPr>
-                <w:rFonts w:ascii="Calibri" w:cs="Calibri" w:eastAsia="Calibri" w:hAnsi="Calibri"/>
-                <w:color w:val="1F2A2E"/>
+            <w:shd w:fill="F5F2E9" w:color="auto" w:val="clear"/>
+            <w:tcMar>
+              <w:top w:type="dxa" w:w="70"/>
+              <w:left w:type="dxa" w:w="110"/>
+              <w:bottom w:type="dxa" w:w="70"/>
+              <w:right w:type="dxa" w:w="110"/>
+            </w:tcMar>
+          </w:tcPr>
+          <w:p>
+            <w:pPr>
+              <w:spacing w:after="40"/>
+            </w:pPr>
+            <w:r>
+              <w:rPr>
+                <w:rFonts w:ascii="Calibri" w:cs="Calibri" w:eastAsia="Calibri" w:hAnsi="Calibri"/>
+                <w:color w:val="2D2D2D"/>
                 <w:sz w:val="20"/>
                 <w:szCs w:val="20"/>
               </w:rPr>
@@ -1215,7 +1215,7 @@
             <w:r>
               <w:rPr>
                 <w:rFonts w:ascii="Calibri" w:cs="Calibri" w:eastAsia="Calibri" w:hAnsi="Calibri"/>
-                <w:color w:val="1F2A2E"/>
+                <w:color w:val="2D2D2D"/>
                 <w:sz w:val="20"/>
                 <w:szCs w:val="20"/>
               </w:rPr>
@@ -1246,7 +1246,7 @@
             <w:r>
               <w:rPr>
                 <w:rFonts w:ascii="Calibri" w:cs="Calibri" w:eastAsia="Calibri" w:hAnsi="Calibri"/>
-                <w:color w:val="1F2A2E"/>
+                <w:color w:val="2D2D2D"/>
                 <w:sz w:val="20"/>
                 <w:szCs w:val="20"/>
               </w:rPr>
@@ -1267,7 +1267,7 @@
           <w:rFonts w:ascii="Cambria" w:cs="Cambria" w:eastAsia="Cambria" w:hAnsi="Cambria"/>
           <w:b/>
           <w:bCs/>
-          <w:color w:val="0F766E"/>
+          <w:color w:val="1A237E"/>
           <w:sz w:val="36"/>
           <w:szCs w:val="36"/>
         </w:rPr>
@@ -1295,11 +1295,11 @@
             <w:tcW w:type="dxa" w:w="9026"/>
             <w:tcBorders>
               <w:top w:val="none" w:color="FFFFFF" w:sz="0"/>
-              <w:left w:val="single" w:color="0F766E" w:sz="24"/>
+              <w:left w:val="single" w:color="1A237E" w:sz="24"/>
               <w:bottom w:val="none" w:color="FFFFFF" w:sz="0"/>
               <w:right w:val="none" w:color="FFFFFF" w:sz="0"/>
             </w:tcBorders>
-            <w:shd w:fill="D9F2EE" w:color="auto" w:val="clear"/>
+            <w:shd w:fill="DDE0F2" w:color="auto" w:val="clear"/>
             <w:tcMar>
               <w:top w:type="dxa" w:w="110"/>
               <w:left w:type="dxa" w:w="180"/>
@@ -1314,7 +1314,7 @@
             <w:r>
               <w:rPr>
                 <w:rFonts w:ascii="Calibri" w:cs="Calibri" w:eastAsia="Calibri" w:hAnsi="Calibri"/>
-                <w:color w:val="1F2A2E"/>
+                <w:color w:val="2D2D2D"/>
                 <w:sz w:val="21"/>
                 <w:szCs w:val="21"/>
               </w:rPr>
@@ -1325,7 +1325,7 @@
                 <w:rFonts w:ascii="Calibri" w:cs="Calibri" w:eastAsia="Calibri" w:hAnsi="Calibri"/>
                 <w:b/>
                 <w:bCs/>
-                <w:color w:val="1F2A2E"/>
+                <w:color w:val="2D2D2D"/>
                 <w:sz w:val="21"/>
                 <w:szCs w:val="21"/>
               </w:rPr>
@@ -1334,7 +1334,7 @@
             <w:r>
               <w:rPr>
                 <w:rFonts w:ascii="Calibri" w:cs="Calibri" w:eastAsia="Calibri" w:hAnsi="Calibri"/>
-                <w:color w:val="1F2A2E"/>
+                <w:color w:val="2D2D2D"/>
                 <w:sz w:val="21"/>
                 <w:szCs w:val="21"/>
               </w:rPr>
@@ -1345,7 +1345,7 @@
                 <w:rFonts w:ascii="Calibri" w:cs="Calibri" w:eastAsia="Calibri" w:hAnsi="Calibri"/>
                 <w:b/>
                 <w:bCs/>
-                <w:color w:val="1F2A2E"/>
+                <w:color w:val="2D2D2D"/>
                 <w:sz w:val="21"/>
                 <w:szCs w:val="21"/>
               </w:rPr>
@@ -1354,7 +1354,7 @@
             <w:r>
               <w:rPr>
                 <w:rFonts w:ascii="Calibri" w:cs="Calibri" w:eastAsia="Calibri" w:hAnsi="Calibri"/>
-                <w:color w:val="1F2A2E"/>
+                <w:color w:val="2D2D2D"/>
                 <w:sz w:val="21"/>
                 <w:szCs w:val="21"/>
               </w:rPr>
@@ -1375,7 +1375,7 @@
           <w:rFonts w:ascii="Cambria" w:cs="Cambria" w:eastAsia="Cambria" w:hAnsi="Cambria"/>
           <w:b/>
           <w:bCs/>
-          <w:color w:val="0F766E"/>
+          <w:color w:val="1A237E"/>
           <w:sz w:val="36"/>
           <w:szCs w:val="36"/>
         </w:rPr>
@@ -1412,7 +1412,7 @@
               <w:bottom w:val="single" w:color="E7E0D2" w:sz="4"/>
               <w:right w:val="single" w:color="E7E0D2" w:sz="4"/>
             </w:tcBorders>
-            <w:shd w:fill="0F766E" w:color="auto" w:val="clear"/>
+            <w:shd w:fill="1A237E" w:color="auto" w:val="clear"/>
             <w:tcMar>
               <w:top w:type="dxa" w:w="70"/>
               <w:left w:type="dxa" w:w="110"/>
@@ -1446,7 +1446,7 @@
               <w:bottom w:val="single" w:color="E7E0D2" w:sz="4"/>
               <w:right w:val="single" w:color="E7E0D2" w:sz="4"/>
             </w:tcBorders>
-            <w:shd w:fill="0F766E" w:color="auto" w:val="clear"/>
+            <w:shd w:fill="1A237E" w:color="auto" w:val="clear"/>
             <w:tcMar>
               <w:top w:type="dxa" w:w="70"/>
               <w:left w:type="dxa" w:w="110"/>
@@ -1480,7 +1480,7 @@
               <w:bottom w:val="single" w:color="E7E0D2" w:sz="4"/>
               <w:right w:val="single" w:color="E7E0D2" w:sz="4"/>
             </w:tcBorders>
-            <w:shd w:fill="0F766E" w:color="auto" w:val="clear"/>
+            <w:shd w:fill="1A237E" w:color="auto" w:val="clear"/>
             <w:tcMar>
               <w:top w:type="dxa" w:w="70"/>
               <w:left w:type="dxa" w:w="110"/>
@@ -1533,7 +1533,7 @@
             <w:r>
               <w:rPr>
                 <w:rFonts w:ascii="Calibri" w:cs="Calibri" w:eastAsia="Calibri" w:hAnsi="Calibri"/>
-                <w:color w:val="1F2A2E"/>
+                <w:color w:val="2D2D2D"/>
                 <w:sz w:val="20"/>
                 <w:szCs w:val="20"/>
               </w:rPr>
@@ -1564,7 +1564,7 @@
             <w:r>
               <w:rPr>
                 <w:rFonts w:ascii="Calibri" w:cs="Calibri" w:eastAsia="Calibri" w:hAnsi="Calibri"/>
-                <w:color w:val="1F2A2E"/>
+                <w:color w:val="2D2D2D"/>
                 <w:sz w:val="20"/>
                 <w:szCs w:val="20"/>
               </w:rPr>
@@ -1595,7 +1595,7 @@
             <w:r>
               <w:rPr>
                 <w:rFonts w:ascii="Calibri" w:cs="Calibri" w:eastAsia="Calibri" w:hAnsi="Calibri"/>
-                <w:color w:val="1F2A2E"/>
+                <w:color w:val="2D2D2D"/>
                 <w:sz w:val="20"/>
                 <w:szCs w:val="20"/>
               </w:rPr>
@@ -1617,22 +1617,22 @@
               <w:bottom w:val="single" w:color="E7E0D2" w:sz="4"/>
               <w:right w:val="single" w:color="E7E0D2" w:sz="4"/>
             </w:tcBorders>
-            <w:shd w:fill="FBF9F4" w:color="auto" w:val="clear"/>
-            <w:tcMar>
-              <w:top w:type="dxa" w:w="70"/>
-              <w:left w:type="dxa" w:w="110"/>
-              <w:bottom w:type="dxa" w:w="70"/>
-              <w:right w:type="dxa" w:w="110"/>
-            </w:tcMar>
-          </w:tcPr>
-          <w:p>
-            <w:pPr>
-              <w:spacing w:after="40"/>
-            </w:pPr>
-            <w:r>
-              <w:rPr>
-                <w:rFonts w:ascii="Calibri" w:cs="Calibri" w:eastAsia="Calibri" w:hAnsi="Calibri"/>
-                <w:color w:val="1F2A2E"/>
+            <w:shd w:fill="F5F2E9" w:color="auto" w:val="clear"/>
+            <w:tcMar>
+              <w:top w:type="dxa" w:w="70"/>
+              <w:left w:type="dxa" w:w="110"/>
+              <w:bottom w:type="dxa" w:w="70"/>
+              <w:right w:type="dxa" w:w="110"/>
+            </w:tcMar>
+          </w:tcPr>
+          <w:p>
+            <w:pPr>
+              <w:spacing w:after="40"/>
+            </w:pPr>
+            <w:r>
+              <w:rPr>
+                <w:rFonts w:ascii="Calibri" w:cs="Calibri" w:eastAsia="Calibri" w:hAnsi="Calibri"/>
+                <w:color w:val="2D2D2D"/>
                 <w:sz w:val="20"/>
                 <w:szCs w:val="20"/>
               </w:rPr>
@@ -1649,22 +1649,22 @@
               <w:bottom w:val="single" w:color="E7E0D2" w:sz="4"/>
               <w:right w:val="single" w:color="E7E0D2" w:sz="4"/>
             </w:tcBorders>
-            <w:shd w:fill="FBF9F4" w:color="auto" w:val="clear"/>
-            <w:tcMar>
-              <w:top w:type="dxa" w:w="70"/>
-              <w:left w:type="dxa" w:w="110"/>
-              <w:bottom w:type="dxa" w:w="70"/>
-              <w:right w:type="dxa" w:w="110"/>
-            </w:tcMar>
-          </w:tcPr>
-          <w:p>
-            <w:pPr>
-              <w:spacing w:after="40"/>
-            </w:pPr>
-            <w:r>
-              <w:rPr>
-                <w:rFonts w:ascii="Calibri" w:cs="Calibri" w:eastAsia="Calibri" w:hAnsi="Calibri"/>
-                <w:color w:val="1F2A2E"/>
+            <w:shd w:fill="F5F2E9" w:color="auto" w:val="clear"/>
+            <w:tcMar>
+              <w:top w:type="dxa" w:w="70"/>
+              <w:left w:type="dxa" w:w="110"/>
+              <w:bottom w:type="dxa" w:w="70"/>
+              <w:right w:type="dxa" w:w="110"/>
+            </w:tcMar>
+          </w:tcPr>
+          <w:p>
+            <w:pPr>
+              <w:spacing w:after="40"/>
+            </w:pPr>
+            <w:r>
+              <w:rPr>
+                <w:rFonts w:ascii="Calibri" w:cs="Calibri" w:eastAsia="Calibri" w:hAnsi="Calibri"/>
+                <w:color w:val="2D2D2D"/>
                 <w:sz w:val="20"/>
                 <w:szCs w:val="20"/>
               </w:rPr>
@@ -1681,22 +1681,22 @@
               <w:bottom w:val="single" w:color="E7E0D2" w:sz="4"/>
               <w:right w:val="single" w:color="E7E0D2" w:sz="4"/>
             </w:tcBorders>
-            <w:shd w:fill="FBF9F4" w:color="auto" w:val="clear"/>
-            <w:tcMar>
-              <w:top w:type="dxa" w:w="70"/>
-              <w:left w:type="dxa" w:w="110"/>
-              <w:bottom w:type="dxa" w:w="70"/>
-              <w:right w:type="dxa" w:w="110"/>
-            </w:tcMar>
-          </w:tcPr>
-          <w:p>
-            <w:pPr>
-              <w:spacing w:after="40"/>
-            </w:pPr>
-            <w:r>
-              <w:rPr>
-                <w:rFonts w:ascii="Calibri" w:cs="Calibri" w:eastAsia="Calibri" w:hAnsi="Calibri"/>
-                <w:color w:val="1F2A2E"/>
+            <w:shd w:fill="F5F2E9" w:color="auto" w:val="clear"/>
+            <w:tcMar>
+              <w:top w:type="dxa" w:w="70"/>
+              <w:left w:type="dxa" w:w="110"/>
+              <w:bottom w:type="dxa" w:w="70"/>
+              <w:right w:type="dxa" w:w="110"/>
+            </w:tcMar>
+          </w:tcPr>
+          <w:p>
+            <w:pPr>
+              <w:spacing w:after="40"/>
+            </w:pPr>
+            <w:r>
+              <w:rPr>
+                <w:rFonts w:ascii="Calibri" w:cs="Calibri" w:eastAsia="Calibri" w:hAnsi="Calibri"/>
+                <w:color w:val="2D2D2D"/>
                 <w:sz w:val="20"/>
                 <w:szCs w:val="20"/>
               </w:rPr>
@@ -1732,7 +1732,7 @@
             <w:r>
               <w:rPr>
                 <w:rFonts w:ascii="Calibri" w:cs="Calibri" w:eastAsia="Calibri" w:hAnsi="Calibri"/>
-                <w:color w:val="1F2A2E"/>
+                <w:color w:val="2D2D2D"/>
                 <w:sz w:val="20"/>
                 <w:szCs w:val="20"/>
               </w:rPr>
@@ -1763,7 +1763,7 @@
             <w:r>
               <w:rPr>
                 <w:rFonts w:ascii="Calibri" w:cs="Calibri" w:eastAsia="Calibri" w:hAnsi="Calibri"/>
-                <w:color w:val="1F2A2E"/>
+                <w:color w:val="2D2D2D"/>
                 <w:sz w:val="20"/>
                 <w:szCs w:val="20"/>
               </w:rPr>
@@ -1794,7 +1794,7 @@
             <w:r>
               <w:rPr>
                 <w:rFonts w:ascii="Calibri" w:cs="Calibri" w:eastAsia="Calibri" w:hAnsi="Calibri"/>
-                <w:color w:val="1F2A2E"/>
+                <w:color w:val="2D2D2D"/>
                 <w:sz w:val="20"/>
                 <w:szCs w:val="20"/>
               </w:rPr>
@@ -1816,22 +1816,22 @@
               <w:bottom w:val="single" w:color="E7E0D2" w:sz="4"/>
               <w:right w:val="single" w:color="E7E0D2" w:sz="4"/>
             </w:tcBorders>
-            <w:shd w:fill="FBF9F4" w:color="auto" w:val="clear"/>
-            <w:tcMar>
-              <w:top w:type="dxa" w:w="70"/>
-              <w:left w:type="dxa" w:w="110"/>
-              <w:bottom w:type="dxa" w:w="70"/>
-              <w:right w:type="dxa" w:w="110"/>
-            </w:tcMar>
-          </w:tcPr>
-          <w:p>
-            <w:pPr>
-              <w:spacing w:after="40"/>
-            </w:pPr>
-            <w:r>
-              <w:rPr>
-                <w:rFonts w:ascii="Calibri" w:cs="Calibri" w:eastAsia="Calibri" w:hAnsi="Calibri"/>
-                <w:color w:val="1F2A2E"/>
+            <w:shd w:fill="F5F2E9" w:color="auto" w:val="clear"/>
+            <w:tcMar>
+              <w:top w:type="dxa" w:w="70"/>
+              <w:left w:type="dxa" w:w="110"/>
+              <w:bottom w:type="dxa" w:w="70"/>
+              <w:right w:type="dxa" w:w="110"/>
+            </w:tcMar>
+          </w:tcPr>
+          <w:p>
+            <w:pPr>
+              <w:spacing w:after="40"/>
+            </w:pPr>
+            <w:r>
+              <w:rPr>
+                <w:rFonts w:ascii="Calibri" w:cs="Calibri" w:eastAsia="Calibri" w:hAnsi="Calibri"/>
+                <w:color w:val="2D2D2D"/>
                 <w:sz w:val="20"/>
                 <w:szCs w:val="20"/>
               </w:rPr>
@@ -1848,22 +1848,22 @@
               <w:bottom w:val="single" w:color="E7E0D2" w:sz="4"/>
               <w:right w:val="single" w:color="E7E0D2" w:sz="4"/>
             </w:tcBorders>
-            <w:shd w:fill="FBF9F4" w:color="auto" w:val="clear"/>
-            <w:tcMar>
-              <w:top w:type="dxa" w:w="70"/>
-              <w:left w:type="dxa" w:w="110"/>
-              <w:bottom w:type="dxa" w:w="70"/>
-              <w:right w:type="dxa" w:w="110"/>
-            </w:tcMar>
-          </w:tcPr>
-          <w:p>
-            <w:pPr>
-              <w:spacing w:after="40"/>
-            </w:pPr>
-            <w:r>
-              <w:rPr>
-                <w:rFonts w:ascii="Calibri" w:cs="Calibri" w:eastAsia="Calibri" w:hAnsi="Calibri"/>
-                <w:color w:val="1F2A2E"/>
+            <w:shd w:fill="F5F2E9" w:color="auto" w:val="clear"/>
+            <w:tcMar>
+              <w:top w:type="dxa" w:w="70"/>
+              <w:left w:type="dxa" w:w="110"/>
+              <w:bottom w:type="dxa" w:w="70"/>
+              <w:right w:type="dxa" w:w="110"/>
+            </w:tcMar>
+          </w:tcPr>
+          <w:p>
+            <w:pPr>
+              <w:spacing w:after="40"/>
+            </w:pPr>
+            <w:r>
+              <w:rPr>
+                <w:rFonts w:ascii="Calibri" w:cs="Calibri" w:eastAsia="Calibri" w:hAnsi="Calibri"/>
+                <w:color w:val="2D2D2D"/>
                 <w:sz w:val="20"/>
                 <w:szCs w:val="20"/>
               </w:rPr>
@@ -1880,22 +1880,22 @@
               <w:bottom w:val="single" w:color="E7E0D2" w:sz="4"/>
               <w:right w:val="single" w:color="E7E0D2" w:sz="4"/>
             </w:tcBorders>
-            <w:shd w:fill="FBF9F4" w:color="auto" w:val="clear"/>
-            <w:tcMar>
-              <w:top w:type="dxa" w:w="70"/>
-              <w:left w:type="dxa" w:w="110"/>
-              <w:bottom w:type="dxa" w:w="70"/>
-              <w:right w:type="dxa" w:w="110"/>
-            </w:tcMar>
-          </w:tcPr>
-          <w:p>
-            <w:pPr>
-              <w:spacing w:after="40"/>
-            </w:pPr>
-            <w:r>
-              <w:rPr>
-                <w:rFonts w:ascii="Calibri" w:cs="Calibri" w:eastAsia="Calibri" w:hAnsi="Calibri"/>
-                <w:color w:val="1F2A2E"/>
+            <w:shd w:fill="F5F2E9" w:color="auto" w:val="clear"/>
+            <w:tcMar>
+              <w:top w:type="dxa" w:w="70"/>
+              <w:left w:type="dxa" w:w="110"/>
+              <w:bottom w:type="dxa" w:w="70"/>
+              <w:right w:type="dxa" w:w="110"/>
+            </w:tcMar>
+          </w:tcPr>
+          <w:p>
+            <w:pPr>
+              <w:spacing w:after="40"/>
+            </w:pPr>
+            <w:r>
+              <w:rPr>
+                <w:rFonts w:ascii="Calibri" w:cs="Calibri" w:eastAsia="Calibri" w:hAnsi="Calibri"/>
+                <w:color w:val="2D2D2D"/>
                 <w:sz w:val="20"/>
                 <w:szCs w:val="20"/>
               </w:rPr>
@@ -1931,7 +1931,7 @@
             <w:r>
               <w:rPr>
                 <w:rFonts w:ascii="Calibri" w:cs="Calibri" w:eastAsia="Calibri" w:hAnsi="Calibri"/>
-                <w:color w:val="1F2A2E"/>
+                <w:color w:val="2D2D2D"/>
                 <w:sz w:val="20"/>
                 <w:szCs w:val="20"/>
               </w:rPr>
@@ -1962,7 +1962,7 @@
             <w:r>
               <w:rPr>
                 <w:rFonts w:ascii="Calibri" w:cs="Calibri" w:eastAsia="Calibri" w:hAnsi="Calibri"/>
-                <w:color w:val="1F2A2E"/>
+                <w:color w:val="2D2D2D"/>
                 <w:sz w:val="20"/>
                 <w:szCs w:val="20"/>
               </w:rPr>
@@ -1993,7 +1993,7 @@
             <w:r>
               <w:rPr>
                 <w:rFonts w:ascii="Calibri" w:cs="Calibri" w:eastAsia="Calibri" w:hAnsi="Calibri"/>
-                <w:color w:val="1F2A2E"/>
+                <w:color w:val="2D2D2D"/>
                 <w:sz w:val="20"/>
                 <w:szCs w:val="20"/>
               </w:rPr>
@@ -2015,22 +2015,22 @@
               <w:bottom w:val="single" w:color="E7E0D2" w:sz="4"/>
               <w:right w:val="single" w:color="E7E0D2" w:sz="4"/>
             </w:tcBorders>
-            <w:shd w:fill="FBF9F4" w:color="auto" w:val="clear"/>
-            <w:tcMar>
-              <w:top w:type="dxa" w:w="70"/>
-              <w:left w:type="dxa" w:w="110"/>
-              <w:bottom w:type="dxa" w:w="70"/>
-              <w:right w:type="dxa" w:w="110"/>
-            </w:tcMar>
-          </w:tcPr>
-          <w:p>
-            <w:pPr>
-              <w:spacing w:after="40"/>
-            </w:pPr>
-            <w:r>
-              <w:rPr>
-                <w:rFonts w:ascii="Calibri" w:cs="Calibri" w:eastAsia="Calibri" w:hAnsi="Calibri"/>
-                <w:color w:val="1F2A2E"/>
+            <w:shd w:fill="F5F2E9" w:color="auto" w:val="clear"/>
+            <w:tcMar>
+              <w:top w:type="dxa" w:w="70"/>
+              <w:left w:type="dxa" w:w="110"/>
+              <w:bottom w:type="dxa" w:w="70"/>
+              <w:right w:type="dxa" w:w="110"/>
+            </w:tcMar>
+          </w:tcPr>
+          <w:p>
+            <w:pPr>
+              <w:spacing w:after="40"/>
+            </w:pPr>
+            <w:r>
+              <w:rPr>
+                <w:rFonts w:ascii="Calibri" w:cs="Calibri" w:eastAsia="Calibri" w:hAnsi="Calibri"/>
+                <w:color w:val="2D2D2D"/>
                 <w:sz w:val="20"/>
                 <w:szCs w:val="20"/>
               </w:rPr>
@@ -2047,22 +2047,22 @@
               <w:bottom w:val="single" w:color="E7E0D2" w:sz="4"/>
               <w:right w:val="single" w:color="E7E0D2" w:sz="4"/>
             </w:tcBorders>
-            <w:shd w:fill="FBF9F4" w:color="auto" w:val="clear"/>
-            <w:tcMar>
-              <w:top w:type="dxa" w:w="70"/>
-              <w:left w:type="dxa" w:w="110"/>
-              <w:bottom w:type="dxa" w:w="70"/>
-              <w:right w:type="dxa" w:w="110"/>
-            </w:tcMar>
-          </w:tcPr>
-          <w:p>
-            <w:pPr>
-              <w:spacing w:after="40"/>
-            </w:pPr>
-            <w:r>
-              <w:rPr>
-                <w:rFonts w:ascii="Calibri" w:cs="Calibri" w:eastAsia="Calibri" w:hAnsi="Calibri"/>
-                <w:color w:val="1F2A2E"/>
+            <w:shd w:fill="F5F2E9" w:color="auto" w:val="clear"/>
+            <w:tcMar>
+              <w:top w:type="dxa" w:w="70"/>
+              <w:left w:type="dxa" w:w="110"/>
+              <w:bottom w:type="dxa" w:w="70"/>
+              <w:right w:type="dxa" w:w="110"/>
+            </w:tcMar>
+          </w:tcPr>
+          <w:p>
+            <w:pPr>
+              <w:spacing w:after="40"/>
+            </w:pPr>
+            <w:r>
+              <w:rPr>
+                <w:rFonts w:ascii="Calibri" w:cs="Calibri" w:eastAsia="Calibri" w:hAnsi="Calibri"/>
+                <w:color w:val="2D2D2D"/>
                 <w:sz w:val="20"/>
                 <w:szCs w:val="20"/>
               </w:rPr>
@@ -2079,22 +2079,22 @@
               <w:bottom w:val="single" w:color="E7E0D2" w:sz="4"/>
               <w:right w:val="single" w:color="E7E0D2" w:sz="4"/>
             </w:tcBorders>
-            <w:shd w:fill="FBF9F4" w:color="auto" w:val="clear"/>
-            <w:tcMar>
-              <w:top w:type="dxa" w:w="70"/>
-              <w:left w:type="dxa" w:w="110"/>
-              <w:bottom w:type="dxa" w:w="70"/>
-              <w:right w:type="dxa" w:w="110"/>
-            </w:tcMar>
-          </w:tcPr>
-          <w:p>
-            <w:pPr>
-              <w:spacing w:after="40"/>
-            </w:pPr>
-            <w:r>
-              <w:rPr>
-                <w:rFonts w:ascii="Calibri" w:cs="Calibri" w:eastAsia="Calibri" w:hAnsi="Calibri"/>
-                <w:color w:val="1F2A2E"/>
+            <w:shd w:fill="F5F2E9" w:color="auto" w:val="clear"/>
+            <w:tcMar>
+              <w:top w:type="dxa" w:w="70"/>
+              <w:left w:type="dxa" w:w="110"/>
+              <w:bottom w:type="dxa" w:w="70"/>
+              <w:right w:type="dxa" w:w="110"/>
+            </w:tcMar>
+          </w:tcPr>
+          <w:p>
+            <w:pPr>
+              <w:spacing w:after="40"/>
+            </w:pPr>
+            <w:r>
+              <w:rPr>
+                <w:rFonts w:ascii="Calibri" w:cs="Calibri" w:eastAsia="Calibri" w:hAnsi="Calibri"/>
+                <w:color w:val="2D2D2D"/>
                 <w:sz w:val="20"/>
                 <w:szCs w:val="20"/>
               </w:rPr>
@@ -2130,7 +2130,7 @@
             <w:r>
               <w:rPr>
                 <w:rFonts w:ascii="Calibri" w:cs="Calibri" w:eastAsia="Calibri" w:hAnsi="Calibri"/>
-                <w:color w:val="1F2A2E"/>
+                <w:color w:val="2D2D2D"/>
                 <w:sz w:val="20"/>
                 <w:szCs w:val="20"/>
               </w:rPr>
@@ -2161,7 +2161,7 @@
             <w:r>
               <w:rPr>
                 <w:rFonts w:ascii="Calibri" w:cs="Calibri" w:eastAsia="Calibri" w:hAnsi="Calibri"/>
-                <w:color w:val="1F2A2E"/>
+                <w:color w:val="2D2D2D"/>
                 <w:sz w:val="20"/>
                 <w:szCs w:val="20"/>
               </w:rPr>
@@ -2192,7 +2192,7 @@
             <w:r>
               <w:rPr>
                 <w:rFonts w:ascii="Calibri" w:cs="Calibri" w:eastAsia="Calibri" w:hAnsi="Calibri"/>
-                <w:color w:val="1F2A2E"/>
+                <w:color w:val="2D2D2D"/>
                 <w:sz w:val="20"/>
                 <w:szCs w:val="20"/>
               </w:rPr>
@@ -2214,22 +2214,22 @@
               <w:bottom w:val="single" w:color="E7E0D2" w:sz="4"/>
               <w:right w:val="single" w:color="E7E0D2" w:sz="4"/>
             </w:tcBorders>
-            <w:shd w:fill="FBF9F4" w:color="auto" w:val="clear"/>
-            <w:tcMar>
-              <w:top w:type="dxa" w:w="70"/>
-              <w:left w:type="dxa" w:w="110"/>
-              <w:bottom w:type="dxa" w:w="70"/>
-              <w:right w:type="dxa" w:w="110"/>
-            </w:tcMar>
-          </w:tcPr>
-          <w:p>
-            <w:pPr>
-              <w:spacing w:after="40"/>
-            </w:pPr>
-            <w:r>
-              <w:rPr>
-                <w:rFonts w:ascii="Calibri" w:cs="Calibri" w:eastAsia="Calibri" w:hAnsi="Calibri"/>
-                <w:color w:val="1F2A2E"/>
+            <w:shd w:fill="F5F2E9" w:color="auto" w:val="clear"/>
+            <w:tcMar>
+              <w:top w:type="dxa" w:w="70"/>
+              <w:left w:type="dxa" w:w="110"/>
+              <w:bottom w:type="dxa" w:w="70"/>
+              <w:right w:type="dxa" w:w="110"/>
+            </w:tcMar>
+          </w:tcPr>
+          <w:p>
+            <w:pPr>
+              <w:spacing w:after="40"/>
+            </w:pPr>
+            <w:r>
+              <w:rPr>
+                <w:rFonts w:ascii="Calibri" w:cs="Calibri" w:eastAsia="Calibri" w:hAnsi="Calibri"/>
+                <w:color w:val="2D2D2D"/>
                 <w:sz w:val="20"/>
                 <w:szCs w:val="20"/>
               </w:rPr>
@@ -2246,22 +2246,22 @@
               <w:bottom w:val="single" w:color="E7E0D2" w:sz="4"/>
               <w:right w:val="single" w:color="E7E0D2" w:sz="4"/>
             </w:tcBorders>
-            <w:shd w:fill="FBF9F4" w:color="auto" w:val="clear"/>
-            <w:tcMar>
-              <w:top w:type="dxa" w:w="70"/>
-              <w:left w:type="dxa" w:w="110"/>
-              <w:bottom w:type="dxa" w:w="70"/>
-              <w:right w:type="dxa" w:w="110"/>
-            </w:tcMar>
-          </w:tcPr>
-          <w:p>
-            <w:pPr>
-              <w:spacing w:after="40"/>
-            </w:pPr>
-            <w:r>
-              <w:rPr>
-                <w:rFonts w:ascii="Calibri" w:cs="Calibri" w:eastAsia="Calibri" w:hAnsi="Calibri"/>
-                <w:color w:val="1F2A2E"/>
+            <w:shd w:fill="F5F2E9" w:color="auto" w:val="clear"/>
+            <w:tcMar>
+              <w:top w:type="dxa" w:w="70"/>
+              <w:left w:type="dxa" w:w="110"/>
+              <w:bottom w:type="dxa" w:w="70"/>
+              <w:right w:type="dxa" w:w="110"/>
+            </w:tcMar>
+          </w:tcPr>
+          <w:p>
+            <w:pPr>
+              <w:spacing w:after="40"/>
+            </w:pPr>
+            <w:r>
+              <w:rPr>
+                <w:rFonts w:ascii="Calibri" w:cs="Calibri" w:eastAsia="Calibri" w:hAnsi="Calibri"/>
+                <w:color w:val="2D2D2D"/>
                 <w:sz w:val="20"/>
                 <w:szCs w:val="20"/>
               </w:rPr>
@@ -2278,22 +2278,22 @@
               <w:bottom w:val="single" w:color="E7E0D2" w:sz="4"/>
               <w:right w:val="single" w:color="E7E0D2" w:sz="4"/>
             </w:tcBorders>
-            <w:shd w:fill="FBF9F4" w:color="auto" w:val="clear"/>
-            <w:tcMar>
-              <w:top w:type="dxa" w:w="70"/>
-              <w:left w:type="dxa" w:w="110"/>
-              <w:bottom w:type="dxa" w:w="70"/>
-              <w:right w:type="dxa" w:w="110"/>
-            </w:tcMar>
-          </w:tcPr>
-          <w:p>
-            <w:pPr>
-              <w:spacing w:after="40"/>
-            </w:pPr>
-            <w:r>
-              <w:rPr>
-                <w:rFonts w:ascii="Calibri" w:cs="Calibri" w:eastAsia="Calibri" w:hAnsi="Calibri"/>
-                <w:color w:val="1F2A2E"/>
+            <w:shd w:fill="F5F2E9" w:color="auto" w:val="clear"/>
+            <w:tcMar>
+              <w:top w:type="dxa" w:w="70"/>
+              <w:left w:type="dxa" w:w="110"/>
+              <w:bottom w:type="dxa" w:w="70"/>
+              <w:right w:type="dxa" w:w="110"/>
+            </w:tcMar>
+          </w:tcPr>
+          <w:p>
+            <w:pPr>
+              <w:spacing w:after="40"/>
+            </w:pPr>
+            <w:r>
+              <w:rPr>
+                <w:rFonts w:ascii="Calibri" w:cs="Calibri" w:eastAsia="Calibri" w:hAnsi="Calibri"/>
+                <w:color w:val="2D2D2D"/>
                 <w:sz w:val="20"/>
                 <w:szCs w:val="20"/>
               </w:rPr>
@@ -2314,7 +2314,7 @@
           <w:rFonts w:ascii="Cambria" w:cs="Cambria" w:eastAsia="Cambria" w:hAnsi="Cambria"/>
           <w:b/>
           <w:bCs/>
-          <w:color w:val="0F766E"/>
+          <w:color w:val="1A237E"/>
           <w:sz w:val="36"/>
           <w:szCs w:val="36"/>
         </w:rPr>
@@ -2351,7 +2351,7 @@
               <w:bottom w:val="single" w:color="E7E0D2" w:sz="4"/>
               <w:right w:val="single" w:color="E7E0D2" w:sz="4"/>
             </w:tcBorders>
-            <w:shd w:fill="0F766E" w:color="auto" w:val="clear"/>
+            <w:shd w:fill="1A237E" w:color="auto" w:val="clear"/>
             <w:tcMar>
               <w:top w:type="dxa" w:w="70"/>
               <w:left w:type="dxa" w:w="110"/>
@@ -2385,7 +2385,7 @@
               <w:bottom w:val="single" w:color="E7E0D2" w:sz="4"/>
               <w:right w:val="single" w:color="E7E0D2" w:sz="4"/>
             </w:tcBorders>
-            <w:shd w:fill="0F766E" w:color="auto" w:val="clear"/>
+            <w:shd w:fill="1A237E" w:color="auto" w:val="clear"/>
             <w:tcMar>
               <w:top w:type="dxa" w:w="70"/>
               <w:left w:type="dxa" w:w="110"/>
@@ -2419,7 +2419,7 @@
               <w:bottom w:val="single" w:color="E7E0D2" w:sz="4"/>
               <w:right w:val="single" w:color="E7E0D2" w:sz="4"/>
             </w:tcBorders>
-            <w:shd w:fill="0F766E" w:color="auto" w:val="clear"/>
+            <w:shd w:fill="1A237E" w:color="auto" w:val="clear"/>
             <w:tcMar>
               <w:top w:type="dxa" w:w="70"/>
               <w:left w:type="dxa" w:w="110"/>
@@ -2472,7 +2472,7 @@
             <w:r>
               <w:rPr>
                 <w:rFonts w:ascii="Calibri" w:cs="Calibri" w:eastAsia="Calibri" w:hAnsi="Calibri"/>
-                <w:color w:val="1F2A2E"/>
+                <w:color w:val="2D2D2D"/>
                 <w:sz w:val="20"/>
                 <w:szCs w:val="20"/>
               </w:rPr>
@@ -2503,7 +2503,7 @@
             <w:r>
               <w:rPr>
                 <w:rFonts w:ascii="Calibri" w:cs="Calibri" w:eastAsia="Calibri" w:hAnsi="Calibri"/>
-                <w:color w:val="1F2A2E"/>
+                <w:color w:val="2D2D2D"/>
                 <w:sz w:val="20"/>
                 <w:szCs w:val="20"/>
               </w:rPr>
@@ -2534,7 +2534,7 @@
             <w:r>
               <w:rPr>
                 <w:rFonts w:ascii="Calibri" w:cs="Calibri" w:eastAsia="Calibri" w:hAnsi="Calibri"/>
-                <w:color w:val="1F2A2E"/>
+                <w:color w:val="2D2D2D"/>
                 <w:sz w:val="20"/>
                 <w:szCs w:val="20"/>
               </w:rPr>
@@ -2556,22 +2556,22 @@
               <w:bottom w:val="single" w:color="E7E0D2" w:sz="4"/>
               <w:right w:val="single" w:color="E7E0D2" w:sz="4"/>
             </w:tcBorders>
-            <w:shd w:fill="FBF9F4" w:color="auto" w:val="clear"/>
-            <w:tcMar>
-              <w:top w:type="dxa" w:w="70"/>
-              <w:left w:type="dxa" w:w="110"/>
-              <w:bottom w:type="dxa" w:w="70"/>
-              <w:right w:type="dxa" w:w="110"/>
-            </w:tcMar>
-          </w:tcPr>
-          <w:p>
-            <w:pPr>
-              <w:spacing w:after="40"/>
-            </w:pPr>
-            <w:r>
-              <w:rPr>
-                <w:rFonts w:ascii="Calibri" w:cs="Calibri" w:eastAsia="Calibri" w:hAnsi="Calibri"/>
-                <w:color w:val="1F2A2E"/>
+            <w:shd w:fill="F5F2E9" w:color="auto" w:val="clear"/>
+            <w:tcMar>
+              <w:top w:type="dxa" w:w="70"/>
+              <w:left w:type="dxa" w:w="110"/>
+              <w:bottom w:type="dxa" w:w="70"/>
+              <w:right w:type="dxa" w:w="110"/>
+            </w:tcMar>
+          </w:tcPr>
+          <w:p>
+            <w:pPr>
+              <w:spacing w:after="40"/>
+            </w:pPr>
+            <w:r>
+              <w:rPr>
+                <w:rFonts w:ascii="Calibri" w:cs="Calibri" w:eastAsia="Calibri" w:hAnsi="Calibri"/>
+                <w:color w:val="2D2D2D"/>
                 <w:sz w:val="20"/>
                 <w:szCs w:val="20"/>
               </w:rPr>
@@ -2588,22 +2588,22 @@
               <w:bottom w:val="single" w:color="E7E0D2" w:sz="4"/>
               <w:right w:val="single" w:color="E7E0D2" w:sz="4"/>
             </w:tcBorders>
-            <w:shd w:fill="FBF9F4" w:color="auto" w:val="clear"/>
-            <w:tcMar>
-              <w:top w:type="dxa" w:w="70"/>
-              <w:left w:type="dxa" w:w="110"/>
-              <w:bottom w:type="dxa" w:w="70"/>
-              <w:right w:type="dxa" w:w="110"/>
-            </w:tcMar>
-          </w:tcPr>
-          <w:p>
-            <w:pPr>
-              <w:spacing w:after="40"/>
-            </w:pPr>
-            <w:r>
-              <w:rPr>
-                <w:rFonts w:ascii="Calibri" w:cs="Calibri" w:eastAsia="Calibri" w:hAnsi="Calibri"/>
-                <w:color w:val="1F2A2E"/>
+            <w:shd w:fill="F5F2E9" w:color="auto" w:val="clear"/>
+            <w:tcMar>
+              <w:top w:type="dxa" w:w="70"/>
+              <w:left w:type="dxa" w:w="110"/>
+              <w:bottom w:type="dxa" w:w="70"/>
+              <w:right w:type="dxa" w:w="110"/>
+            </w:tcMar>
+          </w:tcPr>
+          <w:p>
+            <w:pPr>
+              <w:spacing w:after="40"/>
+            </w:pPr>
+            <w:r>
+              <w:rPr>
+                <w:rFonts w:ascii="Calibri" w:cs="Calibri" w:eastAsia="Calibri" w:hAnsi="Calibri"/>
+                <w:color w:val="2D2D2D"/>
                 <w:sz w:val="20"/>
                 <w:szCs w:val="20"/>
               </w:rPr>
@@ -2620,22 +2620,22 @@
               <w:bottom w:val="single" w:color="E7E0D2" w:sz="4"/>
               <w:right w:val="single" w:color="E7E0D2" w:sz="4"/>
             </w:tcBorders>
-            <w:shd w:fill="FBF9F4" w:color="auto" w:val="clear"/>
-            <w:tcMar>
-              <w:top w:type="dxa" w:w="70"/>
-              <w:left w:type="dxa" w:w="110"/>
-              <w:bottom w:type="dxa" w:w="70"/>
-              <w:right w:type="dxa" w:w="110"/>
-            </w:tcMar>
-          </w:tcPr>
-          <w:p>
-            <w:pPr>
-              <w:spacing w:after="40"/>
-            </w:pPr>
-            <w:r>
-              <w:rPr>
-                <w:rFonts w:ascii="Calibri" w:cs="Calibri" w:eastAsia="Calibri" w:hAnsi="Calibri"/>
-                <w:color w:val="1F2A2E"/>
+            <w:shd w:fill="F5F2E9" w:color="auto" w:val="clear"/>
+            <w:tcMar>
+              <w:top w:type="dxa" w:w="70"/>
+              <w:left w:type="dxa" w:w="110"/>
+              <w:bottom w:type="dxa" w:w="70"/>
+              <w:right w:type="dxa" w:w="110"/>
+            </w:tcMar>
+          </w:tcPr>
+          <w:p>
+            <w:pPr>
+              <w:spacing w:after="40"/>
+            </w:pPr>
+            <w:r>
+              <w:rPr>
+                <w:rFonts w:ascii="Calibri" w:cs="Calibri" w:eastAsia="Calibri" w:hAnsi="Calibri"/>
+                <w:color w:val="2D2D2D"/>
                 <w:sz w:val="20"/>
                 <w:szCs w:val="20"/>
               </w:rPr>
@@ -2671,7 +2671,7 @@
             <w:r>
               <w:rPr>
                 <w:rFonts w:ascii="Calibri" w:cs="Calibri" w:eastAsia="Calibri" w:hAnsi="Calibri"/>
-                <w:color w:val="1F2A2E"/>
+                <w:color w:val="2D2D2D"/>
                 <w:sz w:val="20"/>
                 <w:szCs w:val="20"/>
               </w:rPr>
@@ -2702,7 +2702,7 @@
             <w:r>
               <w:rPr>
                 <w:rFonts w:ascii="Calibri" w:cs="Calibri" w:eastAsia="Calibri" w:hAnsi="Calibri"/>
-                <w:color w:val="1F2A2E"/>
+                <w:color w:val="2D2D2D"/>
                 <w:sz w:val="20"/>
                 <w:szCs w:val="20"/>
               </w:rPr>
@@ -2733,7 +2733,7 @@
             <w:r>
               <w:rPr>
                 <w:rFonts w:ascii="Calibri" w:cs="Calibri" w:eastAsia="Calibri" w:hAnsi="Calibri"/>
-                <w:color w:val="1F2A2E"/>
+                <w:color w:val="2D2D2D"/>
                 <w:sz w:val="20"/>
                 <w:szCs w:val="20"/>
               </w:rPr>
@@ -2754,7 +2754,7 @@
           <w:rFonts w:ascii="Calibri" w:cs="Calibri" w:eastAsia="Calibri" w:hAnsi="Calibri"/>
           <w:b/>
           <w:bCs/>
-          <w:color w:val="0F766E"/>
+          <w:color w:val="1A237E"/>
           <w:sz w:val="24"/>
           <w:szCs w:val="24"/>
         </w:rPr>
@@ -2775,7 +2775,7 @@
           <w:rFonts w:ascii="Calibri" w:cs="Calibri" w:eastAsia="Calibri" w:hAnsi="Calibri"/>
           <w:b/>
           <w:bCs/>
-          <w:color w:val="1F2A2E"/>
+          <w:color w:val="2D2D2D"/>
           <w:sz w:val="22"/>
           <w:szCs w:val="22"/>
         </w:rPr>
@@ -2784,7 +2784,7 @@
       <w:r>
         <w:rPr>
           <w:rFonts w:ascii="Calibri" w:cs="Calibri" w:eastAsia="Calibri" w:hAnsi="Calibri"/>
-          <w:color w:val="1F2A2E"/>
+          <w:color w:val="2D2D2D"/>
           <w:sz w:val="22"/>
           <w:szCs w:val="22"/>
         </w:rPr>
@@ -2805,7 +2805,7 @@
           <w:rFonts w:ascii="Calibri" w:cs="Calibri" w:eastAsia="Calibri" w:hAnsi="Calibri"/>
           <w:b/>
           <w:bCs/>
-          <w:color w:val="1F2A2E"/>
+          <w:color w:val="2D2D2D"/>
           <w:sz w:val="22"/>
           <w:szCs w:val="22"/>
         </w:rPr>
@@ -2814,7 +2814,7 @@
       <w:r>
         <w:rPr>
           <w:rFonts w:ascii="Calibri" w:cs="Calibri" w:eastAsia="Calibri" w:hAnsi="Calibri"/>
-          <w:color w:val="1F2A2E"/>
+          <w:color w:val="2D2D2D"/>
           <w:sz w:val="22"/>
           <w:szCs w:val="22"/>
         </w:rPr>
@@ -2835,7 +2835,7 @@
           <w:rFonts w:ascii="Calibri" w:cs="Calibri" w:eastAsia="Calibri" w:hAnsi="Calibri"/>
           <w:b/>
           <w:bCs/>
-          <w:color w:val="1F2A2E"/>
+          <w:color w:val="2D2D2D"/>
           <w:sz w:val="22"/>
           <w:szCs w:val="22"/>
         </w:rPr>
@@ -2844,7 +2844,7 @@
       <w:r>
         <w:rPr>
           <w:rFonts w:ascii="Calibri" w:cs="Calibri" w:eastAsia="Calibri" w:hAnsi="Calibri"/>
-          <w:color w:val="1F2A2E"/>
+          <w:color w:val="2D2D2D"/>
           <w:sz w:val="22"/>
           <w:szCs w:val="22"/>
         </w:rPr>
@@ -2862,7 +2862,7 @@
           <w:rFonts w:ascii="Cambria" w:cs="Cambria" w:eastAsia="Cambria" w:hAnsi="Cambria"/>
           <w:b/>
           <w:bCs/>
-          <w:color w:val="0F766E"/>
+          <w:color w:val="1A237E"/>
           <w:sz w:val="36"/>
           <w:szCs w:val="36"/>
         </w:rPr>
@@ -2880,7 +2880,7 @@
           <w:rFonts w:ascii="Cambria" w:cs="Cambria" w:eastAsia="Cambria" w:hAnsi="Cambria"/>
           <w:b/>
           <w:bCs/>
-          <w:color w:val="1F2A2E"/>
+          <w:color w:val="2D2D2D"/>
           <w:sz w:val="28"/>
           <w:szCs w:val="28"/>
         </w:rPr>
@@ -2899,7 +2899,7 @@
       <w:r>
         <w:rPr>
           <w:rFonts w:ascii="Calibri" w:cs="Calibri" w:eastAsia="Calibri" w:hAnsi="Calibri"/>
-          <w:color w:val="1F2A2E"/>
+          <w:color w:val="2D2D2D"/>
           <w:sz w:val="22"/>
           <w:szCs w:val="22"/>
         </w:rPr>
@@ -2918,7 +2918,7 @@
       <w:r>
         <w:rPr>
           <w:rFonts w:ascii="Calibri" w:cs="Calibri" w:eastAsia="Calibri" w:hAnsi="Calibri"/>
-          <w:color w:val="1F2A2E"/>
+          <w:color w:val="2D2D2D"/>
           <w:sz w:val="22"/>
           <w:szCs w:val="22"/>
         </w:rPr>
@@ -2937,7 +2937,7 @@
       <w:r>
         <w:rPr>
           <w:rFonts w:ascii="Calibri" w:cs="Calibri" w:eastAsia="Calibri" w:hAnsi="Calibri"/>
-          <w:color w:val="1F2A2E"/>
+          <w:color w:val="2D2D2D"/>
           <w:sz w:val="22"/>
           <w:szCs w:val="22"/>
         </w:rPr>
@@ -2956,7 +2956,7 @@
       <w:r>
         <w:rPr>
           <w:rFonts w:ascii="Calibri" w:cs="Calibri" w:eastAsia="Calibri" w:hAnsi="Calibri"/>
-          <w:color w:val="1F2A2E"/>
+          <w:color w:val="2D2D2D"/>
           <w:sz w:val="22"/>
           <w:szCs w:val="22"/>
         </w:rPr>
@@ -2975,7 +2975,7 @@
       <w:r>
         <w:rPr>
           <w:rFonts w:ascii="Calibri" w:cs="Calibri" w:eastAsia="Calibri" w:hAnsi="Calibri"/>
-          <w:color w:val="1F2A2E"/>
+          <w:color w:val="2D2D2D"/>
           <w:sz w:val="22"/>
           <w:szCs w:val="22"/>
         </w:rPr>
@@ -2994,7 +2994,7 @@
       <w:r>
         <w:rPr>
           <w:rFonts w:ascii="Calibri" w:cs="Calibri" w:eastAsia="Calibri" w:hAnsi="Calibri"/>
-          <w:color w:val="1F2A2E"/>
+          <w:color w:val="2D2D2D"/>
           <w:sz w:val="22"/>
           <w:szCs w:val="22"/>
         </w:rPr>
@@ -3013,7 +3013,7 @@
       <w:r>
         <w:rPr>
           <w:rFonts w:ascii="Calibri" w:cs="Calibri" w:eastAsia="Calibri" w:hAnsi="Calibri"/>
-          <w:color w:val="1F2A2E"/>
+          <w:color w:val="2D2D2D"/>
           <w:sz w:val="22"/>
           <w:szCs w:val="22"/>
         </w:rPr>
@@ -3032,7 +3032,7 @@
       <w:r>
         <w:rPr>
           <w:rFonts w:ascii="Calibri" w:cs="Calibri" w:eastAsia="Calibri" w:hAnsi="Calibri"/>
-          <w:color w:val="1F2A2E"/>
+          <w:color w:val="2D2D2D"/>
           <w:sz w:val="22"/>
           <w:szCs w:val="22"/>
         </w:rPr>
@@ -3050,7 +3050,7 @@
           <w:rFonts w:ascii="Cambria" w:cs="Cambria" w:eastAsia="Cambria" w:hAnsi="Cambria"/>
           <w:b/>
           <w:bCs/>
-          <w:color w:val="1F2A2E"/>
+          <w:color w:val="2D2D2D"/>
           <w:sz w:val="28"/>
           <w:szCs w:val="28"/>
         </w:rPr>
@@ -3069,7 +3069,7 @@
       <w:r>
         <w:rPr>
           <w:rFonts w:ascii="Calibri" w:cs="Calibri" w:eastAsia="Calibri" w:hAnsi="Calibri"/>
-          <w:color w:val="1F2A2E"/>
+          <w:color w:val="2D2D2D"/>
           <w:sz w:val="22"/>
           <w:szCs w:val="22"/>
         </w:rPr>
@@ -3088,7 +3088,7 @@
       <w:r>
         <w:rPr>
           <w:rFonts w:ascii="Calibri" w:cs="Calibri" w:eastAsia="Calibri" w:hAnsi="Calibri"/>
-          <w:color w:val="1F2A2E"/>
+          <w:color w:val="2D2D2D"/>
           <w:sz w:val="22"/>
           <w:szCs w:val="22"/>
         </w:rPr>
@@ -3107,7 +3107,7 @@
       <w:r>
         <w:rPr>
           <w:rFonts w:ascii="Calibri" w:cs="Calibri" w:eastAsia="Calibri" w:hAnsi="Calibri"/>
-          <w:color w:val="1F2A2E"/>
+          <w:color w:val="2D2D2D"/>
           <w:sz w:val="22"/>
           <w:szCs w:val="22"/>
         </w:rPr>
@@ -3126,7 +3126,7 @@
       <w:r>
         <w:rPr>
           <w:rFonts w:ascii="Calibri" w:cs="Calibri" w:eastAsia="Calibri" w:hAnsi="Calibri"/>
-          <w:color w:val="1F2A2E"/>
+          <w:color w:val="2D2D2D"/>
           <w:sz w:val="22"/>
           <w:szCs w:val="22"/>
         </w:rPr>
@@ -3145,7 +3145,7 @@
       <w:r>
         <w:rPr>
           <w:rFonts w:ascii="Calibri" w:cs="Calibri" w:eastAsia="Calibri" w:hAnsi="Calibri"/>
-          <w:color w:val="1F2A2E"/>
+          <w:color w:val="2D2D2D"/>
           <w:sz w:val="22"/>
           <w:szCs w:val="22"/>
         </w:rPr>
@@ -3164,7 +3164,7 @@
       <w:r>
         <w:rPr>
           <w:rFonts w:ascii="Calibri" w:cs="Calibri" w:eastAsia="Calibri" w:hAnsi="Calibri"/>
-          <w:color w:val="1F2A2E"/>
+          <w:color w:val="2D2D2D"/>
           <w:sz w:val="22"/>
           <w:szCs w:val="22"/>
         </w:rPr>
@@ -3182,7 +3182,7 @@
           <w:rFonts w:ascii="Cambria" w:cs="Cambria" w:eastAsia="Cambria" w:hAnsi="Cambria"/>
           <w:b/>
           <w:bCs/>
-          <w:color w:val="0F766E"/>
+          <w:color w:val="1A237E"/>
           <w:sz w:val="36"/>
           <w:szCs w:val="36"/>
         </w:rPr>
@@ -3196,7 +3196,7 @@
       <w:r>
         <w:rPr>
           <w:rFonts w:ascii="Calibri" w:cs="Calibri" w:eastAsia="Calibri" w:hAnsi="Calibri"/>
-          <w:color w:val="1F2A2E"/>
+          <w:color w:val="2D2D2D"/>
           <w:sz w:val="22"/>
           <w:szCs w:val="22"/>
         </w:rPr>
@@ -3207,7 +3207,7 @@
           <w:rFonts w:ascii="Calibri" w:cs="Calibri" w:eastAsia="Calibri" w:hAnsi="Calibri"/>
           <w:b/>
           <w:bCs/>
-          <w:color w:val="1F2A2E"/>
+          <w:color w:val="2D2D2D"/>
           <w:sz w:val="22"/>
           <w:szCs w:val="22"/>
         </w:rPr>
@@ -3216,7 +3216,7 @@
       <w:r>
         <w:rPr>
           <w:rFonts w:ascii="Calibri" w:cs="Calibri" w:eastAsia="Calibri" w:hAnsi="Calibri"/>
-          <w:color w:val="1F2A2E"/>
+          <w:color w:val="2D2D2D"/>
           <w:sz w:val="22"/>
           <w:szCs w:val="22"/>
         </w:rPr>
@@ -3227,7 +3227,7 @@
           <w:rFonts w:ascii="Calibri" w:cs="Calibri" w:eastAsia="Calibri" w:hAnsi="Calibri"/>
           <w:b/>
           <w:bCs/>
-          <w:color w:val="1F2A2E"/>
+          <w:color w:val="2D2D2D"/>
           <w:sz w:val="22"/>
           <w:szCs w:val="22"/>
         </w:rPr>
@@ -3236,7 +3236,7 @@
       <w:r>
         <w:rPr>
           <w:rFonts w:ascii="Calibri" w:cs="Calibri" w:eastAsia="Calibri" w:hAnsi="Calibri"/>
-          <w:color w:val="1F2A2E"/>
+          <w:color w:val="2D2D2D"/>
           <w:sz w:val="22"/>
           <w:szCs w:val="22"/>
         </w:rPr>
@@ -3247,7 +3247,7 @@
           <w:rFonts w:ascii="Calibri" w:cs="Calibri" w:eastAsia="Calibri" w:hAnsi="Calibri"/>
           <w:b/>
           <w:bCs/>
-          <w:color w:val="1F2A2E"/>
+          <w:color w:val="2D2D2D"/>
           <w:sz w:val="22"/>
           <w:szCs w:val="22"/>
         </w:rPr>
@@ -3256,7 +3256,7 @@
       <w:r>
         <w:rPr>
           <w:rFonts w:ascii="Calibri" w:cs="Calibri" w:eastAsia="Calibri" w:hAnsi="Calibri"/>
-          <w:color w:val="1F2A2E"/>
+          <w:color w:val="2D2D2D"/>
           <w:sz w:val="22"/>
           <w:szCs w:val="22"/>
         </w:rPr>
@@ -3293,7 +3293,7 @@
               <w:bottom w:val="single" w:color="E7E0D2" w:sz="4"/>
               <w:right w:val="single" w:color="E7E0D2" w:sz="4"/>
             </w:tcBorders>
-            <w:shd w:fill="0F766E" w:color="auto" w:val="clear"/>
+            <w:shd w:fill="1A237E" w:color="auto" w:val="clear"/>
             <w:tcMar>
               <w:top w:type="dxa" w:w="70"/>
               <w:left w:type="dxa" w:w="110"/>
@@ -3327,7 +3327,7 @@
               <w:bottom w:val="single" w:color="E7E0D2" w:sz="4"/>
               <w:right w:val="single" w:color="E7E0D2" w:sz="4"/>
             </w:tcBorders>
-            <w:shd w:fill="0F766E" w:color="auto" w:val="clear"/>
+            <w:shd w:fill="1A237E" w:color="auto" w:val="clear"/>
             <w:tcMar>
               <w:top w:type="dxa" w:w="70"/>
               <w:left w:type="dxa" w:w="110"/>
@@ -3361,7 +3361,7 @@
               <w:bottom w:val="single" w:color="E7E0D2" w:sz="4"/>
               <w:right w:val="single" w:color="E7E0D2" w:sz="4"/>
             </w:tcBorders>
-            <w:shd w:fill="0F766E" w:color="auto" w:val="clear"/>
+            <w:shd w:fill="1A237E" w:color="auto" w:val="clear"/>
             <w:tcMar>
               <w:top w:type="dxa" w:w="70"/>
               <w:left w:type="dxa" w:w="110"/>
@@ -3414,7 +3414,7 @@
             <w:r>
               <w:rPr>
                 <w:rFonts w:ascii="Calibri" w:cs="Calibri" w:eastAsia="Calibri" w:hAnsi="Calibri"/>
-                <w:color w:val="1F2A2E"/>
+                <w:color w:val="2D2D2D"/>
                 <w:sz w:val="20"/>
                 <w:szCs w:val="20"/>
               </w:rPr>
@@ -3445,7 +3445,7 @@
             <w:r>
               <w:rPr>
                 <w:rFonts w:ascii="Calibri" w:cs="Calibri" w:eastAsia="Calibri" w:hAnsi="Calibri"/>
-                <w:color w:val="1F2A2E"/>
+                <w:color w:val="2D2D2D"/>
                 <w:sz w:val="20"/>
                 <w:szCs w:val="20"/>
               </w:rPr>
@@ -3476,7 +3476,7 @@
             <w:r>
               <w:rPr>
                 <w:rFonts w:ascii="Calibri" w:cs="Calibri" w:eastAsia="Calibri" w:hAnsi="Calibri"/>
-                <w:color w:val="1F2A2E"/>
+                <w:color w:val="2D2D2D"/>
                 <w:sz w:val="20"/>
                 <w:szCs w:val="20"/>
               </w:rPr>
@@ -3498,22 +3498,22 @@
               <w:bottom w:val="single" w:color="E7E0D2" w:sz="4"/>
               <w:right w:val="single" w:color="E7E0D2" w:sz="4"/>
             </w:tcBorders>
-            <w:shd w:fill="FBF9F4" w:color="auto" w:val="clear"/>
-            <w:tcMar>
-              <w:top w:type="dxa" w:w="70"/>
-              <w:left w:type="dxa" w:w="110"/>
-              <w:bottom w:type="dxa" w:w="70"/>
-              <w:right w:type="dxa" w:w="110"/>
-            </w:tcMar>
-          </w:tcPr>
-          <w:p>
-            <w:pPr>
-              <w:spacing w:after="40"/>
-            </w:pPr>
-            <w:r>
-              <w:rPr>
-                <w:rFonts w:ascii="Calibri" w:cs="Calibri" w:eastAsia="Calibri" w:hAnsi="Calibri"/>
-                <w:color w:val="1F2A2E"/>
+            <w:shd w:fill="F5F2E9" w:color="auto" w:val="clear"/>
+            <w:tcMar>
+              <w:top w:type="dxa" w:w="70"/>
+              <w:left w:type="dxa" w:w="110"/>
+              <w:bottom w:type="dxa" w:w="70"/>
+              <w:right w:type="dxa" w:w="110"/>
+            </w:tcMar>
+          </w:tcPr>
+          <w:p>
+            <w:pPr>
+              <w:spacing w:after="40"/>
+            </w:pPr>
+            <w:r>
+              <w:rPr>
+                <w:rFonts w:ascii="Calibri" w:cs="Calibri" w:eastAsia="Calibri" w:hAnsi="Calibri"/>
+                <w:color w:val="2D2D2D"/>
                 <w:sz w:val="20"/>
                 <w:szCs w:val="20"/>
               </w:rPr>
@@ -3530,22 +3530,22 @@
               <w:bottom w:val="single" w:color="E7E0D2" w:sz="4"/>
               <w:right w:val="single" w:color="E7E0D2" w:sz="4"/>
             </w:tcBorders>
-            <w:shd w:fill="FBF9F4" w:color="auto" w:val="clear"/>
-            <w:tcMar>
-              <w:top w:type="dxa" w:w="70"/>
-              <w:left w:type="dxa" w:w="110"/>
-              <w:bottom w:type="dxa" w:w="70"/>
-              <w:right w:type="dxa" w:w="110"/>
-            </w:tcMar>
-          </w:tcPr>
-          <w:p>
-            <w:pPr>
-              <w:spacing w:after="40"/>
-            </w:pPr>
-            <w:r>
-              <w:rPr>
-                <w:rFonts w:ascii="Calibri" w:cs="Calibri" w:eastAsia="Calibri" w:hAnsi="Calibri"/>
-                <w:color w:val="1F2A2E"/>
+            <w:shd w:fill="F5F2E9" w:color="auto" w:val="clear"/>
+            <w:tcMar>
+              <w:top w:type="dxa" w:w="70"/>
+              <w:left w:type="dxa" w:w="110"/>
+              <w:bottom w:type="dxa" w:w="70"/>
+              <w:right w:type="dxa" w:w="110"/>
+            </w:tcMar>
+          </w:tcPr>
+          <w:p>
+            <w:pPr>
+              <w:spacing w:after="40"/>
+            </w:pPr>
+            <w:r>
+              <w:rPr>
+                <w:rFonts w:ascii="Calibri" w:cs="Calibri" w:eastAsia="Calibri" w:hAnsi="Calibri"/>
+                <w:color w:val="2D2D2D"/>
                 <w:sz w:val="20"/>
                 <w:szCs w:val="20"/>
               </w:rPr>
@@ -3562,22 +3562,22 @@
               <w:bottom w:val="single" w:color="E7E0D2" w:sz="4"/>
               <w:right w:val="single" w:color="E7E0D2" w:sz="4"/>
             </w:tcBorders>
-            <w:shd w:fill="FBF9F4" w:color="auto" w:val="clear"/>
-            <w:tcMar>
-              <w:top w:type="dxa" w:w="70"/>
-              <w:left w:type="dxa" w:w="110"/>
-              <w:bottom w:type="dxa" w:w="70"/>
-              <w:right w:type="dxa" w:w="110"/>
-            </w:tcMar>
-          </w:tcPr>
-          <w:p>
-            <w:pPr>
-              <w:spacing w:after="40"/>
-            </w:pPr>
-            <w:r>
-              <w:rPr>
-                <w:rFonts w:ascii="Calibri" w:cs="Calibri" w:eastAsia="Calibri" w:hAnsi="Calibri"/>
-                <w:color w:val="1F2A2E"/>
+            <w:shd w:fill="F5F2E9" w:color="auto" w:val="clear"/>
+            <w:tcMar>
+              <w:top w:type="dxa" w:w="70"/>
+              <w:left w:type="dxa" w:w="110"/>
+              <w:bottom w:type="dxa" w:w="70"/>
+              <w:right w:type="dxa" w:w="110"/>
+            </w:tcMar>
+          </w:tcPr>
+          <w:p>
+            <w:pPr>
+              <w:spacing w:after="40"/>
+            </w:pPr>
+            <w:r>
+              <w:rPr>
+                <w:rFonts w:ascii="Calibri" w:cs="Calibri" w:eastAsia="Calibri" w:hAnsi="Calibri"/>
+                <w:color w:val="2D2D2D"/>
                 <w:sz w:val="20"/>
                 <w:szCs w:val="20"/>
               </w:rPr>
@@ -3613,7 +3613,7 @@
             <w:r>
               <w:rPr>
                 <w:rFonts w:ascii="Calibri" w:cs="Calibri" w:eastAsia="Calibri" w:hAnsi="Calibri"/>
-                <w:color w:val="1F2A2E"/>
+                <w:color w:val="2D2D2D"/>
                 <w:sz w:val="20"/>
                 <w:szCs w:val="20"/>
               </w:rPr>
@@ -3644,7 +3644,7 @@
             <w:r>
               <w:rPr>
                 <w:rFonts w:ascii="Calibri" w:cs="Calibri" w:eastAsia="Calibri" w:hAnsi="Calibri"/>
-                <w:color w:val="1F2A2E"/>
+                <w:color w:val="2D2D2D"/>
                 <w:sz w:val="20"/>
                 <w:szCs w:val="20"/>
               </w:rPr>
@@ -3675,7 +3675,7 @@
             <w:r>
               <w:rPr>
                 <w:rFonts w:ascii="Calibri" w:cs="Calibri" w:eastAsia="Calibri" w:hAnsi="Calibri"/>
-                <w:color w:val="1F2A2E"/>
+                <w:color w:val="2D2D2D"/>
                 <w:sz w:val="20"/>
                 <w:szCs w:val="20"/>
               </w:rPr>
@@ -3697,22 +3697,22 @@
               <w:bottom w:val="single" w:color="E7E0D2" w:sz="4"/>
               <w:right w:val="single" w:color="E7E0D2" w:sz="4"/>
             </w:tcBorders>
-            <w:shd w:fill="FBF9F4" w:color="auto" w:val="clear"/>
-            <w:tcMar>
-              <w:top w:type="dxa" w:w="70"/>
-              <w:left w:type="dxa" w:w="110"/>
-              <w:bottom w:type="dxa" w:w="70"/>
-              <w:right w:type="dxa" w:w="110"/>
-            </w:tcMar>
-          </w:tcPr>
-          <w:p>
-            <w:pPr>
-              <w:spacing w:after="40"/>
-            </w:pPr>
-            <w:r>
-              <w:rPr>
-                <w:rFonts w:ascii="Calibri" w:cs="Calibri" w:eastAsia="Calibri" w:hAnsi="Calibri"/>
-                <w:color w:val="1F2A2E"/>
+            <w:shd w:fill="F5F2E9" w:color="auto" w:val="clear"/>
+            <w:tcMar>
+              <w:top w:type="dxa" w:w="70"/>
+              <w:left w:type="dxa" w:w="110"/>
+              <w:bottom w:type="dxa" w:w="70"/>
+              <w:right w:type="dxa" w:w="110"/>
+            </w:tcMar>
+          </w:tcPr>
+          <w:p>
+            <w:pPr>
+              <w:spacing w:after="40"/>
+            </w:pPr>
+            <w:r>
+              <w:rPr>
+                <w:rFonts w:ascii="Calibri" w:cs="Calibri" w:eastAsia="Calibri" w:hAnsi="Calibri"/>
+                <w:color w:val="2D2D2D"/>
                 <w:sz w:val="20"/>
                 <w:szCs w:val="20"/>
               </w:rPr>
@@ -3729,22 +3729,22 @@
               <w:bottom w:val="single" w:color="E7E0D2" w:sz="4"/>
               <w:right w:val="single" w:color="E7E0D2" w:sz="4"/>
             </w:tcBorders>
-            <w:shd w:fill="FBF9F4" w:color="auto" w:val="clear"/>
-            <w:tcMar>
-              <w:top w:type="dxa" w:w="70"/>
-              <w:left w:type="dxa" w:w="110"/>
-              <w:bottom w:type="dxa" w:w="70"/>
-              <w:right w:type="dxa" w:w="110"/>
-            </w:tcMar>
-          </w:tcPr>
-          <w:p>
-            <w:pPr>
-              <w:spacing w:after="40"/>
-            </w:pPr>
-            <w:r>
-              <w:rPr>
-                <w:rFonts w:ascii="Calibri" w:cs="Calibri" w:eastAsia="Calibri" w:hAnsi="Calibri"/>
-                <w:color w:val="1F2A2E"/>
+            <w:shd w:fill="F5F2E9" w:color="auto" w:val="clear"/>
+            <w:tcMar>
+              <w:top w:type="dxa" w:w="70"/>
+              <w:left w:type="dxa" w:w="110"/>
+              <w:bottom w:type="dxa" w:w="70"/>
+              <w:right w:type="dxa" w:w="110"/>
+            </w:tcMar>
+          </w:tcPr>
+          <w:p>
+            <w:pPr>
+              <w:spacing w:after="40"/>
+            </w:pPr>
+            <w:r>
+              <w:rPr>
+                <w:rFonts w:ascii="Calibri" w:cs="Calibri" w:eastAsia="Calibri" w:hAnsi="Calibri"/>
+                <w:color w:val="2D2D2D"/>
                 <w:sz w:val="20"/>
                 <w:szCs w:val="20"/>
               </w:rPr>
@@ -3761,22 +3761,22 @@
               <w:bottom w:val="single" w:color="E7E0D2" w:sz="4"/>
               <w:right w:val="single" w:color="E7E0D2" w:sz="4"/>
             </w:tcBorders>
-            <w:shd w:fill="FBF9F4" w:color="auto" w:val="clear"/>
-            <w:tcMar>
-              <w:top w:type="dxa" w:w="70"/>
-              <w:left w:type="dxa" w:w="110"/>
-              <w:bottom w:type="dxa" w:w="70"/>
-              <w:right w:type="dxa" w:w="110"/>
-            </w:tcMar>
-          </w:tcPr>
-          <w:p>
-            <w:pPr>
-              <w:spacing w:after="40"/>
-            </w:pPr>
-            <w:r>
-              <w:rPr>
-                <w:rFonts w:ascii="Calibri" w:cs="Calibri" w:eastAsia="Calibri" w:hAnsi="Calibri"/>
-                <w:color w:val="1F2A2E"/>
+            <w:shd w:fill="F5F2E9" w:color="auto" w:val="clear"/>
+            <w:tcMar>
+              <w:top w:type="dxa" w:w="70"/>
+              <w:left w:type="dxa" w:w="110"/>
+              <w:bottom w:type="dxa" w:w="70"/>
+              <w:right w:type="dxa" w:w="110"/>
+            </w:tcMar>
+          </w:tcPr>
+          <w:p>
+            <w:pPr>
+              <w:spacing w:after="40"/>
+            </w:pPr>
+            <w:r>
+              <w:rPr>
+                <w:rFonts w:ascii="Calibri" w:cs="Calibri" w:eastAsia="Calibri" w:hAnsi="Calibri"/>
+                <w:color w:val="2D2D2D"/>
                 <w:sz w:val="20"/>
                 <w:szCs w:val="20"/>
               </w:rPr>
@@ -3812,7 +3812,7 @@
             <w:r>
               <w:rPr>
                 <w:rFonts w:ascii="Calibri" w:cs="Calibri" w:eastAsia="Calibri" w:hAnsi="Calibri"/>
-                <w:color w:val="1F2A2E"/>
+                <w:color w:val="2D2D2D"/>
                 <w:sz w:val="20"/>
                 <w:szCs w:val="20"/>
               </w:rPr>
@@ -3843,7 +3843,7 @@
             <w:r>
               <w:rPr>
                 <w:rFonts w:ascii="Calibri" w:cs="Calibri" w:eastAsia="Calibri" w:hAnsi="Calibri"/>
-                <w:color w:val="1F2A2E"/>
+                <w:color w:val="2D2D2D"/>
                 <w:sz w:val="20"/>
                 <w:szCs w:val="20"/>
               </w:rPr>
@@ -3874,7 +3874,7 @@
             <w:r>
               <w:rPr>
                 <w:rFonts w:ascii="Calibri" w:cs="Calibri" w:eastAsia="Calibri" w:hAnsi="Calibri"/>
-                <w:color w:val="1F2A2E"/>
+                <w:color w:val="2D2D2D"/>
                 <w:sz w:val="20"/>
                 <w:szCs w:val="20"/>
               </w:rPr>
@@ -3896,22 +3896,22 @@
               <w:bottom w:val="single" w:color="E7E0D2" w:sz="4"/>
               <w:right w:val="single" w:color="E7E0D2" w:sz="4"/>
             </w:tcBorders>
-            <w:shd w:fill="FBF9F4" w:color="auto" w:val="clear"/>
-            <w:tcMar>
-              <w:top w:type="dxa" w:w="70"/>
-              <w:left w:type="dxa" w:w="110"/>
-              <w:bottom w:type="dxa" w:w="70"/>
-              <w:right w:type="dxa" w:w="110"/>
-            </w:tcMar>
-          </w:tcPr>
-          <w:p>
-            <w:pPr>
-              <w:spacing w:after="40"/>
-            </w:pPr>
-            <w:r>
-              <w:rPr>
-                <w:rFonts w:ascii="Calibri" w:cs="Calibri" w:eastAsia="Calibri" w:hAnsi="Calibri"/>
-                <w:color w:val="1F2A2E"/>
+            <w:shd w:fill="F5F2E9" w:color="auto" w:val="clear"/>
+            <w:tcMar>
+              <w:top w:type="dxa" w:w="70"/>
+              <w:left w:type="dxa" w:w="110"/>
+              <w:bottom w:type="dxa" w:w="70"/>
+              <w:right w:type="dxa" w:w="110"/>
+            </w:tcMar>
+          </w:tcPr>
+          <w:p>
+            <w:pPr>
+              <w:spacing w:after="40"/>
+            </w:pPr>
+            <w:r>
+              <w:rPr>
+                <w:rFonts w:ascii="Calibri" w:cs="Calibri" w:eastAsia="Calibri" w:hAnsi="Calibri"/>
+                <w:color w:val="2D2D2D"/>
                 <w:sz w:val="20"/>
                 <w:szCs w:val="20"/>
               </w:rPr>
@@ -3928,22 +3928,22 @@
               <w:bottom w:val="single" w:color="E7E0D2" w:sz="4"/>
               <w:right w:val="single" w:color="E7E0D2" w:sz="4"/>
             </w:tcBorders>
-            <w:shd w:fill="FBF9F4" w:color="auto" w:val="clear"/>
-            <w:tcMar>
-              <w:top w:type="dxa" w:w="70"/>
-              <w:left w:type="dxa" w:w="110"/>
-              <w:bottom w:type="dxa" w:w="70"/>
-              <w:right w:type="dxa" w:w="110"/>
-            </w:tcMar>
-          </w:tcPr>
-          <w:p>
-            <w:pPr>
-              <w:spacing w:after="40"/>
-            </w:pPr>
-            <w:r>
-              <w:rPr>
-                <w:rFonts w:ascii="Calibri" w:cs="Calibri" w:eastAsia="Calibri" w:hAnsi="Calibri"/>
-                <w:color w:val="1F2A2E"/>
+            <w:shd w:fill="F5F2E9" w:color="auto" w:val="clear"/>
+            <w:tcMar>
+              <w:top w:type="dxa" w:w="70"/>
+              <w:left w:type="dxa" w:w="110"/>
+              <w:bottom w:type="dxa" w:w="70"/>
+              <w:right w:type="dxa" w:w="110"/>
+            </w:tcMar>
+          </w:tcPr>
+          <w:p>
+            <w:pPr>
+              <w:spacing w:after="40"/>
+            </w:pPr>
+            <w:r>
+              <w:rPr>
+                <w:rFonts w:ascii="Calibri" w:cs="Calibri" w:eastAsia="Calibri" w:hAnsi="Calibri"/>
+                <w:color w:val="2D2D2D"/>
                 <w:sz w:val="20"/>
                 <w:szCs w:val="20"/>
               </w:rPr>
@@ -3960,22 +3960,22 @@
               <w:bottom w:val="single" w:color="E7E0D2" w:sz="4"/>
               <w:right w:val="single" w:color="E7E0D2" w:sz="4"/>
             </w:tcBorders>
-            <w:shd w:fill="FBF9F4" w:color="auto" w:val="clear"/>
-            <w:tcMar>
-              <w:top w:type="dxa" w:w="70"/>
-              <w:left w:type="dxa" w:w="110"/>
-              <w:bottom w:type="dxa" w:w="70"/>
-              <w:right w:type="dxa" w:w="110"/>
-            </w:tcMar>
-          </w:tcPr>
-          <w:p>
-            <w:pPr>
-              <w:spacing w:after="40"/>
-            </w:pPr>
-            <w:r>
-              <w:rPr>
-                <w:rFonts w:ascii="Calibri" w:cs="Calibri" w:eastAsia="Calibri" w:hAnsi="Calibri"/>
-                <w:color w:val="1F2A2E"/>
+            <w:shd w:fill="F5F2E9" w:color="auto" w:val="clear"/>
+            <w:tcMar>
+              <w:top w:type="dxa" w:w="70"/>
+              <w:left w:type="dxa" w:w="110"/>
+              <w:bottom w:type="dxa" w:w="70"/>
+              <w:right w:type="dxa" w:w="110"/>
+            </w:tcMar>
+          </w:tcPr>
+          <w:p>
+            <w:pPr>
+              <w:spacing w:after="40"/>
+            </w:pPr>
+            <w:r>
+              <w:rPr>
+                <w:rFonts w:ascii="Calibri" w:cs="Calibri" w:eastAsia="Calibri" w:hAnsi="Calibri"/>
+                <w:color w:val="2D2D2D"/>
                 <w:sz w:val="20"/>
                 <w:szCs w:val="20"/>
               </w:rPr>
@@ -4011,7 +4011,7 @@
             <w:r>
               <w:rPr>
                 <w:rFonts w:ascii="Calibri" w:cs="Calibri" w:eastAsia="Calibri" w:hAnsi="Calibri"/>
-                <w:color w:val="1F2A2E"/>
+                <w:color w:val="2D2D2D"/>
                 <w:sz w:val="20"/>
                 <w:szCs w:val="20"/>
               </w:rPr>
@@ -4042,7 +4042,7 @@
             <w:r>
               <w:rPr>
                 <w:rFonts w:ascii="Calibri" w:cs="Calibri" w:eastAsia="Calibri" w:hAnsi="Calibri"/>
-                <w:color w:val="1F2A2E"/>
+                <w:color w:val="2D2D2D"/>
                 <w:sz w:val="20"/>
                 <w:szCs w:val="20"/>
               </w:rPr>
@@ -4073,7 +4073,7 @@
             <w:r>
               <w:rPr>
                 <w:rFonts w:ascii="Calibri" w:cs="Calibri" w:eastAsia="Calibri" w:hAnsi="Calibri"/>
-                <w:color w:val="1F2A2E"/>
+                <w:color w:val="2D2D2D"/>
                 <w:sz w:val="20"/>
                 <w:szCs w:val="20"/>
               </w:rPr>
@@ -4095,22 +4095,22 @@
               <w:bottom w:val="single" w:color="E7E0D2" w:sz="4"/>
               <w:right w:val="single" w:color="E7E0D2" w:sz="4"/>
             </w:tcBorders>
-            <w:shd w:fill="FBF9F4" w:color="auto" w:val="clear"/>
-            <w:tcMar>
-              <w:top w:type="dxa" w:w="70"/>
-              <w:left w:type="dxa" w:w="110"/>
-              <w:bottom w:type="dxa" w:w="70"/>
-              <w:right w:type="dxa" w:w="110"/>
-            </w:tcMar>
-          </w:tcPr>
-          <w:p>
-            <w:pPr>
-              <w:spacing w:after="40"/>
-            </w:pPr>
-            <w:r>
-              <w:rPr>
-                <w:rFonts w:ascii="Calibri" w:cs="Calibri" w:eastAsia="Calibri" w:hAnsi="Calibri"/>
-                <w:color w:val="1F2A2E"/>
+            <w:shd w:fill="F5F2E9" w:color="auto" w:val="clear"/>
+            <w:tcMar>
+              <w:top w:type="dxa" w:w="70"/>
+              <w:left w:type="dxa" w:w="110"/>
+              <w:bottom w:type="dxa" w:w="70"/>
+              <w:right w:type="dxa" w:w="110"/>
+            </w:tcMar>
+          </w:tcPr>
+          <w:p>
+            <w:pPr>
+              <w:spacing w:after="40"/>
+            </w:pPr>
+            <w:r>
+              <w:rPr>
+                <w:rFonts w:ascii="Calibri" w:cs="Calibri" w:eastAsia="Calibri" w:hAnsi="Calibri"/>
+                <w:color w:val="2D2D2D"/>
                 <w:sz w:val="20"/>
                 <w:szCs w:val="20"/>
               </w:rPr>
@@ -4127,22 +4127,22 @@
               <w:bottom w:val="single" w:color="E7E0D2" w:sz="4"/>
               <w:right w:val="single" w:color="E7E0D2" w:sz="4"/>
             </w:tcBorders>
-            <w:shd w:fill="FBF9F4" w:color="auto" w:val="clear"/>
-            <w:tcMar>
-              <w:top w:type="dxa" w:w="70"/>
-              <w:left w:type="dxa" w:w="110"/>
-              <w:bottom w:type="dxa" w:w="70"/>
-              <w:right w:type="dxa" w:w="110"/>
-            </w:tcMar>
-          </w:tcPr>
-          <w:p>
-            <w:pPr>
-              <w:spacing w:after="40"/>
-            </w:pPr>
-            <w:r>
-              <w:rPr>
-                <w:rFonts w:ascii="Calibri" w:cs="Calibri" w:eastAsia="Calibri" w:hAnsi="Calibri"/>
-                <w:color w:val="1F2A2E"/>
+            <w:shd w:fill="F5F2E9" w:color="auto" w:val="clear"/>
+            <w:tcMar>
+              <w:top w:type="dxa" w:w="70"/>
+              <w:left w:type="dxa" w:w="110"/>
+              <w:bottom w:type="dxa" w:w="70"/>
+              <w:right w:type="dxa" w:w="110"/>
+            </w:tcMar>
+          </w:tcPr>
+          <w:p>
+            <w:pPr>
+              <w:spacing w:after="40"/>
+            </w:pPr>
+            <w:r>
+              <w:rPr>
+                <w:rFonts w:ascii="Calibri" w:cs="Calibri" w:eastAsia="Calibri" w:hAnsi="Calibri"/>
+                <w:color w:val="2D2D2D"/>
                 <w:sz w:val="20"/>
                 <w:szCs w:val="20"/>
               </w:rPr>
@@ -4159,22 +4159,22 @@
               <w:bottom w:val="single" w:color="E7E0D2" w:sz="4"/>
               <w:right w:val="single" w:color="E7E0D2" w:sz="4"/>
             </w:tcBorders>
-            <w:shd w:fill="FBF9F4" w:color="auto" w:val="clear"/>
-            <w:tcMar>
-              <w:top w:type="dxa" w:w="70"/>
-              <w:left w:type="dxa" w:w="110"/>
-              <w:bottom w:type="dxa" w:w="70"/>
-              <w:right w:type="dxa" w:w="110"/>
-            </w:tcMar>
-          </w:tcPr>
-          <w:p>
-            <w:pPr>
-              <w:spacing w:after="40"/>
-            </w:pPr>
-            <w:r>
-              <w:rPr>
-                <w:rFonts w:ascii="Calibri" w:cs="Calibri" w:eastAsia="Calibri" w:hAnsi="Calibri"/>
-                <w:color w:val="1F2A2E"/>
+            <w:shd w:fill="F5F2E9" w:color="auto" w:val="clear"/>
+            <w:tcMar>
+              <w:top w:type="dxa" w:w="70"/>
+              <w:left w:type="dxa" w:w="110"/>
+              <w:bottom w:type="dxa" w:w="70"/>
+              <w:right w:type="dxa" w:w="110"/>
+            </w:tcMar>
+          </w:tcPr>
+          <w:p>
+            <w:pPr>
+              <w:spacing w:after="40"/>
+            </w:pPr>
+            <w:r>
+              <w:rPr>
+                <w:rFonts w:ascii="Calibri" w:cs="Calibri" w:eastAsia="Calibri" w:hAnsi="Calibri"/>
+                <w:color w:val="2D2D2D"/>
                 <w:sz w:val="20"/>
                 <w:szCs w:val="20"/>
               </w:rPr>
@@ -4210,7 +4210,7 @@
             <w:r>
               <w:rPr>
                 <w:rFonts w:ascii="Calibri" w:cs="Calibri" w:eastAsia="Calibri" w:hAnsi="Calibri"/>
-                <w:color w:val="1F2A2E"/>
+                <w:color w:val="2D2D2D"/>
                 <w:sz w:val="20"/>
                 <w:szCs w:val="20"/>
               </w:rPr>
@@ -4241,7 +4241,7 @@
             <w:r>
               <w:rPr>
                 <w:rFonts w:ascii="Calibri" w:cs="Calibri" w:eastAsia="Calibri" w:hAnsi="Calibri"/>
-                <w:color w:val="1F2A2E"/>
+                <w:color w:val="2D2D2D"/>
                 <w:sz w:val="20"/>
                 <w:szCs w:val="20"/>
               </w:rPr>
@@ -4272,7 +4272,7 @@
             <w:r>
               <w:rPr>
                 <w:rFonts w:ascii="Calibri" w:cs="Calibri" w:eastAsia="Calibri" w:hAnsi="Calibri"/>
-                <w:color w:val="1F2A2E"/>
+                <w:color w:val="2D2D2D"/>
                 <w:sz w:val="20"/>
                 <w:szCs w:val="20"/>
               </w:rPr>
@@ -4294,22 +4294,22 @@
               <w:bottom w:val="single" w:color="E7E0D2" w:sz="4"/>
               <w:right w:val="single" w:color="E7E0D2" w:sz="4"/>
             </w:tcBorders>
-            <w:shd w:fill="FBF9F4" w:color="auto" w:val="clear"/>
-            <w:tcMar>
-              <w:top w:type="dxa" w:w="70"/>
-              <w:left w:type="dxa" w:w="110"/>
-              <w:bottom w:type="dxa" w:w="70"/>
-              <w:right w:type="dxa" w:w="110"/>
-            </w:tcMar>
-          </w:tcPr>
-          <w:p>
-            <w:pPr>
-              <w:spacing w:after="40"/>
-            </w:pPr>
-            <w:r>
-              <w:rPr>
-                <w:rFonts w:ascii="Calibri" w:cs="Calibri" w:eastAsia="Calibri" w:hAnsi="Calibri"/>
-                <w:color w:val="1F2A2E"/>
+            <w:shd w:fill="F5F2E9" w:color="auto" w:val="clear"/>
+            <w:tcMar>
+              <w:top w:type="dxa" w:w="70"/>
+              <w:left w:type="dxa" w:w="110"/>
+              <w:bottom w:type="dxa" w:w="70"/>
+              <w:right w:type="dxa" w:w="110"/>
+            </w:tcMar>
+          </w:tcPr>
+          <w:p>
+            <w:pPr>
+              <w:spacing w:after="40"/>
+            </w:pPr>
+            <w:r>
+              <w:rPr>
+                <w:rFonts w:ascii="Calibri" w:cs="Calibri" w:eastAsia="Calibri" w:hAnsi="Calibri"/>
+                <w:color w:val="2D2D2D"/>
                 <w:sz w:val="20"/>
                 <w:szCs w:val="20"/>
               </w:rPr>
@@ -4326,22 +4326,22 @@
               <w:bottom w:val="single" w:color="E7E0D2" w:sz="4"/>
               <w:right w:val="single" w:color="E7E0D2" w:sz="4"/>
             </w:tcBorders>
-            <w:shd w:fill="FBF9F4" w:color="auto" w:val="clear"/>
-            <w:tcMar>
-              <w:top w:type="dxa" w:w="70"/>
-              <w:left w:type="dxa" w:w="110"/>
-              <w:bottom w:type="dxa" w:w="70"/>
-              <w:right w:type="dxa" w:w="110"/>
-            </w:tcMar>
-          </w:tcPr>
-          <w:p>
-            <w:pPr>
-              <w:spacing w:after="40"/>
-            </w:pPr>
-            <w:r>
-              <w:rPr>
-                <w:rFonts w:ascii="Calibri" w:cs="Calibri" w:eastAsia="Calibri" w:hAnsi="Calibri"/>
-                <w:color w:val="1F2A2E"/>
+            <w:shd w:fill="F5F2E9" w:color="auto" w:val="clear"/>
+            <w:tcMar>
+              <w:top w:type="dxa" w:w="70"/>
+              <w:left w:type="dxa" w:w="110"/>
+              <w:bottom w:type="dxa" w:w="70"/>
+              <w:right w:type="dxa" w:w="110"/>
+            </w:tcMar>
+          </w:tcPr>
+          <w:p>
+            <w:pPr>
+              <w:spacing w:after="40"/>
+            </w:pPr>
+            <w:r>
+              <w:rPr>
+                <w:rFonts w:ascii="Calibri" w:cs="Calibri" w:eastAsia="Calibri" w:hAnsi="Calibri"/>
+                <w:color w:val="2D2D2D"/>
                 <w:sz w:val="20"/>
                 <w:szCs w:val="20"/>
               </w:rPr>
@@ -4358,22 +4358,22 @@
               <w:bottom w:val="single" w:color="E7E0D2" w:sz="4"/>
               <w:right w:val="single" w:color="E7E0D2" w:sz="4"/>
             </w:tcBorders>
-            <w:shd w:fill="FBF9F4" w:color="auto" w:val="clear"/>
-            <w:tcMar>
-              <w:top w:type="dxa" w:w="70"/>
-              <w:left w:type="dxa" w:w="110"/>
-              <w:bottom w:type="dxa" w:w="70"/>
-              <w:right w:type="dxa" w:w="110"/>
-            </w:tcMar>
-          </w:tcPr>
-          <w:p>
-            <w:pPr>
-              <w:spacing w:after="40"/>
-            </w:pPr>
-            <w:r>
-              <w:rPr>
-                <w:rFonts w:ascii="Calibri" w:cs="Calibri" w:eastAsia="Calibri" w:hAnsi="Calibri"/>
-                <w:color w:val="1F2A2E"/>
+            <w:shd w:fill="F5F2E9" w:color="auto" w:val="clear"/>
+            <w:tcMar>
+              <w:top w:type="dxa" w:w="70"/>
+              <w:left w:type="dxa" w:w="110"/>
+              <w:bottom w:type="dxa" w:w="70"/>
+              <w:right w:type="dxa" w:w="110"/>
+            </w:tcMar>
+          </w:tcPr>
+          <w:p>
+            <w:pPr>
+              <w:spacing w:after="40"/>
+            </w:pPr>
+            <w:r>
+              <w:rPr>
+                <w:rFonts w:ascii="Calibri" w:cs="Calibri" w:eastAsia="Calibri" w:hAnsi="Calibri"/>
+                <w:color w:val="2D2D2D"/>
                 <w:sz w:val="20"/>
                 <w:szCs w:val="20"/>
               </w:rPr>
@@ -4409,7 +4409,7 @@
             <w:r>
               <w:rPr>
                 <w:rFonts w:ascii="Calibri" w:cs="Calibri" w:eastAsia="Calibri" w:hAnsi="Calibri"/>
-                <w:color w:val="1F2A2E"/>
+                <w:color w:val="2D2D2D"/>
                 <w:sz w:val="20"/>
                 <w:szCs w:val="20"/>
               </w:rPr>
@@ -4440,7 +4440,7 @@
             <w:r>
               <w:rPr>
                 <w:rFonts w:ascii="Calibri" w:cs="Calibri" w:eastAsia="Calibri" w:hAnsi="Calibri"/>
-                <w:color w:val="1F2A2E"/>
+                <w:color w:val="2D2D2D"/>
                 <w:sz w:val="20"/>
                 <w:szCs w:val="20"/>
               </w:rPr>
@@ -4471,7 +4471,7 @@
             <w:r>
               <w:rPr>
                 <w:rFonts w:ascii="Calibri" w:cs="Calibri" w:eastAsia="Calibri" w:hAnsi="Calibri"/>
-                <w:color w:val="1F2A2E"/>
+                <w:color w:val="2D2D2D"/>
                 <w:sz w:val="20"/>
                 <w:szCs w:val="20"/>
               </w:rPr>
@@ -4493,22 +4493,22 @@
               <w:bottom w:val="single" w:color="E7E0D2" w:sz="4"/>
               <w:right w:val="single" w:color="E7E0D2" w:sz="4"/>
             </w:tcBorders>
-            <w:shd w:fill="FBF9F4" w:color="auto" w:val="clear"/>
-            <w:tcMar>
-              <w:top w:type="dxa" w:w="70"/>
-              <w:left w:type="dxa" w:w="110"/>
-              <w:bottom w:type="dxa" w:w="70"/>
-              <w:right w:type="dxa" w:w="110"/>
-            </w:tcMar>
-          </w:tcPr>
-          <w:p>
-            <w:pPr>
-              <w:spacing w:after="40"/>
-            </w:pPr>
-            <w:r>
-              <w:rPr>
-                <w:rFonts w:ascii="Calibri" w:cs="Calibri" w:eastAsia="Calibri" w:hAnsi="Calibri"/>
-                <w:color w:val="1F2A2E"/>
+            <w:shd w:fill="F5F2E9" w:color="auto" w:val="clear"/>
+            <w:tcMar>
+              <w:top w:type="dxa" w:w="70"/>
+              <w:left w:type="dxa" w:w="110"/>
+              <w:bottom w:type="dxa" w:w="70"/>
+              <w:right w:type="dxa" w:w="110"/>
+            </w:tcMar>
+          </w:tcPr>
+          <w:p>
+            <w:pPr>
+              <w:spacing w:after="40"/>
+            </w:pPr>
+            <w:r>
+              <w:rPr>
+                <w:rFonts w:ascii="Calibri" w:cs="Calibri" w:eastAsia="Calibri" w:hAnsi="Calibri"/>
+                <w:color w:val="2D2D2D"/>
                 <w:sz w:val="20"/>
                 <w:szCs w:val="20"/>
               </w:rPr>
@@ -4525,22 +4525,22 @@
               <w:bottom w:val="single" w:color="E7E0D2" w:sz="4"/>
               <w:right w:val="single" w:color="E7E0D2" w:sz="4"/>
             </w:tcBorders>
-            <w:shd w:fill="FBF9F4" w:color="auto" w:val="clear"/>
-            <w:tcMar>
-              <w:top w:type="dxa" w:w="70"/>
-              <w:left w:type="dxa" w:w="110"/>
-              <w:bottom w:type="dxa" w:w="70"/>
-              <w:right w:type="dxa" w:w="110"/>
-            </w:tcMar>
-          </w:tcPr>
-          <w:p>
-            <w:pPr>
-              <w:spacing w:after="40"/>
-            </w:pPr>
-            <w:r>
-              <w:rPr>
-                <w:rFonts w:ascii="Calibri" w:cs="Calibri" w:eastAsia="Calibri" w:hAnsi="Calibri"/>
-                <w:color w:val="1F2A2E"/>
+            <w:shd w:fill="F5F2E9" w:color="auto" w:val="clear"/>
+            <w:tcMar>
+              <w:top w:type="dxa" w:w="70"/>
+              <w:left w:type="dxa" w:w="110"/>
+              <w:bottom w:type="dxa" w:w="70"/>
+              <w:right w:type="dxa" w:w="110"/>
+            </w:tcMar>
+          </w:tcPr>
+          <w:p>
+            <w:pPr>
+              <w:spacing w:after="40"/>
+            </w:pPr>
+            <w:r>
+              <w:rPr>
+                <w:rFonts w:ascii="Calibri" w:cs="Calibri" w:eastAsia="Calibri" w:hAnsi="Calibri"/>
+                <w:color w:val="2D2D2D"/>
                 <w:sz w:val="20"/>
                 <w:szCs w:val="20"/>
               </w:rPr>
@@ -4557,22 +4557,22 @@
               <w:bottom w:val="single" w:color="E7E0D2" w:sz="4"/>
               <w:right w:val="single" w:color="E7E0D2" w:sz="4"/>
             </w:tcBorders>
-            <w:shd w:fill="FBF9F4" w:color="auto" w:val="clear"/>
-            <w:tcMar>
-              <w:top w:type="dxa" w:w="70"/>
-              <w:left w:type="dxa" w:w="110"/>
-              <w:bottom w:type="dxa" w:w="70"/>
-              <w:right w:type="dxa" w:w="110"/>
-            </w:tcMar>
-          </w:tcPr>
-          <w:p>
-            <w:pPr>
-              <w:spacing w:after="40"/>
-            </w:pPr>
-            <w:r>
-              <w:rPr>
-                <w:rFonts w:ascii="Calibri" w:cs="Calibri" w:eastAsia="Calibri" w:hAnsi="Calibri"/>
-                <w:color w:val="1F2A2E"/>
+            <w:shd w:fill="F5F2E9" w:color="auto" w:val="clear"/>
+            <w:tcMar>
+              <w:top w:type="dxa" w:w="70"/>
+              <w:left w:type="dxa" w:w="110"/>
+              <w:bottom w:type="dxa" w:w="70"/>
+              <w:right w:type="dxa" w:w="110"/>
+            </w:tcMar>
+          </w:tcPr>
+          <w:p>
+            <w:pPr>
+              <w:spacing w:after="40"/>
+            </w:pPr>
+            <w:r>
+              <w:rPr>
+                <w:rFonts w:ascii="Calibri" w:cs="Calibri" w:eastAsia="Calibri" w:hAnsi="Calibri"/>
+                <w:color w:val="2D2D2D"/>
                 <w:sz w:val="20"/>
                 <w:szCs w:val="20"/>
               </w:rPr>
@@ -4608,7 +4608,7 @@
             <w:r>
               <w:rPr>
                 <w:rFonts w:ascii="Calibri" w:cs="Calibri" w:eastAsia="Calibri" w:hAnsi="Calibri"/>
-                <w:color w:val="1F2A2E"/>
+                <w:color w:val="2D2D2D"/>
                 <w:sz w:val="20"/>
                 <w:szCs w:val="20"/>
               </w:rPr>
@@ -4639,7 +4639,7 @@
             <w:r>
               <w:rPr>
                 <w:rFonts w:ascii="Calibri" w:cs="Calibri" w:eastAsia="Calibri" w:hAnsi="Calibri"/>
-                <w:color w:val="1F2A2E"/>
+                <w:color w:val="2D2D2D"/>
                 <w:sz w:val="20"/>
                 <w:szCs w:val="20"/>
               </w:rPr>
@@ -4670,7 +4670,7 @@
             <w:r>
               <w:rPr>
                 <w:rFonts w:ascii="Calibri" w:cs="Calibri" w:eastAsia="Calibri" w:hAnsi="Calibri"/>
-                <w:color w:val="1F2A2E"/>
+                <w:color w:val="2D2D2D"/>
                 <w:sz w:val="20"/>
                 <w:szCs w:val="20"/>
               </w:rPr>
@@ -4692,22 +4692,22 @@
               <w:bottom w:val="single" w:color="E7E0D2" w:sz="4"/>
               <w:right w:val="single" w:color="E7E0D2" w:sz="4"/>
             </w:tcBorders>
-            <w:shd w:fill="FBF9F4" w:color="auto" w:val="clear"/>
-            <w:tcMar>
-              <w:top w:type="dxa" w:w="70"/>
-              <w:left w:type="dxa" w:w="110"/>
-              <w:bottom w:type="dxa" w:w="70"/>
-              <w:right w:type="dxa" w:w="110"/>
-            </w:tcMar>
-          </w:tcPr>
-          <w:p>
-            <w:pPr>
-              <w:spacing w:after="40"/>
-            </w:pPr>
-            <w:r>
-              <w:rPr>
-                <w:rFonts w:ascii="Calibri" w:cs="Calibri" w:eastAsia="Calibri" w:hAnsi="Calibri"/>
-                <w:color w:val="1F2A2E"/>
+            <w:shd w:fill="F5F2E9" w:color="auto" w:val="clear"/>
+            <w:tcMar>
+              <w:top w:type="dxa" w:w="70"/>
+              <w:left w:type="dxa" w:w="110"/>
+              <w:bottom w:type="dxa" w:w="70"/>
+              <w:right w:type="dxa" w:w="110"/>
+            </w:tcMar>
+          </w:tcPr>
+          <w:p>
+            <w:pPr>
+              <w:spacing w:after="40"/>
+            </w:pPr>
+            <w:r>
+              <w:rPr>
+                <w:rFonts w:ascii="Calibri" w:cs="Calibri" w:eastAsia="Calibri" w:hAnsi="Calibri"/>
+                <w:color w:val="2D2D2D"/>
                 <w:sz w:val="20"/>
                 <w:szCs w:val="20"/>
               </w:rPr>
@@ -4724,22 +4724,22 @@
               <w:bottom w:val="single" w:color="E7E0D2" w:sz="4"/>
               <w:right w:val="single" w:color="E7E0D2" w:sz="4"/>
             </w:tcBorders>
-            <w:shd w:fill="FBF9F4" w:color="auto" w:val="clear"/>
-            <w:tcMar>
-              <w:top w:type="dxa" w:w="70"/>
-              <w:left w:type="dxa" w:w="110"/>
-              <w:bottom w:type="dxa" w:w="70"/>
-              <w:right w:type="dxa" w:w="110"/>
-            </w:tcMar>
-          </w:tcPr>
-          <w:p>
-            <w:pPr>
-              <w:spacing w:after="40"/>
-            </w:pPr>
-            <w:r>
-              <w:rPr>
-                <w:rFonts w:ascii="Calibri" w:cs="Calibri" w:eastAsia="Calibri" w:hAnsi="Calibri"/>
-                <w:color w:val="1F2A2E"/>
+            <w:shd w:fill="F5F2E9" w:color="auto" w:val="clear"/>
+            <w:tcMar>
+              <w:top w:type="dxa" w:w="70"/>
+              <w:left w:type="dxa" w:w="110"/>
+              <w:bottom w:type="dxa" w:w="70"/>
+              <w:right w:type="dxa" w:w="110"/>
+            </w:tcMar>
+          </w:tcPr>
+          <w:p>
+            <w:pPr>
+              <w:spacing w:after="40"/>
+            </w:pPr>
+            <w:r>
+              <w:rPr>
+                <w:rFonts w:ascii="Calibri" w:cs="Calibri" w:eastAsia="Calibri" w:hAnsi="Calibri"/>
+                <w:color w:val="2D2D2D"/>
                 <w:sz w:val="20"/>
                 <w:szCs w:val="20"/>
               </w:rPr>
@@ -4756,22 +4756,22 @@
               <w:bottom w:val="single" w:color="E7E0D2" w:sz="4"/>
               <w:right w:val="single" w:color="E7E0D2" w:sz="4"/>
             </w:tcBorders>
-            <w:shd w:fill="FBF9F4" w:color="auto" w:val="clear"/>
-            <w:tcMar>
-              <w:top w:type="dxa" w:w="70"/>
-              <w:left w:type="dxa" w:w="110"/>
-              <w:bottom w:type="dxa" w:w="70"/>
-              <w:right w:type="dxa" w:w="110"/>
-            </w:tcMar>
-          </w:tcPr>
-          <w:p>
-            <w:pPr>
-              <w:spacing w:after="40"/>
-            </w:pPr>
-            <w:r>
-              <w:rPr>
-                <w:rFonts w:ascii="Calibri" w:cs="Calibri" w:eastAsia="Calibri" w:hAnsi="Calibri"/>
-                <w:color w:val="1F2A2E"/>
+            <w:shd w:fill="F5F2E9" w:color="auto" w:val="clear"/>
+            <w:tcMar>
+              <w:top w:type="dxa" w:w="70"/>
+              <w:left w:type="dxa" w:w="110"/>
+              <w:bottom w:type="dxa" w:w="70"/>
+              <w:right w:type="dxa" w:w="110"/>
+            </w:tcMar>
+          </w:tcPr>
+          <w:p>
+            <w:pPr>
+              <w:spacing w:after="40"/>
+            </w:pPr>
+            <w:r>
+              <w:rPr>
+                <w:rFonts w:ascii="Calibri" w:cs="Calibri" w:eastAsia="Calibri" w:hAnsi="Calibri"/>
+                <w:color w:val="2D2D2D"/>
                 <w:sz w:val="20"/>
                 <w:szCs w:val="20"/>
               </w:rPr>
@@ -4807,7 +4807,7 @@
             <w:r>
               <w:rPr>
                 <w:rFonts w:ascii="Calibri" w:cs="Calibri" w:eastAsia="Calibri" w:hAnsi="Calibri"/>
-                <w:color w:val="1F2A2E"/>
+                <w:color w:val="2D2D2D"/>
                 <w:sz w:val="20"/>
                 <w:szCs w:val="20"/>
               </w:rPr>
@@ -4838,7 +4838,7 @@
             <w:r>
               <w:rPr>
                 <w:rFonts w:ascii="Calibri" w:cs="Calibri" w:eastAsia="Calibri" w:hAnsi="Calibri"/>
-                <w:color w:val="1F2A2E"/>
+                <w:color w:val="2D2D2D"/>
                 <w:sz w:val="20"/>
                 <w:szCs w:val="20"/>
               </w:rPr>
@@ -4869,7 +4869,7 @@
             <w:r>
               <w:rPr>
                 <w:rFonts w:ascii="Calibri" w:cs="Calibri" w:eastAsia="Calibri" w:hAnsi="Calibri"/>
-                <w:color w:val="1F2A2E"/>
+                <w:color w:val="2D2D2D"/>
                 <w:sz w:val="20"/>
                 <w:szCs w:val="20"/>
               </w:rPr>
@@ -4891,22 +4891,22 @@
               <w:bottom w:val="single" w:color="E7E0D2" w:sz="4"/>
               <w:right w:val="single" w:color="E7E0D2" w:sz="4"/>
             </w:tcBorders>
-            <w:shd w:fill="FBF9F4" w:color="auto" w:val="clear"/>
-            <w:tcMar>
-              <w:top w:type="dxa" w:w="70"/>
-              <w:left w:type="dxa" w:w="110"/>
-              <w:bottom w:type="dxa" w:w="70"/>
-              <w:right w:type="dxa" w:w="110"/>
-            </w:tcMar>
-          </w:tcPr>
-          <w:p>
-            <w:pPr>
-              <w:spacing w:after="40"/>
-            </w:pPr>
-            <w:r>
-              <w:rPr>
-                <w:rFonts w:ascii="Calibri" w:cs="Calibri" w:eastAsia="Calibri" w:hAnsi="Calibri"/>
-                <w:color w:val="1F2A2E"/>
+            <w:shd w:fill="F5F2E9" w:color="auto" w:val="clear"/>
+            <w:tcMar>
+              <w:top w:type="dxa" w:w="70"/>
+              <w:left w:type="dxa" w:w="110"/>
+              <w:bottom w:type="dxa" w:w="70"/>
+              <w:right w:type="dxa" w:w="110"/>
+            </w:tcMar>
+          </w:tcPr>
+          <w:p>
+            <w:pPr>
+              <w:spacing w:after="40"/>
+            </w:pPr>
+            <w:r>
+              <w:rPr>
+                <w:rFonts w:ascii="Calibri" w:cs="Calibri" w:eastAsia="Calibri" w:hAnsi="Calibri"/>
+                <w:color w:val="2D2D2D"/>
                 <w:sz w:val="20"/>
                 <w:szCs w:val="20"/>
               </w:rPr>
@@ -4923,22 +4923,22 @@
               <w:bottom w:val="single" w:color="E7E0D2" w:sz="4"/>
               <w:right w:val="single" w:color="E7E0D2" w:sz="4"/>
             </w:tcBorders>
-            <w:shd w:fill="FBF9F4" w:color="auto" w:val="clear"/>
-            <w:tcMar>
-              <w:top w:type="dxa" w:w="70"/>
-              <w:left w:type="dxa" w:w="110"/>
-              <w:bottom w:type="dxa" w:w="70"/>
-              <w:right w:type="dxa" w:w="110"/>
-            </w:tcMar>
-          </w:tcPr>
-          <w:p>
-            <w:pPr>
-              <w:spacing w:after="40"/>
-            </w:pPr>
-            <w:r>
-              <w:rPr>
-                <w:rFonts w:ascii="Calibri" w:cs="Calibri" w:eastAsia="Calibri" w:hAnsi="Calibri"/>
-                <w:color w:val="1F2A2E"/>
+            <w:shd w:fill="F5F2E9" w:color="auto" w:val="clear"/>
+            <w:tcMar>
+              <w:top w:type="dxa" w:w="70"/>
+              <w:left w:type="dxa" w:w="110"/>
+              <w:bottom w:type="dxa" w:w="70"/>
+              <w:right w:type="dxa" w:w="110"/>
+            </w:tcMar>
+          </w:tcPr>
+          <w:p>
+            <w:pPr>
+              <w:spacing w:after="40"/>
+            </w:pPr>
+            <w:r>
+              <w:rPr>
+                <w:rFonts w:ascii="Calibri" w:cs="Calibri" w:eastAsia="Calibri" w:hAnsi="Calibri"/>
+                <w:color w:val="2D2D2D"/>
                 <w:sz w:val="20"/>
                 <w:szCs w:val="20"/>
               </w:rPr>
@@ -4955,22 +4955,22 @@
               <w:bottom w:val="single" w:color="E7E0D2" w:sz="4"/>
               <w:right w:val="single" w:color="E7E0D2" w:sz="4"/>
             </w:tcBorders>
-            <w:shd w:fill="FBF9F4" w:color="auto" w:val="clear"/>
-            <w:tcMar>
-              <w:top w:type="dxa" w:w="70"/>
-              <w:left w:type="dxa" w:w="110"/>
-              <w:bottom w:type="dxa" w:w="70"/>
-              <w:right w:type="dxa" w:w="110"/>
-            </w:tcMar>
-          </w:tcPr>
-          <w:p>
-            <w:pPr>
-              <w:spacing w:after="40"/>
-            </w:pPr>
-            <w:r>
-              <w:rPr>
-                <w:rFonts w:ascii="Calibri" w:cs="Calibri" w:eastAsia="Calibri" w:hAnsi="Calibri"/>
-                <w:color w:val="1F2A2E"/>
+            <w:shd w:fill="F5F2E9" w:color="auto" w:val="clear"/>
+            <w:tcMar>
+              <w:top w:type="dxa" w:w="70"/>
+              <w:left w:type="dxa" w:w="110"/>
+              <w:bottom w:type="dxa" w:w="70"/>
+              <w:right w:type="dxa" w:w="110"/>
+            </w:tcMar>
+          </w:tcPr>
+          <w:p>
+            <w:pPr>
+              <w:spacing w:after="40"/>
+            </w:pPr>
+            <w:r>
+              <w:rPr>
+                <w:rFonts w:ascii="Calibri" w:cs="Calibri" w:eastAsia="Calibri" w:hAnsi="Calibri"/>
+                <w:color w:val="2D2D2D"/>
                 <w:sz w:val="20"/>
                 <w:szCs w:val="20"/>
               </w:rPr>
@@ -5006,7 +5006,7 @@
             <w:r>
               <w:rPr>
                 <w:rFonts w:ascii="Calibri" w:cs="Calibri" w:eastAsia="Calibri" w:hAnsi="Calibri"/>
-                <w:color w:val="1F2A2E"/>
+                <w:color w:val="2D2D2D"/>
                 <w:sz w:val="20"/>
                 <w:szCs w:val="20"/>
               </w:rPr>
@@ -5037,7 +5037,7 @@
             <w:r>
               <w:rPr>
                 <w:rFonts w:ascii="Calibri" w:cs="Calibri" w:eastAsia="Calibri" w:hAnsi="Calibri"/>
-                <w:color w:val="1F2A2E"/>
+                <w:color w:val="2D2D2D"/>
                 <w:sz w:val="20"/>
                 <w:szCs w:val="20"/>
               </w:rPr>
@@ -5068,7 +5068,7 @@
             <w:r>
               <w:rPr>
                 <w:rFonts w:ascii="Calibri" w:cs="Calibri" w:eastAsia="Calibri" w:hAnsi="Calibri"/>
-                <w:color w:val="1F2A2E"/>
+                <w:color w:val="2D2D2D"/>
                 <w:sz w:val="20"/>
                 <w:szCs w:val="20"/>
               </w:rPr>
@@ -5090,22 +5090,22 @@
               <w:bottom w:val="single" w:color="E7E0D2" w:sz="4"/>
               <w:right w:val="single" w:color="E7E0D2" w:sz="4"/>
             </w:tcBorders>
-            <w:shd w:fill="FBF9F4" w:color="auto" w:val="clear"/>
-            <w:tcMar>
-              <w:top w:type="dxa" w:w="70"/>
-              <w:left w:type="dxa" w:w="110"/>
-              <w:bottom w:type="dxa" w:w="70"/>
-              <w:right w:type="dxa" w:w="110"/>
-            </w:tcMar>
-          </w:tcPr>
-          <w:p>
-            <w:pPr>
-              <w:spacing w:after="40"/>
-            </w:pPr>
-            <w:r>
-              <w:rPr>
-                <w:rFonts w:ascii="Calibri" w:cs="Calibri" w:eastAsia="Calibri" w:hAnsi="Calibri"/>
-                <w:color w:val="1F2A2E"/>
+            <w:shd w:fill="F5F2E9" w:color="auto" w:val="clear"/>
+            <w:tcMar>
+              <w:top w:type="dxa" w:w="70"/>
+              <w:left w:type="dxa" w:w="110"/>
+              <w:bottom w:type="dxa" w:w="70"/>
+              <w:right w:type="dxa" w:w="110"/>
+            </w:tcMar>
+          </w:tcPr>
+          <w:p>
+            <w:pPr>
+              <w:spacing w:after="40"/>
+            </w:pPr>
+            <w:r>
+              <w:rPr>
+                <w:rFonts w:ascii="Calibri" w:cs="Calibri" w:eastAsia="Calibri" w:hAnsi="Calibri"/>
+                <w:color w:val="2D2D2D"/>
                 <w:sz w:val="20"/>
                 <w:szCs w:val="20"/>
               </w:rPr>
@@ -5122,22 +5122,22 @@
               <w:bottom w:val="single" w:color="E7E0D2" w:sz="4"/>
               <w:right w:val="single" w:color="E7E0D2" w:sz="4"/>
             </w:tcBorders>
-            <w:shd w:fill="FBF9F4" w:color="auto" w:val="clear"/>
-            <w:tcMar>
-              <w:top w:type="dxa" w:w="70"/>
-              <w:left w:type="dxa" w:w="110"/>
-              <w:bottom w:type="dxa" w:w="70"/>
-              <w:right w:type="dxa" w:w="110"/>
-            </w:tcMar>
-          </w:tcPr>
-          <w:p>
-            <w:pPr>
-              <w:spacing w:after="40"/>
-            </w:pPr>
-            <w:r>
-              <w:rPr>
-                <w:rFonts w:ascii="Calibri" w:cs="Calibri" w:eastAsia="Calibri" w:hAnsi="Calibri"/>
-                <w:color w:val="1F2A2E"/>
+            <w:shd w:fill="F5F2E9" w:color="auto" w:val="clear"/>
+            <w:tcMar>
+              <w:top w:type="dxa" w:w="70"/>
+              <w:left w:type="dxa" w:w="110"/>
+              <w:bottom w:type="dxa" w:w="70"/>
+              <w:right w:type="dxa" w:w="110"/>
+            </w:tcMar>
+          </w:tcPr>
+          <w:p>
+            <w:pPr>
+              <w:spacing w:after="40"/>
+            </w:pPr>
+            <w:r>
+              <w:rPr>
+                <w:rFonts w:ascii="Calibri" w:cs="Calibri" w:eastAsia="Calibri" w:hAnsi="Calibri"/>
+                <w:color w:val="2D2D2D"/>
                 <w:sz w:val="20"/>
                 <w:szCs w:val="20"/>
               </w:rPr>
@@ -5154,22 +5154,22 @@
               <w:bottom w:val="single" w:color="E7E0D2" w:sz="4"/>
               <w:right w:val="single" w:color="E7E0D2" w:sz="4"/>
             </w:tcBorders>
-            <w:shd w:fill="FBF9F4" w:color="auto" w:val="clear"/>
-            <w:tcMar>
-              <w:top w:type="dxa" w:w="70"/>
-              <w:left w:type="dxa" w:w="110"/>
-              <w:bottom w:type="dxa" w:w="70"/>
-              <w:right w:type="dxa" w:w="110"/>
-            </w:tcMar>
-          </w:tcPr>
-          <w:p>
-            <w:pPr>
-              <w:spacing w:after="40"/>
-            </w:pPr>
-            <w:r>
-              <w:rPr>
-                <w:rFonts w:ascii="Calibri" w:cs="Calibri" w:eastAsia="Calibri" w:hAnsi="Calibri"/>
-                <w:color w:val="1F2A2E"/>
+            <w:shd w:fill="F5F2E9" w:color="auto" w:val="clear"/>
+            <w:tcMar>
+              <w:top w:type="dxa" w:w="70"/>
+              <w:left w:type="dxa" w:w="110"/>
+              <w:bottom w:type="dxa" w:w="70"/>
+              <w:right w:type="dxa" w:w="110"/>
+            </w:tcMar>
+          </w:tcPr>
+          <w:p>
+            <w:pPr>
+              <w:spacing w:after="40"/>
+            </w:pPr>
+            <w:r>
+              <w:rPr>
+                <w:rFonts w:ascii="Calibri" w:cs="Calibri" w:eastAsia="Calibri" w:hAnsi="Calibri"/>
+                <w:color w:val="2D2D2D"/>
                 <w:sz w:val="20"/>
                 <w:szCs w:val="20"/>
               </w:rPr>
@@ -5205,7 +5205,7 @@
             <w:r>
               <w:rPr>
                 <w:rFonts w:ascii="Calibri" w:cs="Calibri" w:eastAsia="Calibri" w:hAnsi="Calibri"/>
-                <w:color w:val="1F2A2E"/>
+                <w:color w:val="2D2D2D"/>
                 <w:sz w:val="20"/>
                 <w:szCs w:val="20"/>
               </w:rPr>
@@ -5236,7 +5236,7 @@
             <w:r>
               <w:rPr>
                 <w:rFonts w:ascii="Calibri" w:cs="Calibri" w:eastAsia="Calibri" w:hAnsi="Calibri"/>
-                <w:color w:val="1F2A2E"/>
+                <w:color w:val="2D2D2D"/>
                 <w:sz w:val="20"/>
                 <w:szCs w:val="20"/>
               </w:rPr>
@@ -5267,7 +5267,7 @@
             <w:r>
               <w:rPr>
                 <w:rFonts w:ascii="Calibri" w:cs="Calibri" w:eastAsia="Calibri" w:hAnsi="Calibri"/>
-                <w:color w:val="1F2A2E"/>
+                <w:color w:val="2D2D2D"/>
                 <w:sz w:val="20"/>
                 <w:szCs w:val="20"/>
               </w:rPr>
@@ -5289,22 +5289,22 @@
               <w:bottom w:val="single" w:color="E7E0D2" w:sz="4"/>
               <w:right w:val="single" w:color="E7E0D2" w:sz="4"/>
             </w:tcBorders>
-            <w:shd w:fill="FBF9F4" w:color="auto" w:val="clear"/>
-            <w:tcMar>
-              <w:top w:type="dxa" w:w="70"/>
-              <w:left w:type="dxa" w:w="110"/>
-              <w:bottom w:type="dxa" w:w="70"/>
-              <w:right w:type="dxa" w:w="110"/>
-            </w:tcMar>
-          </w:tcPr>
-          <w:p>
-            <w:pPr>
-              <w:spacing w:after="40"/>
-            </w:pPr>
-            <w:r>
-              <w:rPr>
-                <w:rFonts w:ascii="Calibri" w:cs="Calibri" w:eastAsia="Calibri" w:hAnsi="Calibri"/>
-                <w:color w:val="1F2A2E"/>
+            <w:shd w:fill="F5F2E9" w:color="auto" w:val="clear"/>
+            <w:tcMar>
+              <w:top w:type="dxa" w:w="70"/>
+              <w:left w:type="dxa" w:w="110"/>
+              <w:bottom w:type="dxa" w:w="70"/>
+              <w:right w:type="dxa" w:w="110"/>
+            </w:tcMar>
+          </w:tcPr>
+          <w:p>
+            <w:pPr>
+              <w:spacing w:after="40"/>
+            </w:pPr>
+            <w:r>
+              <w:rPr>
+                <w:rFonts w:ascii="Calibri" w:cs="Calibri" w:eastAsia="Calibri" w:hAnsi="Calibri"/>
+                <w:color w:val="2D2D2D"/>
                 <w:sz w:val="20"/>
                 <w:szCs w:val="20"/>
               </w:rPr>
@@ -5321,22 +5321,22 @@
               <w:bottom w:val="single" w:color="E7E0D2" w:sz="4"/>
               <w:right w:val="single" w:color="E7E0D2" w:sz="4"/>
             </w:tcBorders>
-            <w:shd w:fill="FBF9F4" w:color="auto" w:val="clear"/>
-            <w:tcMar>
-              <w:top w:type="dxa" w:w="70"/>
-              <w:left w:type="dxa" w:w="110"/>
-              <w:bottom w:type="dxa" w:w="70"/>
-              <w:right w:type="dxa" w:w="110"/>
-            </w:tcMar>
-          </w:tcPr>
-          <w:p>
-            <w:pPr>
-              <w:spacing w:after="40"/>
-            </w:pPr>
-            <w:r>
-              <w:rPr>
-                <w:rFonts w:ascii="Calibri" w:cs="Calibri" w:eastAsia="Calibri" w:hAnsi="Calibri"/>
-                <w:color w:val="1F2A2E"/>
+            <w:shd w:fill="F5F2E9" w:color="auto" w:val="clear"/>
+            <w:tcMar>
+              <w:top w:type="dxa" w:w="70"/>
+              <w:left w:type="dxa" w:w="110"/>
+              <w:bottom w:type="dxa" w:w="70"/>
+              <w:right w:type="dxa" w:w="110"/>
+            </w:tcMar>
+          </w:tcPr>
+          <w:p>
+            <w:pPr>
+              <w:spacing w:after="40"/>
+            </w:pPr>
+            <w:r>
+              <w:rPr>
+                <w:rFonts w:ascii="Calibri" w:cs="Calibri" w:eastAsia="Calibri" w:hAnsi="Calibri"/>
+                <w:color w:val="2D2D2D"/>
                 <w:sz w:val="20"/>
                 <w:szCs w:val="20"/>
               </w:rPr>
@@ -5353,22 +5353,22 @@
               <w:bottom w:val="single" w:color="E7E0D2" w:sz="4"/>
               <w:right w:val="single" w:color="E7E0D2" w:sz="4"/>
             </w:tcBorders>
-            <w:shd w:fill="FBF9F4" w:color="auto" w:val="clear"/>
-            <w:tcMar>
-              <w:top w:type="dxa" w:w="70"/>
-              <w:left w:type="dxa" w:w="110"/>
-              <w:bottom w:type="dxa" w:w="70"/>
-              <w:right w:type="dxa" w:w="110"/>
-            </w:tcMar>
-          </w:tcPr>
-          <w:p>
-            <w:pPr>
-              <w:spacing w:after="40"/>
-            </w:pPr>
-            <w:r>
-              <w:rPr>
-                <w:rFonts w:ascii="Calibri" w:cs="Calibri" w:eastAsia="Calibri" w:hAnsi="Calibri"/>
-                <w:color w:val="1F2A2E"/>
+            <w:shd w:fill="F5F2E9" w:color="auto" w:val="clear"/>
+            <w:tcMar>
+              <w:top w:type="dxa" w:w="70"/>
+              <w:left w:type="dxa" w:w="110"/>
+              <w:bottom w:type="dxa" w:w="70"/>
+              <w:right w:type="dxa" w:w="110"/>
+            </w:tcMar>
+          </w:tcPr>
+          <w:p>
+            <w:pPr>
+              <w:spacing w:after="40"/>
+            </w:pPr>
+            <w:r>
+              <w:rPr>
+                <w:rFonts w:ascii="Calibri" w:cs="Calibri" w:eastAsia="Calibri" w:hAnsi="Calibri"/>
+                <w:color w:val="2D2D2D"/>
                 <w:sz w:val="20"/>
                 <w:szCs w:val="20"/>
               </w:rPr>
@@ -5404,7 +5404,7 @@
             <w:r>
               <w:rPr>
                 <w:rFonts w:ascii="Calibri" w:cs="Calibri" w:eastAsia="Calibri" w:hAnsi="Calibri"/>
-                <w:color w:val="1F2A2E"/>
+                <w:color w:val="2D2D2D"/>
                 <w:sz w:val="20"/>
                 <w:szCs w:val="20"/>
               </w:rPr>
@@ -5435,7 +5435,7 @@
             <w:r>
               <w:rPr>
                 <w:rFonts w:ascii="Calibri" w:cs="Calibri" w:eastAsia="Calibri" w:hAnsi="Calibri"/>
-                <w:color w:val="1F2A2E"/>
+                <w:color w:val="2D2D2D"/>
                 <w:sz w:val="20"/>
                 <w:szCs w:val="20"/>
               </w:rPr>
@@ -5466,7 +5466,7 @@
             <w:r>
               <w:rPr>
                 <w:rFonts w:ascii="Calibri" w:cs="Calibri" w:eastAsia="Calibri" w:hAnsi="Calibri"/>
-                <w:color w:val="1F2A2E"/>
+                <w:color w:val="2D2D2D"/>
                 <w:sz w:val="20"/>
                 <w:szCs w:val="20"/>
               </w:rPr>
@@ -5488,22 +5488,22 @@
               <w:bottom w:val="single" w:color="E7E0D2" w:sz="4"/>
               <w:right w:val="single" w:color="E7E0D2" w:sz="4"/>
             </w:tcBorders>
-            <w:shd w:fill="FBF9F4" w:color="auto" w:val="clear"/>
-            <w:tcMar>
-              <w:top w:type="dxa" w:w="70"/>
-              <w:left w:type="dxa" w:w="110"/>
-              <w:bottom w:type="dxa" w:w="70"/>
-              <w:right w:type="dxa" w:w="110"/>
-            </w:tcMar>
-          </w:tcPr>
-          <w:p>
-            <w:pPr>
-              <w:spacing w:after="40"/>
-            </w:pPr>
-            <w:r>
-              <w:rPr>
-                <w:rFonts w:ascii="Calibri" w:cs="Calibri" w:eastAsia="Calibri" w:hAnsi="Calibri"/>
-                <w:color w:val="1F2A2E"/>
+            <w:shd w:fill="F5F2E9" w:color="auto" w:val="clear"/>
+            <w:tcMar>
+              <w:top w:type="dxa" w:w="70"/>
+              <w:left w:type="dxa" w:w="110"/>
+              <w:bottom w:type="dxa" w:w="70"/>
+              <w:right w:type="dxa" w:w="110"/>
+            </w:tcMar>
+          </w:tcPr>
+          <w:p>
+            <w:pPr>
+              <w:spacing w:after="40"/>
+            </w:pPr>
+            <w:r>
+              <w:rPr>
+                <w:rFonts w:ascii="Calibri" w:cs="Calibri" w:eastAsia="Calibri" w:hAnsi="Calibri"/>
+                <w:color w:val="2D2D2D"/>
                 <w:sz w:val="20"/>
                 <w:szCs w:val="20"/>
               </w:rPr>
@@ -5520,22 +5520,22 @@
               <w:bottom w:val="single" w:color="E7E0D2" w:sz="4"/>
               <w:right w:val="single" w:color="E7E0D2" w:sz="4"/>
             </w:tcBorders>
-            <w:shd w:fill="FBF9F4" w:color="auto" w:val="clear"/>
-            <w:tcMar>
-              <w:top w:type="dxa" w:w="70"/>
-              <w:left w:type="dxa" w:w="110"/>
-              <w:bottom w:type="dxa" w:w="70"/>
-              <w:right w:type="dxa" w:w="110"/>
-            </w:tcMar>
-          </w:tcPr>
-          <w:p>
-            <w:pPr>
-              <w:spacing w:after="40"/>
-            </w:pPr>
-            <w:r>
-              <w:rPr>
-                <w:rFonts w:ascii="Calibri" w:cs="Calibri" w:eastAsia="Calibri" w:hAnsi="Calibri"/>
-                <w:color w:val="1F2A2E"/>
+            <w:shd w:fill="F5F2E9" w:color="auto" w:val="clear"/>
+            <w:tcMar>
+              <w:top w:type="dxa" w:w="70"/>
+              <w:left w:type="dxa" w:w="110"/>
+              <w:bottom w:type="dxa" w:w="70"/>
+              <w:right w:type="dxa" w:w="110"/>
+            </w:tcMar>
+          </w:tcPr>
+          <w:p>
+            <w:pPr>
+              <w:spacing w:after="40"/>
+            </w:pPr>
+            <w:r>
+              <w:rPr>
+                <w:rFonts w:ascii="Calibri" w:cs="Calibri" w:eastAsia="Calibri" w:hAnsi="Calibri"/>
+                <w:color w:val="2D2D2D"/>
                 <w:sz w:val="20"/>
                 <w:szCs w:val="20"/>
               </w:rPr>
@@ -5552,22 +5552,22 @@
               <w:bottom w:val="single" w:color="E7E0D2" w:sz="4"/>
               <w:right w:val="single" w:color="E7E0D2" w:sz="4"/>
             </w:tcBorders>
-            <w:shd w:fill="FBF9F4" w:color="auto" w:val="clear"/>
-            <w:tcMar>
-              <w:top w:type="dxa" w:w="70"/>
-              <w:left w:type="dxa" w:w="110"/>
-              <w:bottom w:type="dxa" w:w="70"/>
-              <w:right w:type="dxa" w:w="110"/>
-            </w:tcMar>
-          </w:tcPr>
-          <w:p>
-            <w:pPr>
-              <w:spacing w:after="40"/>
-            </w:pPr>
-            <w:r>
-              <w:rPr>
-                <w:rFonts w:ascii="Calibri" w:cs="Calibri" w:eastAsia="Calibri" w:hAnsi="Calibri"/>
-                <w:color w:val="1F2A2E"/>
+            <w:shd w:fill="F5F2E9" w:color="auto" w:val="clear"/>
+            <w:tcMar>
+              <w:top w:type="dxa" w:w="70"/>
+              <w:left w:type="dxa" w:w="110"/>
+              <w:bottom w:type="dxa" w:w="70"/>
+              <w:right w:type="dxa" w:w="110"/>
+            </w:tcMar>
+          </w:tcPr>
+          <w:p>
+            <w:pPr>
+              <w:spacing w:after="40"/>
+            </w:pPr>
+            <w:r>
+              <w:rPr>
+                <w:rFonts w:ascii="Calibri" w:cs="Calibri" w:eastAsia="Calibri" w:hAnsi="Calibri"/>
+                <w:color w:val="2D2D2D"/>
                 <w:sz w:val="20"/>
                 <w:szCs w:val="20"/>
               </w:rPr>
@@ -5603,7 +5603,7 @@
             <w:r>
               <w:rPr>
                 <w:rFonts w:ascii="Calibri" w:cs="Calibri" w:eastAsia="Calibri" w:hAnsi="Calibri"/>
-                <w:color w:val="1F2A2E"/>
+                <w:color w:val="2D2D2D"/>
                 <w:sz w:val="20"/>
                 <w:szCs w:val="20"/>
               </w:rPr>
@@ -5634,7 +5634,7 @@
             <w:r>
               <w:rPr>
                 <w:rFonts w:ascii="Calibri" w:cs="Calibri" w:eastAsia="Calibri" w:hAnsi="Calibri"/>
-                <w:color w:val="1F2A2E"/>
+                <w:color w:val="2D2D2D"/>
                 <w:sz w:val="20"/>
                 <w:szCs w:val="20"/>
               </w:rPr>
@@ -5665,7 +5665,7 @@
             <w:r>
               <w:rPr>
                 <w:rFonts w:ascii="Calibri" w:cs="Calibri" w:eastAsia="Calibri" w:hAnsi="Calibri"/>
-                <w:color w:val="1F2A2E"/>
+                <w:color w:val="2D2D2D"/>
                 <w:sz w:val="20"/>
                 <w:szCs w:val="20"/>
               </w:rPr>
@@ -5687,22 +5687,22 @@
               <w:bottom w:val="single" w:color="E7E0D2" w:sz="4"/>
               <w:right w:val="single" w:color="E7E0D2" w:sz="4"/>
             </w:tcBorders>
-            <w:shd w:fill="FBF9F4" w:color="auto" w:val="clear"/>
-            <w:tcMar>
-              <w:top w:type="dxa" w:w="70"/>
-              <w:left w:type="dxa" w:w="110"/>
-              <w:bottom w:type="dxa" w:w="70"/>
-              <w:right w:type="dxa" w:w="110"/>
-            </w:tcMar>
-          </w:tcPr>
-          <w:p>
-            <w:pPr>
-              <w:spacing w:after="40"/>
-            </w:pPr>
-            <w:r>
-              <w:rPr>
-                <w:rFonts w:ascii="Calibri" w:cs="Calibri" w:eastAsia="Calibri" w:hAnsi="Calibri"/>
-                <w:color w:val="1F2A2E"/>
+            <w:shd w:fill="F5F2E9" w:color="auto" w:val="clear"/>
+            <w:tcMar>
+              <w:top w:type="dxa" w:w="70"/>
+              <w:left w:type="dxa" w:w="110"/>
+              <w:bottom w:type="dxa" w:w="70"/>
+              <w:right w:type="dxa" w:w="110"/>
+            </w:tcMar>
+          </w:tcPr>
+          <w:p>
+            <w:pPr>
+              <w:spacing w:after="40"/>
+            </w:pPr>
+            <w:r>
+              <w:rPr>
+                <w:rFonts w:ascii="Calibri" w:cs="Calibri" w:eastAsia="Calibri" w:hAnsi="Calibri"/>
+                <w:color w:val="2D2D2D"/>
                 <w:sz w:val="20"/>
                 <w:szCs w:val="20"/>
               </w:rPr>
@@ -5719,22 +5719,22 @@
               <w:bottom w:val="single" w:color="E7E0D2" w:sz="4"/>
               <w:right w:val="single" w:color="E7E0D2" w:sz="4"/>
             </w:tcBorders>
-            <w:shd w:fill="FBF9F4" w:color="auto" w:val="clear"/>
-            <w:tcMar>
-              <w:top w:type="dxa" w:w="70"/>
-              <w:left w:type="dxa" w:w="110"/>
-              <w:bottom w:type="dxa" w:w="70"/>
-              <w:right w:type="dxa" w:w="110"/>
-            </w:tcMar>
-          </w:tcPr>
-          <w:p>
-            <w:pPr>
-              <w:spacing w:after="40"/>
-            </w:pPr>
-            <w:r>
-              <w:rPr>
-                <w:rFonts w:ascii="Calibri" w:cs="Calibri" w:eastAsia="Calibri" w:hAnsi="Calibri"/>
-                <w:color w:val="1F2A2E"/>
+            <w:shd w:fill="F5F2E9" w:color="auto" w:val="clear"/>
+            <w:tcMar>
+              <w:top w:type="dxa" w:w="70"/>
+              <w:left w:type="dxa" w:w="110"/>
+              <w:bottom w:type="dxa" w:w="70"/>
+              <w:right w:type="dxa" w:w="110"/>
+            </w:tcMar>
+          </w:tcPr>
+          <w:p>
+            <w:pPr>
+              <w:spacing w:after="40"/>
+            </w:pPr>
+            <w:r>
+              <w:rPr>
+                <w:rFonts w:ascii="Calibri" w:cs="Calibri" w:eastAsia="Calibri" w:hAnsi="Calibri"/>
+                <w:color w:val="2D2D2D"/>
                 <w:sz w:val="20"/>
                 <w:szCs w:val="20"/>
               </w:rPr>
@@ -5751,22 +5751,22 @@
               <w:bottom w:val="single" w:color="E7E0D2" w:sz="4"/>
               <w:right w:val="single" w:color="E7E0D2" w:sz="4"/>
             </w:tcBorders>
-            <w:shd w:fill="FBF9F4" w:color="auto" w:val="clear"/>
-            <w:tcMar>
-              <w:top w:type="dxa" w:w="70"/>
-              <w:left w:type="dxa" w:w="110"/>
-              <w:bottom w:type="dxa" w:w="70"/>
-              <w:right w:type="dxa" w:w="110"/>
-            </w:tcMar>
-          </w:tcPr>
-          <w:p>
-            <w:pPr>
-              <w:spacing w:after="40"/>
-            </w:pPr>
-            <w:r>
-              <w:rPr>
-                <w:rFonts w:ascii="Calibri" w:cs="Calibri" w:eastAsia="Calibri" w:hAnsi="Calibri"/>
-                <w:color w:val="1F2A2E"/>
+            <w:shd w:fill="F5F2E9" w:color="auto" w:val="clear"/>
+            <w:tcMar>
+              <w:top w:type="dxa" w:w="70"/>
+              <w:left w:type="dxa" w:w="110"/>
+              <w:bottom w:type="dxa" w:w="70"/>
+              <w:right w:type="dxa" w:w="110"/>
+            </w:tcMar>
+          </w:tcPr>
+          <w:p>
+            <w:pPr>
+              <w:spacing w:after="40"/>
+            </w:pPr>
+            <w:r>
+              <w:rPr>
+                <w:rFonts w:ascii="Calibri" w:cs="Calibri" w:eastAsia="Calibri" w:hAnsi="Calibri"/>
+                <w:color w:val="2D2D2D"/>
                 <w:sz w:val="20"/>
                 <w:szCs w:val="20"/>
               </w:rPr>
@@ -5802,7 +5802,7 @@
             <w:r>
               <w:rPr>
                 <w:rFonts w:ascii="Calibri" w:cs="Calibri" w:eastAsia="Calibri" w:hAnsi="Calibri"/>
-                <w:color w:val="1F2A2E"/>
+                <w:color w:val="2D2D2D"/>
                 <w:sz w:val="20"/>
                 <w:szCs w:val="20"/>
               </w:rPr>
@@ -5833,7 +5833,7 @@
             <w:r>
               <w:rPr>
                 <w:rFonts w:ascii="Calibri" w:cs="Calibri" w:eastAsia="Calibri" w:hAnsi="Calibri"/>
-                <w:color w:val="1F2A2E"/>
+                <w:color w:val="2D2D2D"/>
                 <w:sz w:val="20"/>
                 <w:szCs w:val="20"/>
               </w:rPr>
@@ -5864,7 +5864,7 @@
             <w:r>
               <w:rPr>
                 <w:rFonts w:ascii="Calibri" w:cs="Calibri" w:eastAsia="Calibri" w:hAnsi="Calibri"/>
-                <w:color w:val="1F2A2E"/>
+                <w:color w:val="2D2D2D"/>
                 <w:sz w:val="20"/>
                 <w:szCs w:val="20"/>
               </w:rPr>
@@ -5886,22 +5886,22 @@
               <w:bottom w:val="single" w:color="E7E0D2" w:sz="4"/>
               <w:right w:val="single" w:color="E7E0D2" w:sz="4"/>
             </w:tcBorders>
-            <w:shd w:fill="FBF9F4" w:color="auto" w:val="clear"/>
-            <w:tcMar>
-              <w:top w:type="dxa" w:w="70"/>
-              <w:left w:type="dxa" w:w="110"/>
-              <w:bottom w:type="dxa" w:w="70"/>
-              <w:right w:type="dxa" w:w="110"/>
-            </w:tcMar>
-          </w:tcPr>
-          <w:p>
-            <w:pPr>
-              <w:spacing w:after="40"/>
-            </w:pPr>
-            <w:r>
-              <w:rPr>
-                <w:rFonts w:ascii="Calibri" w:cs="Calibri" w:eastAsia="Calibri" w:hAnsi="Calibri"/>
-                <w:color w:val="1F2A2E"/>
+            <w:shd w:fill="F5F2E9" w:color="auto" w:val="clear"/>
+            <w:tcMar>
+              <w:top w:type="dxa" w:w="70"/>
+              <w:left w:type="dxa" w:w="110"/>
+              <w:bottom w:type="dxa" w:w="70"/>
+              <w:right w:type="dxa" w:w="110"/>
+            </w:tcMar>
+          </w:tcPr>
+          <w:p>
+            <w:pPr>
+              <w:spacing w:after="40"/>
+            </w:pPr>
+            <w:r>
+              <w:rPr>
+                <w:rFonts w:ascii="Calibri" w:cs="Calibri" w:eastAsia="Calibri" w:hAnsi="Calibri"/>
+                <w:color w:val="2D2D2D"/>
                 <w:sz w:val="20"/>
                 <w:szCs w:val="20"/>
               </w:rPr>
@@ -5918,22 +5918,22 @@
               <w:bottom w:val="single" w:color="E7E0D2" w:sz="4"/>
               <w:right w:val="single" w:color="E7E0D2" w:sz="4"/>
             </w:tcBorders>
-            <w:shd w:fill="FBF9F4" w:color="auto" w:val="clear"/>
-            <w:tcMar>
-              <w:top w:type="dxa" w:w="70"/>
-              <w:left w:type="dxa" w:w="110"/>
-              <w:bottom w:type="dxa" w:w="70"/>
-              <w:right w:type="dxa" w:w="110"/>
-            </w:tcMar>
-          </w:tcPr>
-          <w:p>
-            <w:pPr>
-              <w:spacing w:after="40"/>
-            </w:pPr>
-            <w:r>
-              <w:rPr>
-                <w:rFonts w:ascii="Calibri" w:cs="Calibri" w:eastAsia="Calibri" w:hAnsi="Calibri"/>
-                <w:color w:val="1F2A2E"/>
+            <w:shd w:fill="F5F2E9" w:color="auto" w:val="clear"/>
+            <w:tcMar>
+              <w:top w:type="dxa" w:w="70"/>
+              <w:left w:type="dxa" w:w="110"/>
+              <w:bottom w:type="dxa" w:w="70"/>
+              <w:right w:type="dxa" w:w="110"/>
+            </w:tcMar>
+          </w:tcPr>
+          <w:p>
+            <w:pPr>
+              <w:spacing w:after="40"/>
+            </w:pPr>
+            <w:r>
+              <w:rPr>
+                <w:rFonts w:ascii="Calibri" w:cs="Calibri" w:eastAsia="Calibri" w:hAnsi="Calibri"/>
+                <w:color w:val="2D2D2D"/>
                 <w:sz w:val="20"/>
                 <w:szCs w:val="20"/>
               </w:rPr>
@@ -5950,22 +5950,22 @@
               <w:bottom w:val="single" w:color="E7E0D2" w:sz="4"/>
               <w:right w:val="single" w:color="E7E0D2" w:sz="4"/>
             </w:tcBorders>
-            <w:shd w:fill="FBF9F4" w:color="auto" w:val="clear"/>
-            <w:tcMar>
-              <w:top w:type="dxa" w:w="70"/>
-              <w:left w:type="dxa" w:w="110"/>
-              <w:bottom w:type="dxa" w:w="70"/>
-              <w:right w:type="dxa" w:w="110"/>
-            </w:tcMar>
-          </w:tcPr>
-          <w:p>
-            <w:pPr>
-              <w:spacing w:after="40"/>
-            </w:pPr>
-            <w:r>
-              <w:rPr>
-                <w:rFonts w:ascii="Calibri" w:cs="Calibri" w:eastAsia="Calibri" w:hAnsi="Calibri"/>
-                <w:color w:val="1F2A2E"/>
+            <w:shd w:fill="F5F2E9" w:color="auto" w:val="clear"/>
+            <w:tcMar>
+              <w:top w:type="dxa" w:w="70"/>
+              <w:left w:type="dxa" w:w="110"/>
+              <w:bottom w:type="dxa" w:w="70"/>
+              <w:right w:type="dxa" w:w="110"/>
+            </w:tcMar>
+          </w:tcPr>
+          <w:p>
+            <w:pPr>
+              <w:spacing w:after="40"/>
+            </w:pPr>
+            <w:r>
+              <w:rPr>
+                <w:rFonts w:ascii="Calibri" w:cs="Calibri" w:eastAsia="Calibri" w:hAnsi="Calibri"/>
+                <w:color w:val="2D2D2D"/>
                 <w:sz w:val="20"/>
                 <w:szCs w:val="20"/>
               </w:rPr>
@@ -5986,7 +5986,7 @@
           <w:rFonts w:ascii="Cambria" w:cs="Cambria" w:eastAsia="Cambria" w:hAnsi="Cambria"/>
           <w:b/>
           <w:bCs/>
-          <w:color w:val="0F766E"/>
+          <w:color w:val="1A237E"/>
           <w:sz w:val="36"/>
           <w:szCs w:val="36"/>
         </w:rPr>
@@ -6022,7 +6022,7 @@
               <w:bottom w:val="single" w:color="E7E0D2" w:sz="4"/>
               <w:right w:val="single" w:color="E7E0D2" w:sz="4"/>
             </w:tcBorders>
-            <w:shd w:fill="0F766E" w:color="auto" w:val="clear"/>
+            <w:shd w:fill="1A237E" w:color="auto" w:val="clear"/>
             <w:tcMar>
               <w:top w:type="dxa" w:w="70"/>
               <w:left w:type="dxa" w:w="110"/>
@@ -6056,7 +6056,7 @@
               <w:bottom w:val="single" w:color="E7E0D2" w:sz="4"/>
               <w:right w:val="single" w:color="E7E0D2" w:sz="4"/>
             </w:tcBorders>
-            <w:shd w:fill="0F766E" w:color="auto" w:val="clear"/>
+            <w:shd w:fill="1A237E" w:color="auto" w:val="clear"/>
             <w:tcMar>
               <w:top w:type="dxa" w:w="70"/>
               <w:left w:type="dxa" w:w="110"/>
@@ -6109,7 +6109,7 @@
             <w:r>
               <w:rPr>
                 <w:rFonts w:ascii="Calibri" w:cs="Calibri" w:eastAsia="Calibri" w:hAnsi="Calibri"/>
-                <w:color w:val="1F2A2E"/>
+                <w:color w:val="2D2D2D"/>
                 <w:sz w:val="20"/>
                 <w:szCs w:val="20"/>
               </w:rPr>
@@ -6140,7 +6140,7 @@
             <w:r>
               <w:rPr>
                 <w:rFonts w:ascii="Calibri" w:cs="Calibri" w:eastAsia="Calibri" w:hAnsi="Calibri"/>
-                <w:color w:val="1F2A2E"/>
+                <w:color w:val="2D2D2D"/>
                 <w:sz w:val="20"/>
                 <w:szCs w:val="20"/>
               </w:rPr>
@@ -6162,22 +6162,22 @@
               <w:bottom w:val="single" w:color="E7E0D2" w:sz="4"/>
               <w:right w:val="single" w:color="E7E0D2" w:sz="4"/>
             </w:tcBorders>
-            <w:shd w:fill="FBF9F4" w:color="auto" w:val="clear"/>
-            <w:tcMar>
-              <w:top w:type="dxa" w:w="70"/>
-              <w:left w:type="dxa" w:w="110"/>
-              <w:bottom w:type="dxa" w:w="70"/>
-              <w:right w:type="dxa" w:w="110"/>
-            </w:tcMar>
-          </w:tcPr>
-          <w:p>
-            <w:pPr>
-              <w:spacing w:after="40"/>
-            </w:pPr>
-            <w:r>
-              <w:rPr>
-                <w:rFonts w:ascii="Calibri" w:cs="Calibri" w:eastAsia="Calibri" w:hAnsi="Calibri"/>
-                <w:color w:val="1F2A2E"/>
+            <w:shd w:fill="F5F2E9" w:color="auto" w:val="clear"/>
+            <w:tcMar>
+              <w:top w:type="dxa" w:w="70"/>
+              <w:left w:type="dxa" w:w="110"/>
+              <w:bottom w:type="dxa" w:w="70"/>
+              <w:right w:type="dxa" w:w="110"/>
+            </w:tcMar>
+          </w:tcPr>
+          <w:p>
+            <w:pPr>
+              <w:spacing w:after="40"/>
+            </w:pPr>
+            <w:r>
+              <w:rPr>
+                <w:rFonts w:ascii="Calibri" w:cs="Calibri" w:eastAsia="Calibri" w:hAnsi="Calibri"/>
+                <w:color w:val="2D2D2D"/>
                 <w:sz w:val="20"/>
                 <w:szCs w:val="20"/>
               </w:rPr>
@@ -6194,22 +6194,22 @@
               <w:bottom w:val="single" w:color="E7E0D2" w:sz="4"/>
               <w:right w:val="single" w:color="E7E0D2" w:sz="4"/>
             </w:tcBorders>
-            <w:shd w:fill="FBF9F4" w:color="auto" w:val="clear"/>
-            <w:tcMar>
-              <w:top w:type="dxa" w:w="70"/>
-              <w:left w:type="dxa" w:w="110"/>
-              <w:bottom w:type="dxa" w:w="70"/>
-              <w:right w:type="dxa" w:w="110"/>
-            </w:tcMar>
-          </w:tcPr>
-          <w:p>
-            <w:pPr>
-              <w:spacing w:after="40"/>
-            </w:pPr>
-            <w:r>
-              <w:rPr>
-                <w:rFonts w:ascii="Calibri" w:cs="Calibri" w:eastAsia="Calibri" w:hAnsi="Calibri"/>
-                <w:color w:val="1F2A2E"/>
+            <w:shd w:fill="F5F2E9" w:color="auto" w:val="clear"/>
+            <w:tcMar>
+              <w:top w:type="dxa" w:w="70"/>
+              <w:left w:type="dxa" w:w="110"/>
+              <w:bottom w:type="dxa" w:w="70"/>
+              <w:right w:type="dxa" w:w="110"/>
+            </w:tcMar>
+          </w:tcPr>
+          <w:p>
+            <w:pPr>
+              <w:spacing w:after="40"/>
+            </w:pPr>
+            <w:r>
+              <w:rPr>
+                <w:rFonts w:ascii="Calibri" w:cs="Calibri" w:eastAsia="Calibri" w:hAnsi="Calibri"/>
+                <w:color w:val="2D2D2D"/>
                 <w:sz w:val="20"/>
                 <w:szCs w:val="20"/>
               </w:rPr>
@@ -6245,7 +6245,7 @@
             <w:r>
               <w:rPr>
                 <w:rFonts w:ascii="Calibri" w:cs="Calibri" w:eastAsia="Calibri" w:hAnsi="Calibri"/>
-                <w:color w:val="1F2A2E"/>
+                <w:color w:val="2D2D2D"/>
                 <w:sz w:val="20"/>
                 <w:szCs w:val="20"/>
               </w:rPr>
@@ -6276,7 +6276,7 @@
             <w:r>
               <w:rPr>
                 <w:rFonts w:ascii="Calibri" w:cs="Calibri" w:eastAsia="Calibri" w:hAnsi="Calibri"/>
-                <w:color w:val="1F2A2E"/>
+                <w:color w:val="2D2D2D"/>
                 <w:sz w:val="20"/>
                 <w:szCs w:val="20"/>
               </w:rPr>
@@ -6298,22 +6298,22 @@
               <w:bottom w:val="single" w:color="E7E0D2" w:sz="4"/>
               <w:right w:val="single" w:color="E7E0D2" w:sz="4"/>
             </w:tcBorders>
-            <w:shd w:fill="FBF9F4" w:color="auto" w:val="clear"/>
-            <w:tcMar>
-              <w:top w:type="dxa" w:w="70"/>
-              <w:left w:type="dxa" w:w="110"/>
-              <w:bottom w:type="dxa" w:w="70"/>
-              <w:right w:type="dxa" w:w="110"/>
-            </w:tcMar>
-          </w:tcPr>
-          <w:p>
-            <w:pPr>
-              <w:spacing w:after="40"/>
-            </w:pPr>
-            <w:r>
-              <w:rPr>
-                <w:rFonts w:ascii="Calibri" w:cs="Calibri" w:eastAsia="Calibri" w:hAnsi="Calibri"/>
-                <w:color w:val="1F2A2E"/>
+            <w:shd w:fill="F5F2E9" w:color="auto" w:val="clear"/>
+            <w:tcMar>
+              <w:top w:type="dxa" w:w="70"/>
+              <w:left w:type="dxa" w:w="110"/>
+              <w:bottom w:type="dxa" w:w="70"/>
+              <w:right w:type="dxa" w:w="110"/>
+            </w:tcMar>
+          </w:tcPr>
+          <w:p>
+            <w:pPr>
+              <w:spacing w:after="40"/>
+            </w:pPr>
+            <w:r>
+              <w:rPr>
+                <w:rFonts w:ascii="Calibri" w:cs="Calibri" w:eastAsia="Calibri" w:hAnsi="Calibri"/>
+                <w:color w:val="2D2D2D"/>
                 <w:sz w:val="20"/>
                 <w:szCs w:val="20"/>
               </w:rPr>
@@ -6330,22 +6330,22 @@
               <w:bottom w:val="single" w:color="E7E0D2" w:sz="4"/>
               <w:right w:val="single" w:color="E7E0D2" w:sz="4"/>
             </w:tcBorders>
-            <w:shd w:fill="FBF9F4" w:color="auto" w:val="clear"/>
-            <w:tcMar>
-              <w:top w:type="dxa" w:w="70"/>
-              <w:left w:type="dxa" w:w="110"/>
-              <w:bottom w:type="dxa" w:w="70"/>
-              <w:right w:type="dxa" w:w="110"/>
-            </w:tcMar>
-          </w:tcPr>
-          <w:p>
-            <w:pPr>
-              <w:spacing w:after="40"/>
-            </w:pPr>
-            <w:r>
-              <w:rPr>
-                <w:rFonts w:ascii="Calibri" w:cs="Calibri" w:eastAsia="Calibri" w:hAnsi="Calibri"/>
-                <w:color w:val="1F2A2E"/>
+            <w:shd w:fill="F5F2E9" w:color="auto" w:val="clear"/>
+            <w:tcMar>
+              <w:top w:type="dxa" w:w="70"/>
+              <w:left w:type="dxa" w:w="110"/>
+              <w:bottom w:type="dxa" w:w="70"/>
+              <w:right w:type="dxa" w:w="110"/>
+            </w:tcMar>
+          </w:tcPr>
+          <w:p>
+            <w:pPr>
+              <w:spacing w:after="40"/>
+            </w:pPr>
+            <w:r>
+              <w:rPr>
+                <w:rFonts w:ascii="Calibri" w:cs="Calibri" w:eastAsia="Calibri" w:hAnsi="Calibri"/>
+                <w:color w:val="2D2D2D"/>
                 <w:sz w:val="20"/>
                 <w:szCs w:val="20"/>
               </w:rPr>
@@ -6381,7 +6381,7 @@
             <w:r>
               <w:rPr>
                 <w:rFonts w:ascii="Calibri" w:cs="Calibri" w:eastAsia="Calibri" w:hAnsi="Calibri"/>
-                <w:color w:val="1F2A2E"/>
+                <w:color w:val="2D2D2D"/>
                 <w:sz w:val="20"/>
                 <w:szCs w:val="20"/>
               </w:rPr>
@@ -6412,7 +6412,7 @@
             <w:r>
               <w:rPr>
                 <w:rFonts w:ascii="Calibri" w:cs="Calibri" w:eastAsia="Calibri" w:hAnsi="Calibri"/>
-                <w:color w:val="1F2A2E"/>
+                <w:color w:val="2D2D2D"/>
                 <w:sz w:val="20"/>
                 <w:szCs w:val="20"/>
               </w:rPr>
@@ -6434,22 +6434,22 @@
               <w:bottom w:val="single" w:color="E7E0D2" w:sz="4"/>
               <w:right w:val="single" w:color="E7E0D2" w:sz="4"/>
             </w:tcBorders>
-            <w:shd w:fill="FBF9F4" w:color="auto" w:val="clear"/>
-            <w:tcMar>
-              <w:top w:type="dxa" w:w="70"/>
-              <w:left w:type="dxa" w:w="110"/>
-              <w:bottom w:type="dxa" w:w="70"/>
-              <w:right w:type="dxa" w:w="110"/>
-            </w:tcMar>
-          </w:tcPr>
-          <w:p>
-            <w:pPr>
-              <w:spacing w:after="40"/>
-            </w:pPr>
-            <w:r>
-              <w:rPr>
-                <w:rFonts w:ascii="Calibri" w:cs="Calibri" w:eastAsia="Calibri" w:hAnsi="Calibri"/>
-                <w:color w:val="1F2A2E"/>
+            <w:shd w:fill="F5F2E9" w:color="auto" w:val="clear"/>
+            <w:tcMar>
+              <w:top w:type="dxa" w:w="70"/>
+              <w:left w:type="dxa" w:w="110"/>
+              <w:bottom w:type="dxa" w:w="70"/>
+              <w:right w:type="dxa" w:w="110"/>
+            </w:tcMar>
+          </w:tcPr>
+          <w:p>
+            <w:pPr>
+              <w:spacing w:after="40"/>
+            </w:pPr>
+            <w:r>
+              <w:rPr>
+                <w:rFonts w:ascii="Calibri" w:cs="Calibri" w:eastAsia="Calibri" w:hAnsi="Calibri"/>
+                <w:color w:val="2D2D2D"/>
                 <w:sz w:val="20"/>
                 <w:szCs w:val="20"/>
               </w:rPr>
@@ -6466,22 +6466,22 @@
               <w:bottom w:val="single" w:color="E7E0D2" w:sz="4"/>
               <w:right w:val="single" w:color="E7E0D2" w:sz="4"/>
             </w:tcBorders>
-            <w:shd w:fill="FBF9F4" w:color="auto" w:val="clear"/>
-            <w:tcMar>
-              <w:top w:type="dxa" w:w="70"/>
-              <w:left w:type="dxa" w:w="110"/>
-              <w:bottom w:type="dxa" w:w="70"/>
-              <w:right w:type="dxa" w:w="110"/>
-            </w:tcMar>
-          </w:tcPr>
-          <w:p>
-            <w:pPr>
-              <w:spacing w:after="40"/>
-            </w:pPr>
-            <w:r>
-              <w:rPr>
-                <w:rFonts w:ascii="Calibri" w:cs="Calibri" w:eastAsia="Calibri" w:hAnsi="Calibri"/>
-                <w:color w:val="1F2A2E"/>
+            <w:shd w:fill="F5F2E9" w:color="auto" w:val="clear"/>
+            <w:tcMar>
+              <w:top w:type="dxa" w:w="70"/>
+              <w:left w:type="dxa" w:w="110"/>
+              <w:bottom w:type="dxa" w:w="70"/>
+              <w:right w:type="dxa" w:w="110"/>
+            </w:tcMar>
+          </w:tcPr>
+          <w:p>
+            <w:pPr>
+              <w:spacing w:after="40"/>
+            </w:pPr>
+            <w:r>
+              <w:rPr>
+                <w:rFonts w:ascii="Calibri" w:cs="Calibri" w:eastAsia="Calibri" w:hAnsi="Calibri"/>
+                <w:color w:val="2D2D2D"/>
                 <w:sz w:val="20"/>
                 <w:szCs w:val="20"/>
               </w:rPr>
@@ -6517,7 +6517,7 @@
             <w:r>
               <w:rPr>
                 <w:rFonts w:ascii="Calibri" w:cs="Calibri" w:eastAsia="Calibri" w:hAnsi="Calibri"/>
-                <w:color w:val="1F2A2E"/>
+                <w:color w:val="2D2D2D"/>
                 <w:sz w:val="20"/>
                 <w:szCs w:val="20"/>
               </w:rPr>
@@ -6548,7 +6548,7 @@
             <w:r>
               <w:rPr>
                 <w:rFonts w:ascii="Calibri" w:cs="Calibri" w:eastAsia="Calibri" w:hAnsi="Calibri"/>
-                <w:color w:val="1F2A2E"/>
+                <w:color w:val="2D2D2D"/>
                 <w:sz w:val="20"/>
                 <w:szCs w:val="20"/>
               </w:rPr>
@@ -6570,22 +6570,22 @@
               <w:bottom w:val="single" w:color="E7E0D2" w:sz="4"/>
               <w:right w:val="single" w:color="E7E0D2" w:sz="4"/>
             </w:tcBorders>
-            <w:shd w:fill="FBF9F4" w:color="auto" w:val="clear"/>
-            <w:tcMar>
-              <w:top w:type="dxa" w:w="70"/>
-              <w:left w:type="dxa" w:w="110"/>
-              <w:bottom w:type="dxa" w:w="70"/>
-              <w:right w:type="dxa" w:w="110"/>
-            </w:tcMar>
-          </w:tcPr>
-          <w:p>
-            <w:pPr>
-              <w:spacing w:after="40"/>
-            </w:pPr>
-            <w:r>
-              <w:rPr>
-                <w:rFonts w:ascii="Calibri" w:cs="Calibri" w:eastAsia="Calibri" w:hAnsi="Calibri"/>
-                <w:color w:val="1F2A2E"/>
+            <w:shd w:fill="F5F2E9" w:color="auto" w:val="clear"/>
+            <w:tcMar>
+              <w:top w:type="dxa" w:w="70"/>
+              <w:left w:type="dxa" w:w="110"/>
+              <w:bottom w:type="dxa" w:w="70"/>
+              <w:right w:type="dxa" w:w="110"/>
+            </w:tcMar>
+          </w:tcPr>
+          <w:p>
+            <w:pPr>
+              <w:spacing w:after="40"/>
+            </w:pPr>
+            <w:r>
+              <w:rPr>
+                <w:rFonts w:ascii="Calibri" w:cs="Calibri" w:eastAsia="Calibri" w:hAnsi="Calibri"/>
+                <w:color w:val="2D2D2D"/>
                 <w:sz w:val="20"/>
                 <w:szCs w:val="20"/>
               </w:rPr>
@@ -6602,22 +6602,22 @@
               <w:bottom w:val="single" w:color="E7E0D2" w:sz="4"/>
               <w:right w:val="single" w:color="E7E0D2" w:sz="4"/>
             </w:tcBorders>
-            <w:shd w:fill="FBF9F4" w:color="auto" w:val="clear"/>
-            <w:tcMar>
-              <w:top w:type="dxa" w:w="70"/>
-              <w:left w:type="dxa" w:w="110"/>
-              <w:bottom w:type="dxa" w:w="70"/>
-              <w:right w:type="dxa" w:w="110"/>
-            </w:tcMar>
-          </w:tcPr>
-          <w:p>
-            <w:pPr>
-              <w:spacing w:after="40"/>
-            </w:pPr>
-            <w:r>
-              <w:rPr>
-                <w:rFonts w:ascii="Calibri" w:cs="Calibri" w:eastAsia="Calibri" w:hAnsi="Calibri"/>
-                <w:color w:val="1F2A2E"/>
+            <w:shd w:fill="F5F2E9" w:color="auto" w:val="clear"/>
+            <w:tcMar>
+              <w:top w:type="dxa" w:w="70"/>
+              <w:left w:type="dxa" w:w="110"/>
+              <w:bottom w:type="dxa" w:w="70"/>
+              <w:right w:type="dxa" w:w="110"/>
+            </w:tcMar>
+          </w:tcPr>
+          <w:p>
+            <w:pPr>
+              <w:spacing w:after="40"/>
+            </w:pPr>
+            <w:r>
+              <w:rPr>
+                <w:rFonts w:ascii="Calibri" w:cs="Calibri" w:eastAsia="Calibri" w:hAnsi="Calibri"/>
+                <w:color w:val="2D2D2D"/>
                 <w:sz w:val="20"/>
                 <w:szCs w:val="20"/>
               </w:rPr>
@@ -6653,7 +6653,7 @@
             <w:r>
               <w:rPr>
                 <w:rFonts w:ascii="Calibri" w:cs="Calibri" w:eastAsia="Calibri" w:hAnsi="Calibri"/>
-                <w:color w:val="1F2A2E"/>
+                <w:color w:val="2D2D2D"/>
                 <w:sz w:val="20"/>
                 <w:szCs w:val="20"/>
               </w:rPr>
@@ -6684,7 +6684,7 @@
             <w:r>
               <w:rPr>
                 <w:rFonts w:ascii="Calibri" w:cs="Calibri" w:eastAsia="Calibri" w:hAnsi="Calibri"/>
-                <w:color w:val="1F2A2E"/>
+                <w:color w:val="2D2D2D"/>
                 <w:sz w:val="20"/>
                 <w:szCs w:val="20"/>
               </w:rPr>
@@ -6705,7 +6705,7 @@
           <w:rFonts w:ascii="Cambria" w:cs="Cambria" w:eastAsia="Cambria" w:hAnsi="Cambria"/>
           <w:b/>
           <w:bCs/>
-          <w:color w:val="0F766E"/>
+          <w:color w:val="1A237E"/>
           <w:sz w:val="36"/>
           <w:szCs w:val="36"/>
         </w:rPr>
@@ -6741,7 +6741,7 @@
               <w:bottom w:val="single" w:color="E7E0D2" w:sz="4"/>
               <w:right w:val="single" w:color="E7E0D2" w:sz="4"/>
             </w:tcBorders>
-            <w:shd w:fill="0F766E" w:color="auto" w:val="clear"/>
+            <w:shd w:fill="1A237E" w:color="auto" w:val="clear"/>
             <w:tcMar>
               <w:top w:type="dxa" w:w="70"/>
               <w:left w:type="dxa" w:w="110"/>
@@ -6775,7 +6775,7 @@
               <w:bottom w:val="single" w:color="E7E0D2" w:sz="4"/>
               <w:right w:val="single" w:color="E7E0D2" w:sz="4"/>
             </w:tcBorders>
-            <w:shd w:fill="0F766E" w:color="auto" w:val="clear"/>
+            <w:shd w:fill="1A237E" w:color="auto" w:val="clear"/>
             <w:tcMar>
               <w:top w:type="dxa" w:w="70"/>
               <w:left w:type="dxa" w:w="110"/>
@@ -6828,7 +6828,7 @@
             <w:r>
               <w:rPr>
                 <w:rFonts w:ascii="Calibri" w:cs="Calibri" w:eastAsia="Calibri" w:hAnsi="Calibri"/>
-                <w:color w:val="1F2A2E"/>
+                <w:color w:val="2D2D2D"/>
                 <w:sz w:val="20"/>
                 <w:szCs w:val="20"/>
               </w:rPr>
@@ -6859,7 +6859,7 @@
             <w:r>
               <w:rPr>
                 <w:rFonts w:ascii="Calibri" w:cs="Calibri" w:eastAsia="Calibri" w:hAnsi="Calibri"/>
-                <w:color w:val="1F2A2E"/>
+                <w:color w:val="2D2D2D"/>
                 <w:sz w:val="20"/>
                 <w:szCs w:val="20"/>
               </w:rPr>
@@ -6881,22 +6881,22 @@
               <w:bottom w:val="single" w:color="E7E0D2" w:sz="4"/>
               <w:right w:val="single" w:color="E7E0D2" w:sz="4"/>
             </w:tcBorders>
-            <w:shd w:fill="FBF9F4" w:color="auto" w:val="clear"/>
-            <w:tcMar>
-              <w:top w:type="dxa" w:w="70"/>
-              <w:left w:type="dxa" w:w="110"/>
-              <w:bottom w:type="dxa" w:w="70"/>
-              <w:right w:type="dxa" w:w="110"/>
-            </w:tcMar>
-          </w:tcPr>
-          <w:p>
-            <w:pPr>
-              <w:spacing w:after="40"/>
-            </w:pPr>
-            <w:r>
-              <w:rPr>
-                <w:rFonts w:ascii="Calibri" w:cs="Calibri" w:eastAsia="Calibri" w:hAnsi="Calibri"/>
-                <w:color w:val="1F2A2E"/>
+            <w:shd w:fill="F5F2E9" w:color="auto" w:val="clear"/>
+            <w:tcMar>
+              <w:top w:type="dxa" w:w="70"/>
+              <w:left w:type="dxa" w:w="110"/>
+              <w:bottom w:type="dxa" w:w="70"/>
+              <w:right w:type="dxa" w:w="110"/>
+            </w:tcMar>
+          </w:tcPr>
+          <w:p>
+            <w:pPr>
+              <w:spacing w:after="40"/>
+            </w:pPr>
+            <w:r>
+              <w:rPr>
+                <w:rFonts w:ascii="Calibri" w:cs="Calibri" w:eastAsia="Calibri" w:hAnsi="Calibri"/>
+                <w:color w:val="2D2D2D"/>
                 <w:sz w:val="20"/>
                 <w:szCs w:val="20"/>
               </w:rPr>
@@ -6913,22 +6913,22 @@
               <w:bottom w:val="single" w:color="E7E0D2" w:sz="4"/>
               <w:right w:val="single" w:color="E7E0D2" w:sz="4"/>
             </w:tcBorders>
-            <w:shd w:fill="FBF9F4" w:color="auto" w:val="clear"/>
-            <w:tcMar>
-              <w:top w:type="dxa" w:w="70"/>
-              <w:left w:type="dxa" w:w="110"/>
-              <w:bottom w:type="dxa" w:w="70"/>
-              <w:right w:type="dxa" w:w="110"/>
-            </w:tcMar>
-          </w:tcPr>
-          <w:p>
-            <w:pPr>
-              <w:spacing w:after="40"/>
-            </w:pPr>
-            <w:r>
-              <w:rPr>
-                <w:rFonts w:ascii="Calibri" w:cs="Calibri" w:eastAsia="Calibri" w:hAnsi="Calibri"/>
-                <w:color w:val="1F2A2E"/>
+            <w:shd w:fill="F5F2E9" w:color="auto" w:val="clear"/>
+            <w:tcMar>
+              <w:top w:type="dxa" w:w="70"/>
+              <w:left w:type="dxa" w:w="110"/>
+              <w:bottom w:type="dxa" w:w="70"/>
+              <w:right w:type="dxa" w:w="110"/>
+            </w:tcMar>
+          </w:tcPr>
+          <w:p>
+            <w:pPr>
+              <w:spacing w:after="40"/>
+            </w:pPr>
+            <w:r>
+              <w:rPr>
+                <w:rFonts w:ascii="Calibri" w:cs="Calibri" w:eastAsia="Calibri" w:hAnsi="Calibri"/>
+                <w:color w:val="2D2D2D"/>
                 <w:sz w:val="20"/>
                 <w:szCs w:val="20"/>
               </w:rPr>
@@ -6964,7 +6964,7 @@
             <w:r>
               <w:rPr>
                 <w:rFonts w:ascii="Calibri" w:cs="Calibri" w:eastAsia="Calibri" w:hAnsi="Calibri"/>
-                <w:color w:val="1F2A2E"/>
+                <w:color w:val="2D2D2D"/>
                 <w:sz w:val="20"/>
                 <w:szCs w:val="20"/>
               </w:rPr>
@@ -6995,7 +6995,7 @@
             <w:r>
               <w:rPr>
                 <w:rFonts w:ascii="Calibri" w:cs="Calibri" w:eastAsia="Calibri" w:hAnsi="Calibri"/>
-                <w:color w:val="1F2A2E"/>
+                <w:color w:val="2D2D2D"/>
                 <w:sz w:val="20"/>
                 <w:szCs w:val="20"/>
               </w:rPr>
@@ -7017,22 +7017,22 @@
               <w:bottom w:val="single" w:color="E7E0D2" w:sz="4"/>
               <w:right w:val="single" w:color="E7E0D2" w:sz="4"/>
             </w:tcBorders>
-            <w:shd w:fill="FBF9F4" w:color="auto" w:val="clear"/>
-            <w:tcMar>
-              <w:top w:type="dxa" w:w="70"/>
-              <w:left w:type="dxa" w:w="110"/>
-              <w:bottom w:type="dxa" w:w="70"/>
-              <w:right w:type="dxa" w:w="110"/>
-            </w:tcMar>
-          </w:tcPr>
-          <w:p>
-            <w:pPr>
-              <w:spacing w:after="40"/>
-            </w:pPr>
-            <w:r>
-              <w:rPr>
-                <w:rFonts w:ascii="Calibri" w:cs="Calibri" w:eastAsia="Calibri" w:hAnsi="Calibri"/>
-                <w:color w:val="1F2A2E"/>
+            <w:shd w:fill="F5F2E9" w:color="auto" w:val="clear"/>
+            <w:tcMar>
+              <w:top w:type="dxa" w:w="70"/>
+              <w:left w:type="dxa" w:w="110"/>
+              <w:bottom w:type="dxa" w:w="70"/>
+              <w:right w:type="dxa" w:w="110"/>
+            </w:tcMar>
+          </w:tcPr>
+          <w:p>
+            <w:pPr>
+              <w:spacing w:after="40"/>
+            </w:pPr>
+            <w:r>
+              <w:rPr>
+                <w:rFonts w:ascii="Calibri" w:cs="Calibri" w:eastAsia="Calibri" w:hAnsi="Calibri"/>
+                <w:color w:val="2D2D2D"/>
                 <w:sz w:val="20"/>
                 <w:szCs w:val="20"/>
               </w:rPr>
@@ -7049,22 +7049,22 @@
               <w:bottom w:val="single" w:color="E7E0D2" w:sz="4"/>
               <w:right w:val="single" w:color="E7E0D2" w:sz="4"/>
             </w:tcBorders>
-            <w:shd w:fill="FBF9F4" w:color="auto" w:val="clear"/>
-            <w:tcMar>
-              <w:top w:type="dxa" w:w="70"/>
-              <w:left w:type="dxa" w:w="110"/>
-              <w:bottom w:type="dxa" w:w="70"/>
-              <w:right w:type="dxa" w:w="110"/>
-            </w:tcMar>
-          </w:tcPr>
-          <w:p>
-            <w:pPr>
-              <w:spacing w:after="40"/>
-            </w:pPr>
-            <w:r>
-              <w:rPr>
-                <w:rFonts w:ascii="Calibri" w:cs="Calibri" w:eastAsia="Calibri" w:hAnsi="Calibri"/>
-                <w:color w:val="1F2A2E"/>
+            <w:shd w:fill="F5F2E9" w:color="auto" w:val="clear"/>
+            <w:tcMar>
+              <w:top w:type="dxa" w:w="70"/>
+              <w:left w:type="dxa" w:w="110"/>
+              <w:bottom w:type="dxa" w:w="70"/>
+              <w:right w:type="dxa" w:w="110"/>
+            </w:tcMar>
+          </w:tcPr>
+          <w:p>
+            <w:pPr>
+              <w:spacing w:after="40"/>
+            </w:pPr>
+            <w:r>
+              <w:rPr>
+                <w:rFonts w:ascii="Calibri" w:cs="Calibri" w:eastAsia="Calibri" w:hAnsi="Calibri"/>
+                <w:color w:val="2D2D2D"/>
                 <w:sz w:val="20"/>
                 <w:szCs w:val="20"/>
               </w:rPr>
@@ -7100,7 +7100,7 @@
             <w:r>
               <w:rPr>
                 <w:rFonts w:ascii="Calibri" w:cs="Calibri" w:eastAsia="Calibri" w:hAnsi="Calibri"/>
-                <w:color w:val="1F2A2E"/>
+                <w:color w:val="2D2D2D"/>
                 <w:sz w:val="20"/>
                 <w:szCs w:val="20"/>
               </w:rPr>
@@ -7131,7 +7131,7 @@
             <w:r>
               <w:rPr>
                 <w:rFonts w:ascii="Calibri" w:cs="Calibri" w:eastAsia="Calibri" w:hAnsi="Calibri"/>
-                <w:color w:val="1F2A2E"/>
+                <w:color w:val="2D2D2D"/>
                 <w:sz w:val="20"/>
                 <w:szCs w:val="20"/>
               </w:rPr>
@@ -7153,22 +7153,22 @@
               <w:bottom w:val="single" w:color="E7E0D2" w:sz="4"/>
               <w:right w:val="single" w:color="E7E0D2" w:sz="4"/>
             </w:tcBorders>
-            <w:shd w:fill="FBF9F4" w:color="auto" w:val="clear"/>
-            <w:tcMar>
-              <w:top w:type="dxa" w:w="70"/>
-              <w:left w:type="dxa" w:w="110"/>
-              <w:bottom w:type="dxa" w:w="70"/>
-              <w:right w:type="dxa" w:w="110"/>
-            </w:tcMar>
-          </w:tcPr>
-          <w:p>
-            <w:pPr>
-              <w:spacing w:after="40"/>
-            </w:pPr>
-            <w:r>
-              <w:rPr>
-                <w:rFonts w:ascii="Calibri" w:cs="Calibri" w:eastAsia="Calibri" w:hAnsi="Calibri"/>
-                <w:color w:val="1F2A2E"/>
+            <w:shd w:fill="F5F2E9" w:color="auto" w:val="clear"/>
+            <w:tcMar>
+              <w:top w:type="dxa" w:w="70"/>
+              <w:left w:type="dxa" w:w="110"/>
+              <w:bottom w:type="dxa" w:w="70"/>
+              <w:right w:type="dxa" w:w="110"/>
+            </w:tcMar>
+          </w:tcPr>
+          <w:p>
+            <w:pPr>
+              <w:spacing w:after="40"/>
+            </w:pPr>
+            <w:r>
+              <w:rPr>
+                <w:rFonts w:ascii="Calibri" w:cs="Calibri" w:eastAsia="Calibri" w:hAnsi="Calibri"/>
+                <w:color w:val="2D2D2D"/>
                 <w:sz w:val="20"/>
                 <w:szCs w:val="20"/>
               </w:rPr>
@@ -7185,22 +7185,22 @@
               <w:bottom w:val="single" w:color="E7E0D2" w:sz="4"/>
               <w:right w:val="single" w:color="E7E0D2" w:sz="4"/>
             </w:tcBorders>
-            <w:shd w:fill="FBF9F4" w:color="auto" w:val="clear"/>
-            <w:tcMar>
-              <w:top w:type="dxa" w:w="70"/>
-              <w:left w:type="dxa" w:w="110"/>
-              <w:bottom w:type="dxa" w:w="70"/>
-              <w:right w:type="dxa" w:w="110"/>
-            </w:tcMar>
-          </w:tcPr>
-          <w:p>
-            <w:pPr>
-              <w:spacing w:after="40"/>
-            </w:pPr>
-            <w:r>
-              <w:rPr>
-                <w:rFonts w:ascii="Calibri" w:cs="Calibri" w:eastAsia="Calibri" w:hAnsi="Calibri"/>
-                <w:color w:val="1F2A2E"/>
+            <w:shd w:fill="F5F2E9" w:color="auto" w:val="clear"/>
+            <w:tcMar>
+              <w:top w:type="dxa" w:w="70"/>
+              <w:left w:type="dxa" w:w="110"/>
+              <w:bottom w:type="dxa" w:w="70"/>
+              <w:right w:type="dxa" w:w="110"/>
+            </w:tcMar>
+          </w:tcPr>
+          <w:p>
+            <w:pPr>
+              <w:spacing w:after="40"/>
+            </w:pPr>
+            <w:r>
+              <w:rPr>
+                <w:rFonts w:ascii="Calibri" w:cs="Calibri" w:eastAsia="Calibri" w:hAnsi="Calibri"/>
+                <w:color w:val="2D2D2D"/>
                 <w:sz w:val="20"/>
                 <w:szCs w:val="20"/>
               </w:rPr>
@@ -7236,7 +7236,7 @@
             <w:r>
               <w:rPr>
                 <w:rFonts w:ascii="Calibri" w:cs="Calibri" w:eastAsia="Calibri" w:hAnsi="Calibri"/>
-                <w:color w:val="1F2A2E"/>
+                <w:color w:val="2D2D2D"/>
                 <w:sz w:val="20"/>
                 <w:szCs w:val="20"/>
               </w:rPr>
@@ -7267,7 +7267,7 @@
             <w:r>
               <w:rPr>
                 <w:rFonts w:ascii="Calibri" w:cs="Calibri" w:eastAsia="Calibri" w:hAnsi="Calibri"/>
-                <w:color w:val="1F2A2E"/>
+                <w:color w:val="2D2D2D"/>
                 <w:sz w:val="20"/>
                 <w:szCs w:val="20"/>
               </w:rPr>
@@ -7289,22 +7289,22 @@
               <w:bottom w:val="single" w:color="E7E0D2" w:sz="4"/>
               <w:right w:val="single" w:color="E7E0D2" w:sz="4"/>
             </w:tcBorders>
-            <w:shd w:fill="FBF9F4" w:color="auto" w:val="clear"/>
-            <w:tcMar>
-              <w:top w:type="dxa" w:w="70"/>
-              <w:left w:type="dxa" w:w="110"/>
-              <w:bottom w:type="dxa" w:w="70"/>
-              <w:right w:type="dxa" w:w="110"/>
-            </w:tcMar>
-          </w:tcPr>
-          <w:p>
-            <w:pPr>
-              <w:spacing w:after="40"/>
-            </w:pPr>
-            <w:r>
-              <w:rPr>
-                <w:rFonts w:ascii="Calibri" w:cs="Calibri" w:eastAsia="Calibri" w:hAnsi="Calibri"/>
-                <w:color w:val="1F2A2E"/>
+            <w:shd w:fill="F5F2E9" w:color="auto" w:val="clear"/>
+            <w:tcMar>
+              <w:top w:type="dxa" w:w="70"/>
+              <w:left w:type="dxa" w:w="110"/>
+              <w:bottom w:type="dxa" w:w="70"/>
+              <w:right w:type="dxa" w:w="110"/>
+            </w:tcMar>
+          </w:tcPr>
+          <w:p>
+            <w:pPr>
+              <w:spacing w:after="40"/>
+            </w:pPr>
+            <w:r>
+              <w:rPr>
+                <w:rFonts w:ascii="Calibri" w:cs="Calibri" w:eastAsia="Calibri" w:hAnsi="Calibri"/>
+                <w:color w:val="2D2D2D"/>
                 <w:sz w:val="20"/>
                 <w:szCs w:val="20"/>
               </w:rPr>
@@ -7321,22 +7321,22 @@
               <w:bottom w:val="single" w:color="E7E0D2" w:sz="4"/>
               <w:right w:val="single" w:color="E7E0D2" w:sz="4"/>
             </w:tcBorders>
-            <w:shd w:fill="FBF9F4" w:color="auto" w:val="clear"/>
-            <w:tcMar>
-              <w:top w:type="dxa" w:w="70"/>
-              <w:left w:type="dxa" w:w="110"/>
-              <w:bottom w:type="dxa" w:w="70"/>
-              <w:right w:type="dxa" w:w="110"/>
-            </w:tcMar>
-          </w:tcPr>
-          <w:p>
-            <w:pPr>
-              <w:spacing w:after="40"/>
-            </w:pPr>
-            <w:r>
-              <w:rPr>
-                <w:rFonts w:ascii="Calibri" w:cs="Calibri" w:eastAsia="Calibri" w:hAnsi="Calibri"/>
-                <w:color w:val="1F2A2E"/>
+            <w:shd w:fill="F5F2E9" w:color="auto" w:val="clear"/>
+            <w:tcMar>
+              <w:top w:type="dxa" w:w="70"/>
+              <w:left w:type="dxa" w:w="110"/>
+              <w:bottom w:type="dxa" w:w="70"/>
+              <w:right w:type="dxa" w:w="110"/>
+            </w:tcMar>
+          </w:tcPr>
+          <w:p>
+            <w:pPr>
+              <w:spacing w:after="40"/>
+            </w:pPr>
+            <w:r>
+              <w:rPr>
+                <w:rFonts w:ascii="Calibri" w:cs="Calibri" w:eastAsia="Calibri" w:hAnsi="Calibri"/>
+                <w:color w:val="2D2D2D"/>
                 <w:sz w:val="20"/>
                 <w:szCs w:val="20"/>
               </w:rPr>
@@ -7357,7 +7357,7 @@
           <w:rFonts w:ascii="Cambria" w:cs="Cambria" w:eastAsia="Cambria" w:hAnsi="Cambria"/>
           <w:b/>
           <w:bCs/>
-          <w:color w:val="0F766E"/>
+          <w:color w:val="1A237E"/>
           <w:sz w:val="36"/>
           <w:szCs w:val="36"/>
         </w:rPr>
@@ -7375,7 +7375,7 @@
           <w:rFonts w:ascii="Calibri" w:cs="Calibri" w:eastAsia="Calibri" w:hAnsi="Calibri"/>
           <w:b/>
           <w:bCs/>
-          <w:color w:val="0F766E"/>
+          <w:color w:val="1A237E"/>
           <w:sz w:val="24"/>
           <w:szCs w:val="24"/>
         </w:rPr>
@@ -7394,7 +7394,7 @@
       <w:r>
         <w:rPr>
           <w:rFonts w:ascii="Calibri" w:cs="Calibri" w:eastAsia="Calibri" w:hAnsi="Calibri"/>
-          <w:color w:val="1F2A2E"/>
+          <w:color w:val="2D2D2D"/>
           <w:sz w:val="22"/>
           <w:szCs w:val="22"/>
         </w:rPr>
@@ -7405,7 +7405,7 @@
           <w:rFonts w:ascii="Calibri" w:cs="Calibri" w:eastAsia="Calibri" w:hAnsi="Calibri"/>
           <w:b/>
           <w:bCs/>
-          <w:color w:val="1F2A2E"/>
+          <w:color w:val="2D2D2D"/>
           <w:sz w:val="22"/>
           <w:szCs w:val="22"/>
         </w:rPr>
@@ -7414,7 +7414,7 @@
       <w:r>
         <w:rPr>
           <w:rFonts w:ascii="Calibri" w:cs="Calibri" w:eastAsia="Calibri" w:hAnsi="Calibri"/>
-          <w:color w:val="1F2A2E"/>
+          <w:color w:val="2D2D2D"/>
           <w:sz w:val="22"/>
           <w:szCs w:val="22"/>
         </w:rPr>
@@ -7433,7 +7433,7 @@
       <w:r>
         <w:rPr>
           <w:rFonts w:ascii="Calibri" w:cs="Calibri" w:eastAsia="Calibri" w:hAnsi="Calibri"/>
-          <w:color w:val="1F2A2E"/>
+          <w:color w:val="2D2D2D"/>
           <w:sz w:val="22"/>
           <w:szCs w:val="22"/>
         </w:rPr>
@@ -7452,7 +7452,7 @@
       <w:r>
         <w:rPr>
           <w:rFonts w:ascii="Calibri" w:cs="Calibri" w:eastAsia="Calibri" w:hAnsi="Calibri"/>
-          <w:color w:val="1F2A2E"/>
+          <w:color w:val="2D2D2D"/>
           <w:sz w:val="22"/>
           <w:szCs w:val="22"/>
         </w:rPr>
@@ -7471,7 +7471,7 @@
       <w:r>
         <w:rPr>
           <w:rFonts w:ascii="Calibri" w:cs="Calibri" w:eastAsia="Calibri" w:hAnsi="Calibri"/>
-          <w:color w:val="1F2A2E"/>
+          <w:color w:val="2D2D2D"/>
           <w:sz w:val="22"/>
           <w:szCs w:val="22"/>
         </w:rPr>
@@ -7482,7 +7482,7 @@
           <w:rFonts w:ascii="Calibri" w:cs="Calibri" w:eastAsia="Calibri" w:hAnsi="Calibri"/>
           <w:b/>
           <w:bCs/>
-          <w:color w:val="1F2A2E"/>
+          <w:color w:val="2D2D2D"/>
           <w:sz w:val="22"/>
           <w:szCs w:val="22"/>
         </w:rPr>
@@ -7491,7 +7491,7 @@
       <w:r>
         <w:rPr>
           <w:rFonts w:ascii="Calibri" w:cs="Calibri" w:eastAsia="Calibri" w:hAnsi="Calibri"/>
-          <w:color w:val="1F2A2E"/>
+          <w:color w:val="2D2D2D"/>
           <w:sz w:val="22"/>
           <w:szCs w:val="22"/>
         </w:rPr>
@@ -7509,7 +7509,7 @@
           <w:rFonts w:ascii="Calibri" w:cs="Calibri" w:eastAsia="Calibri" w:hAnsi="Calibri"/>
           <w:b/>
           <w:bCs/>
-          <w:color w:val="0F766E"/>
+          <w:color w:val="1A237E"/>
           <w:sz w:val="24"/>
           <w:szCs w:val="24"/>
         </w:rPr>
@@ -7528,7 +7528,7 @@
       <w:r>
         <w:rPr>
           <w:rFonts w:ascii="Calibri" w:cs="Calibri" w:eastAsia="Calibri" w:hAnsi="Calibri"/>
-          <w:color w:val="1F2A2E"/>
+          <w:color w:val="2D2D2D"/>
           <w:sz w:val="22"/>
           <w:szCs w:val="22"/>
         </w:rPr>
@@ -7547,7 +7547,7 @@
       <w:r>
         <w:rPr>
           <w:rFonts w:ascii="Calibri" w:cs="Calibri" w:eastAsia="Calibri" w:hAnsi="Calibri"/>
-          <w:color w:val="1F2A2E"/>
+          <w:color w:val="2D2D2D"/>
           <w:sz w:val="22"/>
           <w:szCs w:val="22"/>
         </w:rPr>
@@ -7558,7 +7558,7 @@
           <w:rFonts w:ascii="Calibri" w:cs="Calibri" w:eastAsia="Calibri" w:hAnsi="Calibri"/>
           <w:b/>
           <w:bCs/>
-          <w:color w:val="1F2A2E"/>
+          <w:color w:val="2D2D2D"/>
           <w:sz w:val="22"/>
           <w:szCs w:val="22"/>
         </w:rPr>
@@ -7567,7 +7567,7 @@
       <w:r>
         <w:rPr>
           <w:rFonts w:ascii="Calibri" w:cs="Calibri" w:eastAsia="Calibri" w:hAnsi="Calibri"/>
-          <w:color w:val="1F2A2E"/>
+          <w:color w:val="2D2D2D"/>
           <w:sz w:val="22"/>
           <w:szCs w:val="22"/>
         </w:rPr>
@@ -7586,7 +7586,7 @@
       <w:r>
         <w:rPr>
           <w:rFonts w:ascii="Calibri" w:cs="Calibri" w:eastAsia="Calibri" w:hAnsi="Calibri"/>
-          <w:color w:val="1F2A2E"/>
+          <w:color w:val="2D2D2D"/>
           <w:sz w:val="22"/>
           <w:szCs w:val="22"/>
         </w:rPr>
@@ -7650,7 +7650,7 @@
           <w:rFonts w:ascii="Calibri" w:cs="Calibri" w:eastAsia="Calibri" w:hAnsi="Calibri"/>
           <w:i/>
           <w:iCs/>
-          <w:color w:val="6B6F76"/>
+          <w:color w:val="6E6A5F"/>
           <w:sz w:val="19"/>
           <w:szCs w:val="19"/>
         </w:rPr>
@@ -7668,7 +7668,7 @@
           <w:rFonts w:ascii="Cambria" w:cs="Cambria" w:eastAsia="Cambria" w:hAnsi="Cambria"/>
           <w:b/>
           <w:bCs/>
-          <w:color w:val="0F766E"/>
+          <w:color w:val="1A237E"/>
           <w:sz w:val="36"/>
           <w:szCs w:val="36"/>
         </w:rPr>
@@ -7682,7 +7682,7 @@
       <w:r>
         <w:rPr>
           <w:rFonts w:ascii="Calibri" w:cs="Calibri" w:eastAsia="Calibri" w:hAnsi="Calibri"/>
-          <w:color w:val="1F2A2E"/>
+          <w:color w:val="2D2D2D"/>
           <w:sz w:val="22"/>
           <w:szCs w:val="22"/>
         </w:rPr>
@@ -7693,7 +7693,7 @@
           <w:rFonts w:ascii="Calibri" w:cs="Calibri" w:eastAsia="Calibri" w:hAnsi="Calibri"/>
           <w:b/>
           <w:bCs/>
-          <w:color w:val="1F2A2E"/>
+          <w:color w:val="2D2D2D"/>
           <w:sz w:val="22"/>
           <w:szCs w:val="22"/>
         </w:rPr>
@@ -7702,7 +7702,7 @@
       <w:r>
         <w:rPr>
           <w:rFonts w:ascii="Calibri" w:cs="Calibri" w:eastAsia="Calibri" w:hAnsi="Calibri"/>
-          <w:color w:val="1F2A2E"/>
+          <w:color w:val="2D2D2D"/>
           <w:sz w:val="22"/>
           <w:szCs w:val="22"/>
         </w:rPr>
@@ -7766,7 +7766,7 @@
           <w:rFonts w:ascii="Calibri" w:cs="Calibri" w:eastAsia="Calibri" w:hAnsi="Calibri"/>
           <w:i/>
           <w:iCs/>
-          <w:color w:val="6B6F76"/>
+          <w:color w:val="6E6A5F"/>
           <w:sz w:val="19"/>
           <w:szCs w:val="19"/>
         </w:rPr>
@@ -7784,7 +7784,7 @@
           <w:rFonts w:ascii="Cambria" w:cs="Cambria" w:eastAsia="Cambria" w:hAnsi="Cambria"/>
           <w:b/>
           <w:bCs/>
-          <w:color w:val="0F766E"/>
+          <w:color w:val="1A237E"/>
           <w:sz w:val="36"/>
           <w:szCs w:val="36"/>
         </w:rPr>
@@ -7820,7 +7820,7 @@
               <w:bottom w:val="single" w:color="E7E0D2" w:sz="4"/>
               <w:right w:val="single" w:color="E7E0D2" w:sz="4"/>
             </w:tcBorders>
-            <w:shd w:fill="0F766E" w:color="auto" w:val="clear"/>
+            <w:shd w:fill="1A237E" w:color="auto" w:val="clear"/>
             <w:tcMar>
               <w:top w:type="dxa" w:w="70"/>
               <w:left w:type="dxa" w:w="110"/>
@@ -7854,7 +7854,7 @@
               <w:bottom w:val="single" w:color="E7E0D2" w:sz="4"/>
               <w:right w:val="single" w:color="E7E0D2" w:sz="4"/>
             </w:tcBorders>
-            <w:shd w:fill="0F766E" w:color="auto" w:val="clear"/>
+            <w:shd w:fill="1A237E" w:color="auto" w:val="clear"/>
             <w:tcMar>
               <w:top w:type="dxa" w:w="70"/>
               <w:left w:type="dxa" w:w="110"/>
@@ -7907,7 +7907,7 @@
             <w:r>
               <w:rPr>
                 <w:rFonts w:ascii="Calibri" w:cs="Calibri" w:eastAsia="Calibri" w:hAnsi="Calibri"/>
-                <w:color w:val="1F2A2E"/>
+                <w:color w:val="2D2D2D"/>
                 <w:sz w:val="20"/>
                 <w:szCs w:val="20"/>
               </w:rPr>
@@ -7938,7 +7938,7 @@
             <w:r>
               <w:rPr>
                 <w:rFonts w:ascii="Calibri" w:cs="Calibri" w:eastAsia="Calibri" w:hAnsi="Calibri"/>
-                <w:color w:val="1F2A2E"/>
+                <w:color w:val="2D2D2D"/>
                 <w:sz w:val="20"/>
                 <w:szCs w:val="20"/>
               </w:rPr>
@@ -7960,22 +7960,22 @@
               <w:bottom w:val="single" w:color="E7E0D2" w:sz="4"/>
               <w:right w:val="single" w:color="E7E0D2" w:sz="4"/>
             </w:tcBorders>
-            <w:shd w:fill="FBF9F4" w:color="auto" w:val="clear"/>
-            <w:tcMar>
-              <w:top w:type="dxa" w:w="70"/>
-              <w:left w:type="dxa" w:w="110"/>
-              <w:bottom w:type="dxa" w:w="70"/>
-              <w:right w:type="dxa" w:w="110"/>
-            </w:tcMar>
-          </w:tcPr>
-          <w:p>
-            <w:pPr>
-              <w:spacing w:after="40"/>
-            </w:pPr>
-            <w:r>
-              <w:rPr>
-                <w:rFonts w:ascii="Calibri" w:cs="Calibri" w:eastAsia="Calibri" w:hAnsi="Calibri"/>
-                <w:color w:val="1F2A2E"/>
+            <w:shd w:fill="F5F2E9" w:color="auto" w:val="clear"/>
+            <w:tcMar>
+              <w:top w:type="dxa" w:w="70"/>
+              <w:left w:type="dxa" w:w="110"/>
+              <w:bottom w:type="dxa" w:w="70"/>
+              <w:right w:type="dxa" w:w="110"/>
+            </w:tcMar>
+          </w:tcPr>
+          <w:p>
+            <w:pPr>
+              <w:spacing w:after="40"/>
+            </w:pPr>
+            <w:r>
+              <w:rPr>
+                <w:rFonts w:ascii="Calibri" w:cs="Calibri" w:eastAsia="Calibri" w:hAnsi="Calibri"/>
+                <w:color w:val="2D2D2D"/>
                 <w:sz w:val="20"/>
                 <w:szCs w:val="20"/>
               </w:rPr>
@@ -7992,22 +7992,22 @@
               <w:bottom w:val="single" w:color="E7E0D2" w:sz="4"/>
               <w:right w:val="single" w:color="E7E0D2" w:sz="4"/>
             </w:tcBorders>
-            <w:shd w:fill="FBF9F4" w:color="auto" w:val="clear"/>
-            <w:tcMar>
-              <w:top w:type="dxa" w:w="70"/>
-              <w:left w:type="dxa" w:w="110"/>
-              <w:bottom w:type="dxa" w:w="70"/>
-              <w:right w:type="dxa" w:w="110"/>
-            </w:tcMar>
-          </w:tcPr>
-          <w:p>
-            <w:pPr>
-              <w:spacing w:after="40"/>
-            </w:pPr>
-            <w:r>
-              <w:rPr>
-                <w:rFonts w:ascii="Calibri" w:cs="Calibri" w:eastAsia="Calibri" w:hAnsi="Calibri"/>
-                <w:color w:val="1F2A2E"/>
+            <w:shd w:fill="F5F2E9" w:color="auto" w:val="clear"/>
+            <w:tcMar>
+              <w:top w:type="dxa" w:w="70"/>
+              <w:left w:type="dxa" w:w="110"/>
+              <w:bottom w:type="dxa" w:w="70"/>
+              <w:right w:type="dxa" w:w="110"/>
+            </w:tcMar>
+          </w:tcPr>
+          <w:p>
+            <w:pPr>
+              <w:spacing w:after="40"/>
+            </w:pPr>
+            <w:r>
+              <w:rPr>
+                <w:rFonts w:ascii="Calibri" w:cs="Calibri" w:eastAsia="Calibri" w:hAnsi="Calibri"/>
+                <w:color w:val="2D2D2D"/>
                 <w:sz w:val="20"/>
                 <w:szCs w:val="20"/>
               </w:rPr>
@@ -8043,7 +8043,7 @@
             <w:r>
               <w:rPr>
                 <w:rFonts w:ascii="Calibri" w:cs="Calibri" w:eastAsia="Calibri" w:hAnsi="Calibri"/>
-                <w:color w:val="1F2A2E"/>
+                <w:color w:val="2D2D2D"/>
                 <w:sz w:val="20"/>
                 <w:szCs w:val="20"/>
               </w:rPr>
@@ -8074,7 +8074,7 @@
             <w:r>
               <w:rPr>
                 <w:rFonts w:ascii="Calibri" w:cs="Calibri" w:eastAsia="Calibri" w:hAnsi="Calibri"/>
-                <w:color w:val="1F2A2E"/>
+                <w:color w:val="2D2D2D"/>
                 <w:sz w:val="20"/>
                 <w:szCs w:val="20"/>
               </w:rPr>
@@ -8096,22 +8096,22 @@
               <w:bottom w:val="single" w:color="E7E0D2" w:sz="4"/>
               <w:right w:val="single" w:color="E7E0D2" w:sz="4"/>
             </w:tcBorders>
-            <w:shd w:fill="FBF9F4" w:color="auto" w:val="clear"/>
-            <w:tcMar>
-              <w:top w:type="dxa" w:w="70"/>
-              <w:left w:type="dxa" w:w="110"/>
-              <w:bottom w:type="dxa" w:w="70"/>
-              <w:right w:type="dxa" w:w="110"/>
-            </w:tcMar>
-          </w:tcPr>
-          <w:p>
-            <w:pPr>
-              <w:spacing w:after="40"/>
-            </w:pPr>
-            <w:r>
-              <w:rPr>
-                <w:rFonts w:ascii="Calibri" w:cs="Calibri" w:eastAsia="Calibri" w:hAnsi="Calibri"/>
-                <w:color w:val="1F2A2E"/>
+            <w:shd w:fill="F5F2E9" w:color="auto" w:val="clear"/>
+            <w:tcMar>
+              <w:top w:type="dxa" w:w="70"/>
+              <w:left w:type="dxa" w:w="110"/>
+              <w:bottom w:type="dxa" w:w="70"/>
+              <w:right w:type="dxa" w:w="110"/>
+            </w:tcMar>
+          </w:tcPr>
+          <w:p>
+            <w:pPr>
+              <w:spacing w:after="40"/>
+            </w:pPr>
+            <w:r>
+              <w:rPr>
+                <w:rFonts w:ascii="Calibri" w:cs="Calibri" w:eastAsia="Calibri" w:hAnsi="Calibri"/>
+                <w:color w:val="2D2D2D"/>
                 <w:sz w:val="20"/>
                 <w:szCs w:val="20"/>
               </w:rPr>
@@ -8128,22 +8128,22 @@
               <w:bottom w:val="single" w:color="E7E0D2" w:sz="4"/>
               <w:right w:val="single" w:color="E7E0D2" w:sz="4"/>
             </w:tcBorders>
-            <w:shd w:fill="FBF9F4" w:color="auto" w:val="clear"/>
-            <w:tcMar>
-              <w:top w:type="dxa" w:w="70"/>
-              <w:left w:type="dxa" w:w="110"/>
-              <w:bottom w:type="dxa" w:w="70"/>
-              <w:right w:type="dxa" w:w="110"/>
-            </w:tcMar>
-          </w:tcPr>
-          <w:p>
-            <w:pPr>
-              <w:spacing w:after="40"/>
-            </w:pPr>
-            <w:r>
-              <w:rPr>
-                <w:rFonts w:ascii="Calibri" w:cs="Calibri" w:eastAsia="Calibri" w:hAnsi="Calibri"/>
-                <w:color w:val="1F2A2E"/>
+            <w:shd w:fill="F5F2E9" w:color="auto" w:val="clear"/>
+            <w:tcMar>
+              <w:top w:type="dxa" w:w="70"/>
+              <w:left w:type="dxa" w:w="110"/>
+              <w:bottom w:type="dxa" w:w="70"/>
+              <w:right w:type="dxa" w:w="110"/>
+            </w:tcMar>
+          </w:tcPr>
+          <w:p>
+            <w:pPr>
+              <w:spacing w:after="40"/>
+            </w:pPr>
+            <w:r>
+              <w:rPr>
+                <w:rFonts w:ascii="Calibri" w:cs="Calibri" w:eastAsia="Calibri" w:hAnsi="Calibri"/>
+                <w:color w:val="2D2D2D"/>
                 <w:sz w:val="20"/>
                 <w:szCs w:val="20"/>
               </w:rPr>
@@ -8179,7 +8179,7 @@
             <w:r>
               <w:rPr>
                 <w:rFonts w:ascii="Calibri" w:cs="Calibri" w:eastAsia="Calibri" w:hAnsi="Calibri"/>
-                <w:color w:val="1F2A2E"/>
+                <w:color w:val="2D2D2D"/>
                 <w:sz w:val="20"/>
                 <w:szCs w:val="20"/>
               </w:rPr>
@@ -8210,7 +8210,7 @@
             <w:r>
               <w:rPr>
                 <w:rFonts w:ascii="Calibri" w:cs="Calibri" w:eastAsia="Calibri" w:hAnsi="Calibri"/>
-                <w:color w:val="1F2A2E"/>
+                <w:color w:val="2D2D2D"/>
                 <w:sz w:val="20"/>
                 <w:szCs w:val="20"/>
               </w:rPr>
@@ -8232,22 +8232,22 @@
               <w:bottom w:val="single" w:color="E7E0D2" w:sz="4"/>
               <w:right w:val="single" w:color="E7E0D2" w:sz="4"/>
             </w:tcBorders>
-            <w:shd w:fill="FBF9F4" w:color="auto" w:val="clear"/>
-            <w:tcMar>
-              <w:top w:type="dxa" w:w="70"/>
-              <w:left w:type="dxa" w:w="110"/>
-              <w:bottom w:type="dxa" w:w="70"/>
-              <w:right w:type="dxa" w:w="110"/>
-            </w:tcMar>
-          </w:tcPr>
-          <w:p>
-            <w:pPr>
-              <w:spacing w:after="40"/>
-            </w:pPr>
-            <w:r>
-              <w:rPr>
-                <w:rFonts w:ascii="Calibri" w:cs="Calibri" w:eastAsia="Calibri" w:hAnsi="Calibri"/>
-                <w:color w:val="1F2A2E"/>
+            <w:shd w:fill="F5F2E9" w:color="auto" w:val="clear"/>
+            <w:tcMar>
+              <w:top w:type="dxa" w:w="70"/>
+              <w:left w:type="dxa" w:w="110"/>
+              <w:bottom w:type="dxa" w:w="70"/>
+              <w:right w:type="dxa" w:w="110"/>
+            </w:tcMar>
+          </w:tcPr>
+          <w:p>
+            <w:pPr>
+              <w:spacing w:after="40"/>
+            </w:pPr>
+            <w:r>
+              <w:rPr>
+                <w:rFonts w:ascii="Calibri" w:cs="Calibri" w:eastAsia="Calibri" w:hAnsi="Calibri"/>
+                <w:color w:val="2D2D2D"/>
                 <w:sz w:val="20"/>
                 <w:szCs w:val="20"/>
               </w:rPr>
@@ -8264,22 +8264,22 @@
               <w:bottom w:val="single" w:color="E7E0D2" w:sz="4"/>
               <w:right w:val="single" w:color="E7E0D2" w:sz="4"/>
             </w:tcBorders>
-            <w:shd w:fill="FBF9F4" w:color="auto" w:val="clear"/>
-            <w:tcMar>
-              <w:top w:type="dxa" w:w="70"/>
-              <w:left w:type="dxa" w:w="110"/>
-              <w:bottom w:type="dxa" w:w="70"/>
-              <w:right w:type="dxa" w:w="110"/>
-            </w:tcMar>
-          </w:tcPr>
-          <w:p>
-            <w:pPr>
-              <w:spacing w:after="40"/>
-            </w:pPr>
-            <w:r>
-              <w:rPr>
-                <w:rFonts w:ascii="Calibri" w:cs="Calibri" w:eastAsia="Calibri" w:hAnsi="Calibri"/>
-                <w:color w:val="1F2A2E"/>
+            <w:shd w:fill="F5F2E9" w:color="auto" w:val="clear"/>
+            <w:tcMar>
+              <w:top w:type="dxa" w:w="70"/>
+              <w:left w:type="dxa" w:w="110"/>
+              <w:bottom w:type="dxa" w:w="70"/>
+              <w:right w:type="dxa" w:w="110"/>
+            </w:tcMar>
+          </w:tcPr>
+          <w:p>
+            <w:pPr>
+              <w:spacing w:after="40"/>
+            </w:pPr>
+            <w:r>
+              <w:rPr>
+                <w:rFonts w:ascii="Calibri" w:cs="Calibri" w:eastAsia="Calibri" w:hAnsi="Calibri"/>
+                <w:color w:val="2D2D2D"/>
                 <w:sz w:val="20"/>
                 <w:szCs w:val="20"/>
               </w:rPr>
@@ -8315,7 +8315,7 @@
             <w:r>
               <w:rPr>
                 <w:rFonts w:ascii="Calibri" w:cs="Calibri" w:eastAsia="Calibri" w:hAnsi="Calibri"/>
-                <w:color w:val="1F2A2E"/>
+                <w:color w:val="2D2D2D"/>
                 <w:sz w:val="20"/>
                 <w:szCs w:val="20"/>
               </w:rPr>
@@ -8346,7 +8346,7 @@
             <w:r>
               <w:rPr>
                 <w:rFonts w:ascii="Calibri" w:cs="Calibri" w:eastAsia="Calibri" w:hAnsi="Calibri"/>
-                <w:color w:val="1F2A2E"/>
+                <w:color w:val="2D2D2D"/>
                 <w:sz w:val="20"/>
                 <w:szCs w:val="20"/>
               </w:rPr>
@@ -8413,7 +8413,7 @@
           <w:rFonts w:ascii="Calibri" w:cs="Calibri" w:eastAsia="Calibri" w:hAnsi="Calibri"/>
           <w:i/>
           <w:iCs/>
-          <w:color w:val="6B6F76"/>
+          <w:color w:val="6E6A5F"/>
           <w:sz w:val="19"/>
           <w:szCs w:val="19"/>
         </w:rPr>
@@ -8431,7 +8431,7 @@
           <w:rFonts w:ascii="Cambria" w:cs="Cambria" w:eastAsia="Cambria" w:hAnsi="Cambria"/>
           <w:b/>
           <w:bCs/>
-          <w:color w:val="0F766E"/>
+          <w:color w:val="1A237E"/>
           <w:sz w:val="36"/>
           <w:szCs w:val="36"/>
         </w:rPr>
@@ -8468,7 +8468,7 @@
               <w:bottom w:val="single" w:color="E7E0D2" w:sz="4"/>
               <w:right w:val="single" w:color="E7E0D2" w:sz="4"/>
             </w:tcBorders>
-            <w:shd w:fill="0F766E" w:color="auto" w:val="clear"/>
+            <w:shd w:fill="1A237E" w:color="auto" w:val="clear"/>
             <w:tcMar>
               <w:top w:type="dxa" w:w="70"/>
               <w:left w:type="dxa" w:w="110"/>
@@ -8502,7 +8502,7 @@
               <w:bottom w:val="single" w:color="E7E0D2" w:sz="4"/>
               <w:right w:val="single" w:color="E7E0D2" w:sz="4"/>
             </w:tcBorders>
-            <w:shd w:fill="0F766E" w:color="auto" w:val="clear"/>
+            <w:shd w:fill="1A237E" w:color="auto" w:val="clear"/>
             <w:tcMar>
               <w:top w:type="dxa" w:w="70"/>
               <w:left w:type="dxa" w:w="110"/>
@@ -8536,7 +8536,7 @@
               <w:bottom w:val="single" w:color="E7E0D2" w:sz="4"/>
               <w:right w:val="single" w:color="E7E0D2" w:sz="4"/>
             </w:tcBorders>
-            <w:shd w:fill="0F766E" w:color="auto" w:val="clear"/>
+            <w:shd w:fill="1A237E" w:color="auto" w:val="clear"/>
             <w:tcMar>
               <w:top w:type="dxa" w:w="70"/>
               <w:left w:type="dxa" w:w="110"/>
@@ -8589,7 +8589,7 @@
             <w:r>
               <w:rPr>
                 <w:rFonts w:ascii="Calibri" w:cs="Calibri" w:eastAsia="Calibri" w:hAnsi="Calibri"/>
-                <w:color w:val="1F2A2E"/>
+                <w:color w:val="2D2D2D"/>
                 <w:sz w:val="20"/>
                 <w:szCs w:val="20"/>
               </w:rPr>
@@ -8620,7 +8620,7 @@
             <w:r>
               <w:rPr>
                 <w:rFonts w:ascii="Calibri" w:cs="Calibri" w:eastAsia="Calibri" w:hAnsi="Calibri"/>
-                <w:color w:val="1F2A2E"/>
+                <w:color w:val="2D2D2D"/>
                 <w:sz w:val="20"/>
                 <w:szCs w:val="20"/>
               </w:rPr>
@@ -8651,7 +8651,7 @@
             <w:r>
               <w:rPr>
                 <w:rFonts w:ascii="Calibri" w:cs="Calibri" w:eastAsia="Calibri" w:hAnsi="Calibri"/>
-                <w:color w:val="1F2A2E"/>
+                <w:color w:val="2D2D2D"/>
                 <w:sz w:val="20"/>
                 <w:szCs w:val="20"/>
               </w:rPr>
@@ -8673,22 +8673,22 @@
               <w:bottom w:val="single" w:color="E7E0D2" w:sz="4"/>
               <w:right w:val="single" w:color="E7E0D2" w:sz="4"/>
             </w:tcBorders>
-            <w:shd w:fill="FBF9F4" w:color="auto" w:val="clear"/>
-            <w:tcMar>
-              <w:top w:type="dxa" w:w="70"/>
-              <w:left w:type="dxa" w:w="110"/>
-              <w:bottom w:type="dxa" w:w="70"/>
-              <w:right w:type="dxa" w:w="110"/>
-            </w:tcMar>
-          </w:tcPr>
-          <w:p>
-            <w:pPr>
-              <w:spacing w:after="40"/>
-            </w:pPr>
-            <w:r>
-              <w:rPr>
-                <w:rFonts w:ascii="Calibri" w:cs="Calibri" w:eastAsia="Calibri" w:hAnsi="Calibri"/>
-                <w:color w:val="1F2A2E"/>
+            <w:shd w:fill="F5F2E9" w:color="auto" w:val="clear"/>
+            <w:tcMar>
+              <w:top w:type="dxa" w:w="70"/>
+              <w:left w:type="dxa" w:w="110"/>
+              <w:bottom w:type="dxa" w:w="70"/>
+              <w:right w:type="dxa" w:w="110"/>
+            </w:tcMar>
+          </w:tcPr>
+          <w:p>
+            <w:pPr>
+              <w:spacing w:after="40"/>
+            </w:pPr>
+            <w:r>
+              <w:rPr>
+                <w:rFonts w:ascii="Calibri" w:cs="Calibri" w:eastAsia="Calibri" w:hAnsi="Calibri"/>
+                <w:color w:val="2D2D2D"/>
                 <w:sz w:val="20"/>
                 <w:szCs w:val="20"/>
               </w:rPr>
@@ -8705,22 +8705,22 @@
               <w:bottom w:val="single" w:color="E7E0D2" w:sz="4"/>
               <w:right w:val="single" w:color="E7E0D2" w:sz="4"/>
             </w:tcBorders>
-            <w:shd w:fill="FBF9F4" w:color="auto" w:val="clear"/>
-            <w:tcMar>
-              <w:top w:type="dxa" w:w="70"/>
-              <w:left w:type="dxa" w:w="110"/>
-              <w:bottom w:type="dxa" w:w="70"/>
-              <w:right w:type="dxa" w:w="110"/>
-            </w:tcMar>
-          </w:tcPr>
-          <w:p>
-            <w:pPr>
-              <w:spacing w:after="40"/>
-            </w:pPr>
-            <w:r>
-              <w:rPr>
-                <w:rFonts w:ascii="Calibri" w:cs="Calibri" w:eastAsia="Calibri" w:hAnsi="Calibri"/>
-                <w:color w:val="1F2A2E"/>
+            <w:shd w:fill="F5F2E9" w:color="auto" w:val="clear"/>
+            <w:tcMar>
+              <w:top w:type="dxa" w:w="70"/>
+              <w:left w:type="dxa" w:w="110"/>
+              <w:bottom w:type="dxa" w:w="70"/>
+              <w:right w:type="dxa" w:w="110"/>
+            </w:tcMar>
+          </w:tcPr>
+          <w:p>
+            <w:pPr>
+              <w:spacing w:after="40"/>
+            </w:pPr>
+            <w:r>
+              <w:rPr>
+                <w:rFonts w:ascii="Calibri" w:cs="Calibri" w:eastAsia="Calibri" w:hAnsi="Calibri"/>
+                <w:color w:val="2D2D2D"/>
                 <w:sz w:val="20"/>
                 <w:szCs w:val="20"/>
               </w:rPr>
@@ -8737,22 +8737,22 @@
               <w:bottom w:val="single" w:color="E7E0D2" w:sz="4"/>
               <w:right w:val="single" w:color="E7E0D2" w:sz="4"/>
             </w:tcBorders>
-            <w:shd w:fill="FBF9F4" w:color="auto" w:val="clear"/>
-            <w:tcMar>
-              <w:top w:type="dxa" w:w="70"/>
-              <w:left w:type="dxa" w:w="110"/>
-              <w:bottom w:type="dxa" w:w="70"/>
-              <w:right w:type="dxa" w:w="110"/>
-            </w:tcMar>
-          </w:tcPr>
-          <w:p>
-            <w:pPr>
-              <w:spacing w:after="40"/>
-            </w:pPr>
-            <w:r>
-              <w:rPr>
-                <w:rFonts w:ascii="Calibri" w:cs="Calibri" w:eastAsia="Calibri" w:hAnsi="Calibri"/>
-                <w:color w:val="1F2A2E"/>
+            <w:shd w:fill="F5F2E9" w:color="auto" w:val="clear"/>
+            <w:tcMar>
+              <w:top w:type="dxa" w:w="70"/>
+              <w:left w:type="dxa" w:w="110"/>
+              <w:bottom w:type="dxa" w:w="70"/>
+              <w:right w:type="dxa" w:w="110"/>
+            </w:tcMar>
+          </w:tcPr>
+          <w:p>
+            <w:pPr>
+              <w:spacing w:after="40"/>
+            </w:pPr>
+            <w:r>
+              <w:rPr>
+                <w:rFonts w:ascii="Calibri" w:cs="Calibri" w:eastAsia="Calibri" w:hAnsi="Calibri"/>
+                <w:color w:val="2D2D2D"/>
                 <w:sz w:val="20"/>
                 <w:szCs w:val="20"/>
               </w:rPr>
@@ -8788,7 +8788,7 @@
             <w:r>
               <w:rPr>
                 <w:rFonts w:ascii="Calibri" w:cs="Calibri" w:eastAsia="Calibri" w:hAnsi="Calibri"/>
-                <w:color w:val="1F2A2E"/>
+                <w:color w:val="2D2D2D"/>
                 <w:sz w:val="20"/>
                 <w:szCs w:val="20"/>
               </w:rPr>
@@ -8819,7 +8819,7 @@
             <w:r>
               <w:rPr>
                 <w:rFonts w:ascii="Calibri" w:cs="Calibri" w:eastAsia="Calibri" w:hAnsi="Calibri"/>
-                <w:color w:val="1F2A2E"/>
+                <w:color w:val="2D2D2D"/>
                 <w:sz w:val="20"/>
                 <w:szCs w:val="20"/>
               </w:rPr>
@@ -8850,7 +8850,7 @@
             <w:r>
               <w:rPr>
                 <w:rFonts w:ascii="Calibri" w:cs="Calibri" w:eastAsia="Calibri" w:hAnsi="Calibri"/>
-                <w:color w:val="1F2A2E"/>
+                <w:color w:val="2D2D2D"/>
                 <w:sz w:val="20"/>
                 <w:szCs w:val="20"/>
               </w:rPr>
@@ -8872,22 +8872,22 @@
               <w:bottom w:val="single" w:color="E7E0D2" w:sz="4"/>
               <w:right w:val="single" w:color="E7E0D2" w:sz="4"/>
             </w:tcBorders>
-            <w:shd w:fill="FBF9F4" w:color="auto" w:val="clear"/>
-            <w:tcMar>
-              <w:top w:type="dxa" w:w="70"/>
-              <w:left w:type="dxa" w:w="110"/>
-              <w:bottom w:type="dxa" w:w="70"/>
-              <w:right w:type="dxa" w:w="110"/>
-            </w:tcMar>
-          </w:tcPr>
-          <w:p>
-            <w:pPr>
-              <w:spacing w:after="40"/>
-            </w:pPr>
-            <w:r>
-              <w:rPr>
-                <w:rFonts w:ascii="Calibri" w:cs="Calibri" w:eastAsia="Calibri" w:hAnsi="Calibri"/>
-                <w:color w:val="1F2A2E"/>
+            <w:shd w:fill="F5F2E9" w:color="auto" w:val="clear"/>
+            <w:tcMar>
+              <w:top w:type="dxa" w:w="70"/>
+              <w:left w:type="dxa" w:w="110"/>
+              <w:bottom w:type="dxa" w:w="70"/>
+              <w:right w:type="dxa" w:w="110"/>
+            </w:tcMar>
+          </w:tcPr>
+          <w:p>
+            <w:pPr>
+              <w:spacing w:after="40"/>
+            </w:pPr>
+            <w:r>
+              <w:rPr>
+                <w:rFonts w:ascii="Calibri" w:cs="Calibri" w:eastAsia="Calibri" w:hAnsi="Calibri"/>
+                <w:color w:val="2D2D2D"/>
                 <w:sz w:val="20"/>
                 <w:szCs w:val="20"/>
               </w:rPr>
@@ -8904,22 +8904,22 @@
               <w:bottom w:val="single" w:color="E7E0D2" w:sz="4"/>
               <w:right w:val="single" w:color="E7E0D2" w:sz="4"/>
             </w:tcBorders>
-            <w:shd w:fill="FBF9F4" w:color="auto" w:val="clear"/>
-            <w:tcMar>
-              <w:top w:type="dxa" w:w="70"/>
-              <w:left w:type="dxa" w:w="110"/>
-              <w:bottom w:type="dxa" w:w="70"/>
-              <w:right w:type="dxa" w:w="110"/>
-            </w:tcMar>
-          </w:tcPr>
-          <w:p>
-            <w:pPr>
-              <w:spacing w:after="40"/>
-            </w:pPr>
-            <w:r>
-              <w:rPr>
-                <w:rFonts w:ascii="Calibri" w:cs="Calibri" w:eastAsia="Calibri" w:hAnsi="Calibri"/>
-                <w:color w:val="1F2A2E"/>
+            <w:shd w:fill="F5F2E9" w:color="auto" w:val="clear"/>
+            <w:tcMar>
+              <w:top w:type="dxa" w:w="70"/>
+              <w:left w:type="dxa" w:w="110"/>
+              <w:bottom w:type="dxa" w:w="70"/>
+              <w:right w:type="dxa" w:w="110"/>
+            </w:tcMar>
+          </w:tcPr>
+          <w:p>
+            <w:pPr>
+              <w:spacing w:after="40"/>
+            </w:pPr>
+            <w:r>
+              <w:rPr>
+                <w:rFonts w:ascii="Calibri" w:cs="Calibri" w:eastAsia="Calibri" w:hAnsi="Calibri"/>
+                <w:color w:val="2D2D2D"/>
                 <w:sz w:val="20"/>
                 <w:szCs w:val="20"/>
               </w:rPr>
@@ -8936,22 +8936,22 @@
               <w:bottom w:val="single" w:color="E7E0D2" w:sz="4"/>
               <w:right w:val="single" w:color="E7E0D2" w:sz="4"/>
             </w:tcBorders>
-            <w:shd w:fill="FBF9F4" w:color="auto" w:val="clear"/>
-            <w:tcMar>
-              <w:top w:type="dxa" w:w="70"/>
-              <w:left w:type="dxa" w:w="110"/>
-              <w:bottom w:type="dxa" w:w="70"/>
-              <w:right w:type="dxa" w:w="110"/>
-            </w:tcMar>
-          </w:tcPr>
-          <w:p>
-            <w:pPr>
-              <w:spacing w:after="40"/>
-            </w:pPr>
-            <w:r>
-              <w:rPr>
-                <w:rFonts w:ascii="Calibri" w:cs="Calibri" w:eastAsia="Calibri" w:hAnsi="Calibri"/>
-                <w:color w:val="1F2A2E"/>
+            <w:shd w:fill="F5F2E9" w:color="auto" w:val="clear"/>
+            <w:tcMar>
+              <w:top w:type="dxa" w:w="70"/>
+              <w:left w:type="dxa" w:w="110"/>
+              <w:bottom w:type="dxa" w:w="70"/>
+              <w:right w:type="dxa" w:w="110"/>
+            </w:tcMar>
+          </w:tcPr>
+          <w:p>
+            <w:pPr>
+              <w:spacing w:after="40"/>
+            </w:pPr>
+            <w:r>
+              <w:rPr>
+                <w:rFonts w:ascii="Calibri" w:cs="Calibri" w:eastAsia="Calibri" w:hAnsi="Calibri"/>
+                <w:color w:val="2D2D2D"/>
                 <w:sz w:val="20"/>
                 <w:szCs w:val="20"/>
               </w:rPr>
@@ -8987,7 +8987,7 @@
             <w:r>
               <w:rPr>
                 <w:rFonts w:ascii="Calibri" w:cs="Calibri" w:eastAsia="Calibri" w:hAnsi="Calibri"/>
-                <w:color w:val="1F2A2E"/>
+                <w:color w:val="2D2D2D"/>
                 <w:sz w:val="20"/>
                 <w:szCs w:val="20"/>
               </w:rPr>
@@ -9018,7 +9018,7 @@
             <w:r>
               <w:rPr>
                 <w:rFonts w:ascii="Calibri" w:cs="Calibri" w:eastAsia="Calibri" w:hAnsi="Calibri"/>
-                <w:color w:val="1F2A2E"/>
+                <w:color w:val="2D2D2D"/>
                 <w:sz w:val="20"/>
                 <w:szCs w:val="20"/>
               </w:rPr>
@@ -9049,7 +9049,7 @@
             <w:r>
               <w:rPr>
                 <w:rFonts w:ascii="Calibri" w:cs="Calibri" w:eastAsia="Calibri" w:hAnsi="Calibri"/>
-                <w:color w:val="1F2A2E"/>
+                <w:color w:val="2D2D2D"/>
                 <w:sz w:val="20"/>
                 <w:szCs w:val="20"/>
               </w:rPr>
@@ -9071,22 +9071,22 @@
               <w:bottom w:val="single" w:color="E7E0D2" w:sz="4"/>
               <w:right w:val="single" w:color="E7E0D2" w:sz="4"/>
             </w:tcBorders>
-            <w:shd w:fill="FBF9F4" w:color="auto" w:val="clear"/>
-            <w:tcMar>
-              <w:top w:type="dxa" w:w="70"/>
-              <w:left w:type="dxa" w:w="110"/>
-              <w:bottom w:type="dxa" w:w="70"/>
-              <w:right w:type="dxa" w:w="110"/>
-            </w:tcMar>
-          </w:tcPr>
-          <w:p>
-            <w:pPr>
-              <w:spacing w:after="40"/>
-            </w:pPr>
-            <w:r>
-              <w:rPr>
-                <w:rFonts w:ascii="Calibri" w:cs="Calibri" w:eastAsia="Calibri" w:hAnsi="Calibri"/>
-                <w:color w:val="1F2A2E"/>
+            <w:shd w:fill="F5F2E9" w:color="auto" w:val="clear"/>
+            <w:tcMar>
+              <w:top w:type="dxa" w:w="70"/>
+              <w:left w:type="dxa" w:w="110"/>
+              <w:bottom w:type="dxa" w:w="70"/>
+              <w:right w:type="dxa" w:w="110"/>
+            </w:tcMar>
+          </w:tcPr>
+          <w:p>
+            <w:pPr>
+              <w:spacing w:after="40"/>
+            </w:pPr>
+            <w:r>
+              <w:rPr>
+                <w:rFonts w:ascii="Calibri" w:cs="Calibri" w:eastAsia="Calibri" w:hAnsi="Calibri"/>
+                <w:color w:val="2D2D2D"/>
                 <w:sz w:val="20"/>
                 <w:szCs w:val="20"/>
               </w:rPr>
@@ -9103,22 +9103,22 @@
               <w:bottom w:val="single" w:color="E7E0D2" w:sz="4"/>
               <w:right w:val="single" w:color="E7E0D2" w:sz="4"/>
             </w:tcBorders>
-            <w:shd w:fill="FBF9F4" w:color="auto" w:val="clear"/>
-            <w:tcMar>
-              <w:top w:type="dxa" w:w="70"/>
-              <w:left w:type="dxa" w:w="110"/>
-              <w:bottom w:type="dxa" w:w="70"/>
-              <w:right w:type="dxa" w:w="110"/>
-            </w:tcMar>
-          </w:tcPr>
-          <w:p>
-            <w:pPr>
-              <w:spacing w:after="40"/>
-            </w:pPr>
-            <w:r>
-              <w:rPr>
-                <w:rFonts w:ascii="Calibri" w:cs="Calibri" w:eastAsia="Calibri" w:hAnsi="Calibri"/>
-                <w:color w:val="1F2A2E"/>
+            <w:shd w:fill="F5F2E9" w:color="auto" w:val="clear"/>
+            <w:tcMar>
+              <w:top w:type="dxa" w:w="70"/>
+              <w:left w:type="dxa" w:w="110"/>
+              <w:bottom w:type="dxa" w:w="70"/>
+              <w:right w:type="dxa" w:w="110"/>
+            </w:tcMar>
+          </w:tcPr>
+          <w:p>
+            <w:pPr>
+              <w:spacing w:after="40"/>
+            </w:pPr>
+            <w:r>
+              <w:rPr>
+                <w:rFonts w:ascii="Calibri" w:cs="Calibri" w:eastAsia="Calibri" w:hAnsi="Calibri"/>
+                <w:color w:val="2D2D2D"/>
                 <w:sz w:val="20"/>
                 <w:szCs w:val="20"/>
               </w:rPr>
@@ -9135,22 +9135,22 @@
               <w:bottom w:val="single" w:color="E7E0D2" w:sz="4"/>
               <w:right w:val="single" w:color="E7E0D2" w:sz="4"/>
             </w:tcBorders>
-            <w:shd w:fill="FBF9F4" w:color="auto" w:val="clear"/>
-            <w:tcMar>
-              <w:top w:type="dxa" w:w="70"/>
-              <w:left w:type="dxa" w:w="110"/>
-              <w:bottom w:type="dxa" w:w="70"/>
-              <w:right w:type="dxa" w:w="110"/>
-            </w:tcMar>
-          </w:tcPr>
-          <w:p>
-            <w:pPr>
-              <w:spacing w:after="40"/>
-            </w:pPr>
-            <w:r>
-              <w:rPr>
-                <w:rFonts w:ascii="Calibri" w:cs="Calibri" w:eastAsia="Calibri" w:hAnsi="Calibri"/>
-                <w:color w:val="1F2A2E"/>
+            <w:shd w:fill="F5F2E9" w:color="auto" w:val="clear"/>
+            <w:tcMar>
+              <w:top w:type="dxa" w:w="70"/>
+              <w:left w:type="dxa" w:w="110"/>
+              <w:bottom w:type="dxa" w:w="70"/>
+              <w:right w:type="dxa" w:w="110"/>
+            </w:tcMar>
+          </w:tcPr>
+          <w:p>
+            <w:pPr>
+              <w:spacing w:after="40"/>
+            </w:pPr>
+            <w:r>
+              <w:rPr>
+                <w:rFonts w:ascii="Calibri" w:cs="Calibri" w:eastAsia="Calibri" w:hAnsi="Calibri"/>
+                <w:color w:val="2D2D2D"/>
                 <w:sz w:val="20"/>
                 <w:szCs w:val="20"/>
               </w:rPr>
@@ -9171,7 +9171,7 @@
           <w:rFonts w:ascii="Cambria" w:cs="Cambria" w:eastAsia="Cambria" w:hAnsi="Cambria"/>
           <w:b/>
           <w:bCs/>
-          <w:color w:val="0F766E"/>
+          <w:color w:val="1A237E"/>
           <w:sz w:val="36"/>
           <w:szCs w:val="36"/>
         </w:rPr>
@@ -9208,7 +9208,7 @@
               <w:bottom w:val="single" w:color="E7E0D2" w:sz="4"/>
               <w:right w:val="single" w:color="E7E0D2" w:sz="4"/>
             </w:tcBorders>
-            <w:shd w:fill="0F766E" w:color="auto" w:val="clear"/>
+            <w:shd w:fill="1A237E" w:color="auto" w:val="clear"/>
             <w:tcMar>
               <w:top w:type="dxa" w:w="70"/>
               <w:left w:type="dxa" w:w="110"/>
@@ -9242,7 +9242,7 @@
               <w:bottom w:val="single" w:color="E7E0D2" w:sz="4"/>
               <w:right w:val="single" w:color="E7E0D2" w:sz="4"/>
             </w:tcBorders>
-            <w:shd w:fill="0F766E" w:color="auto" w:val="clear"/>
+            <w:shd w:fill="1A237E" w:color="auto" w:val="clear"/>
             <w:tcMar>
               <w:top w:type="dxa" w:w="70"/>
               <w:left w:type="dxa" w:w="110"/>
@@ -9276,7 +9276,7 @@
               <w:bottom w:val="single" w:color="E7E0D2" w:sz="4"/>
               <w:right w:val="single" w:color="E7E0D2" w:sz="4"/>
             </w:tcBorders>
-            <w:shd w:fill="0F766E" w:color="auto" w:val="clear"/>
+            <w:shd w:fill="1A237E" w:color="auto" w:val="clear"/>
             <w:tcMar>
               <w:top w:type="dxa" w:w="70"/>
               <w:left w:type="dxa" w:w="110"/>
@@ -9329,7 +9329,7 @@
             <w:r>
               <w:rPr>
                 <w:rFonts w:ascii="Calibri" w:cs="Calibri" w:eastAsia="Calibri" w:hAnsi="Calibri"/>
-                <w:color w:val="1F2A2E"/>
+                <w:color w:val="2D2D2D"/>
                 <w:sz w:val="20"/>
                 <w:szCs w:val="20"/>
               </w:rPr>
@@ -9360,7 +9360,7 @@
             <w:r>
               <w:rPr>
                 <w:rFonts w:ascii="Calibri" w:cs="Calibri" w:eastAsia="Calibri" w:hAnsi="Calibri"/>
-                <w:color w:val="1F2A2E"/>
+                <w:color w:val="2D2D2D"/>
                 <w:sz w:val="20"/>
                 <w:szCs w:val="20"/>
               </w:rPr>
@@ -9391,7 +9391,7 @@
             <w:r>
               <w:rPr>
                 <w:rFonts w:ascii="Calibri" w:cs="Calibri" w:eastAsia="Calibri" w:hAnsi="Calibri"/>
-                <w:color w:val="1F2A2E"/>
+                <w:color w:val="2D2D2D"/>
                 <w:sz w:val="20"/>
                 <w:szCs w:val="20"/>
               </w:rPr>
@@ -9413,22 +9413,22 @@
               <w:bottom w:val="single" w:color="E7E0D2" w:sz="4"/>
               <w:right w:val="single" w:color="E7E0D2" w:sz="4"/>
             </w:tcBorders>
-            <w:shd w:fill="FBF9F4" w:color="auto" w:val="clear"/>
-            <w:tcMar>
-              <w:top w:type="dxa" w:w="70"/>
-              <w:left w:type="dxa" w:w="110"/>
-              <w:bottom w:type="dxa" w:w="70"/>
-              <w:right w:type="dxa" w:w="110"/>
-            </w:tcMar>
-          </w:tcPr>
-          <w:p>
-            <w:pPr>
-              <w:spacing w:after="40"/>
-            </w:pPr>
-            <w:r>
-              <w:rPr>
-                <w:rFonts w:ascii="Calibri" w:cs="Calibri" w:eastAsia="Calibri" w:hAnsi="Calibri"/>
-                <w:color w:val="1F2A2E"/>
+            <w:shd w:fill="F5F2E9" w:color="auto" w:val="clear"/>
+            <w:tcMar>
+              <w:top w:type="dxa" w:w="70"/>
+              <w:left w:type="dxa" w:w="110"/>
+              <w:bottom w:type="dxa" w:w="70"/>
+              <w:right w:type="dxa" w:w="110"/>
+            </w:tcMar>
+          </w:tcPr>
+          <w:p>
+            <w:pPr>
+              <w:spacing w:after="40"/>
+            </w:pPr>
+            <w:r>
+              <w:rPr>
+                <w:rFonts w:ascii="Calibri" w:cs="Calibri" w:eastAsia="Calibri" w:hAnsi="Calibri"/>
+                <w:color w:val="2D2D2D"/>
                 <w:sz w:val="20"/>
                 <w:szCs w:val="20"/>
               </w:rPr>
@@ -9445,22 +9445,22 @@
               <w:bottom w:val="single" w:color="E7E0D2" w:sz="4"/>
               <w:right w:val="single" w:color="E7E0D2" w:sz="4"/>
             </w:tcBorders>
-            <w:shd w:fill="FBF9F4" w:color="auto" w:val="clear"/>
-            <w:tcMar>
-              <w:top w:type="dxa" w:w="70"/>
-              <w:left w:type="dxa" w:w="110"/>
-              <w:bottom w:type="dxa" w:w="70"/>
-              <w:right w:type="dxa" w:w="110"/>
-            </w:tcMar>
-          </w:tcPr>
-          <w:p>
-            <w:pPr>
-              <w:spacing w:after="40"/>
-            </w:pPr>
-            <w:r>
-              <w:rPr>
-                <w:rFonts w:ascii="Calibri" w:cs="Calibri" w:eastAsia="Calibri" w:hAnsi="Calibri"/>
-                <w:color w:val="1F2A2E"/>
+            <w:shd w:fill="F5F2E9" w:color="auto" w:val="clear"/>
+            <w:tcMar>
+              <w:top w:type="dxa" w:w="70"/>
+              <w:left w:type="dxa" w:w="110"/>
+              <w:bottom w:type="dxa" w:w="70"/>
+              <w:right w:type="dxa" w:w="110"/>
+            </w:tcMar>
+          </w:tcPr>
+          <w:p>
+            <w:pPr>
+              <w:spacing w:after="40"/>
+            </w:pPr>
+            <w:r>
+              <w:rPr>
+                <w:rFonts w:ascii="Calibri" w:cs="Calibri" w:eastAsia="Calibri" w:hAnsi="Calibri"/>
+                <w:color w:val="2D2D2D"/>
                 <w:sz w:val="20"/>
                 <w:szCs w:val="20"/>
               </w:rPr>
@@ -9477,22 +9477,22 @@
               <w:bottom w:val="single" w:color="E7E0D2" w:sz="4"/>
               <w:right w:val="single" w:color="E7E0D2" w:sz="4"/>
             </w:tcBorders>
-            <w:shd w:fill="FBF9F4" w:color="auto" w:val="clear"/>
-            <w:tcMar>
-              <w:top w:type="dxa" w:w="70"/>
-              <w:left w:type="dxa" w:w="110"/>
-              <w:bottom w:type="dxa" w:w="70"/>
-              <w:right w:type="dxa" w:w="110"/>
-            </w:tcMar>
-          </w:tcPr>
-          <w:p>
-            <w:pPr>
-              <w:spacing w:after="40"/>
-            </w:pPr>
-            <w:r>
-              <w:rPr>
-                <w:rFonts w:ascii="Calibri" w:cs="Calibri" w:eastAsia="Calibri" w:hAnsi="Calibri"/>
-                <w:color w:val="1F2A2E"/>
+            <w:shd w:fill="F5F2E9" w:color="auto" w:val="clear"/>
+            <w:tcMar>
+              <w:top w:type="dxa" w:w="70"/>
+              <w:left w:type="dxa" w:w="110"/>
+              <w:bottom w:type="dxa" w:w="70"/>
+              <w:right w:type="dxa" w:w="110"/>
+            </w:tcMar>
+          </w:tcPr>
+          <w:p>
+            <w:pPr>
+              <w:spacing w:after="40"/>
+            </w:pPr>
+            <w:r>
+              <w:rPr>
+                <w:rFonts w:ascii="Calibri" w:cs="Calibri" w:eastAsia="Calibri" w:hAnsi="Calibri"/>
+                <w:color w:val="2D2D2D"/>
                 <w:sz w:val="20"/>
                 <w:szCs w:val="20"/>
               </w:rPr>
@@ -9528,7 +9528,7 @@
             <w:r>
               <w:rPr>
                 <w:rFonts w:ascii="Calibri" w:cs="Calibri" w:eastAsia="Calibri" w:hAnsi="Calibri"/>
-                <w:color w:val="1F2A2E"/>
+                <w:color w:val="2D2D2D"/>
                 <w:sz w:val="20"/>
                 <w:szCs w:val="20"/>
               </w:rPr>
@@ -9559,7 +9559,7 @@
             <w:r>
               <w:rPr>
                 <w:rFonts w:ascii="Calibri" w:cs="Calibri" w:eastAsia="Calibri" w:hAnsi="Calibri"/>
-                <w:color w:val="1F2A2E"/>
+                <w:color w:val="2D2D2D"/>
                 <w:sz w:val="20"/>
                 <w:szCs w:val="20"/>
               </w:rPr>
@@ -9590,7 +9590,7 @@
             <w:r>
               <w:rPr>
                 <w:rFonts w:ascii="Calibri" w:cs="Calibri" w:eastAsia="Calibri" w:hAnsi="Calibri"/>
-                <w:color w:val="1F2A2E"/>
+                <w:color w:val="2D2D2D"/>
                 <w:sz w:val="20"/>
                 <w:szCs w:val="20"/>
               </w:rPr>
@@ -9612,22 +9612,22 @@
               <w:bottom w:val="single" w:color="E7E0D2" w:sz="4"/>
               <w:right w:val="single" w:color="E7E0D2" w:sz="4"/>
             </w:tcBorders>
-            <w:shd w:fill="FBF9F4" w:color="auto" w:val="clear"/>
-            <w:tcMar>
-              <w:top w:type="dxa" w:w="70"/>
-              <w:left w:type="dxa" w:w="110"/>
-              <w:bottom w:type="dxa" w:w="70"/>
-              <w:right w:type="dxa" w:w="110"/>
-            </w:tcMar>
-          </w:tcPr>
-          <w:p>
-            <w:pPr>
-              <w:spacing w:after="40"/>
-            </w:pPr>
-            <w:r>
-              <w:rPr>
-                <w:rFonts w:ascii="Calibri" w:cs="Calibri" w:eastAsia="Calibri" w:hAnsi="Calibri"/>
-                <w:color w:val="1F2A2E"/>
+            <w:shd w:fill="F5F2E9" w:color="auto" w:val="clear"/>
+            <w:tcMar>
+              <w:top w:type="dxa" w:w="70"/>
+              <w:left w:type="dxa" w:w="110"/>
+              <w:bottom w:type="dxa" w:w="70"/>
+              <w:right w:type="dxa" w:w="110"/>
+            </w:tcMar>
+          </w:tcPr>
+          <w:p>
+            <w:pPr>
+              <w:spacing w:after="40"/>
+            </w:pPr>
+            <w:r>
+              <w:rPr>
+                <w:rFonts w:ascii="Calibri" w:cs="Calibri" w:eastAsia="Calibri" w:hAnsi="Calibri"/>
+                <w:color w:val="2D2D2D"/>
                 <w:sz w:val="20"/>
                 <w:szCs w:val="20"/>
               </w:rPr>
@@ -9644,22 +9644,22 @@
               <w:bottom w:val="single" w:color="E7E0D2" w:sz="4"/>
               <w:right w:val="single" w:color="E7E0D2" w:sz="4"/>
             </w:tcBorders>
-            <w:shd w:fill="FBF9F4" w:color="auto" w:val="clear"/>
-            <w:tcMar>
-              <w:top w:type="dxa" w:w="70"/>
-              <w:left w:type="dxa" w:w="110"/>
-              <w:bottom w:type="dxa" w:w="70"/>
-              <w:right w:type="dxa" w:w="110"/>
-            </w:tcMar>
-          </w:tcPr>
-          <w:p>
-            <w:pPr>
-              <w:spacing w:after="40"/>
-            </w:pPr>
-            <w:r>
-              <w:rPr>
-                <w:rFonts w:ascii="Calibri" w:cs="Calibri" w:eastAsia="Calibri" w:hAnsi="Calibri"/>
-                <w:color w:val="1F2A2E"/>
+            <w:shd w:fill="F5F2E9" w:color="auto" w:val="clear"/>
+            <w:tcMar>
+              <w:top w:type="dxa" w:w="70"/>
+              <w:left w:type="dxa" w:w="110"/>
+              <w:bottom w:type="dxa" w:w="70"/>
+              <w:right w:type="dxa" w:w="110"/>
+            </w:tcMar>
+          </w:tcPr>
+          <w:p>
+            <w:pPr>
+              <w:spacing w:after="40"/>
+            </w:pPr>
+            <w:r>
+              <w:rPr>
+                <w:rFonts w:ascii="Calibri" w:cs="Calibri" w:eastAsia="Calibri" w:hAnsi="Calibri"/>
+                <w:color w:val="2D2D2D"/>
                 <w:sz w:val="20"/>
                 <w:szCs w:val="20"/>
               </w:rPr>
@@ -9676,22 +9676,22 @@
               <w:bottom w:val="single" w:color="E7E0D2" w:sz="4"/>
               <w:right w:val="single" w:color="E7E0D2" w:sz="4"/>
             </w:tcBorders>
-            <w:shd w:fill="FBF9F4" w:color="auto" w:val="clear"/>
-            <w:tcMar>
-              <w:top w:type="dxa" w:w="70"/>
-              <w:left w:type="dxa" w:w="110"/>
-              <w:bottom w:type="dxa" w:w="70"/>
-              <w:right w:type="dxa" w:w="110"/>
-            </w:tcMar>
-          </w:tcPr>
-          <w:p>
-            <w:pPr>
-              <w:spacing w:after="40"/>
-            </w:pPr>
-            <w:r>
-              <w:rPr>
-                <w:rFonts w:ascii="Calibri" w:cs="Calibri" w:eastAsia="Calibri" w:hAnsi="Calibri"/>
-                <w:color w:val="1F2A2E"/>
+            <w:shd w:fill="F5F2E9" w:color="auto" w:val="clear"/>
+            <w:tcMar>
+              <w:top w:type="dxa" w:w="70"/>
+              <w:left w:type="dxa" w:w="110"/>
+              <w:bottom w:type="dxa" w:w="70"/>
+              <w:right w:type="dxa" w:w="110"/>
+            </w:tcMar>
+          </w:tcPr>
+          <w:p>
+            <w:pPr>
+              <w:spacing w:after="40"/>
+            </w:pPr>
+            <w:r>
+              <w:rPr>
+                <w:rFonts w:ascii="Calibri" w:cs="Calibri" w:eastAsia="Calibri" w:hAnsi="Calibri"/>
+                <w:color w:val="2D2D2D"/>
                 <w:sz w:val="20"/>
                 <w:szCs w:val="20"/>
               </w:rPr>
@@ -9727,7 +9727,7 @@
             <w:r>
               <w:rPr>
                 <w:rFonts w:ascii="Calibri" w:cs="Calibri" w:eastAsia="Calibri" w:hAnsi="Calibri"/>
-                <w:color w:val="1F2A2E"/>
+                <w:color w:val="2D2D2D"/>
                 <w:sz w:val="20"/>
                 <w:szCs w:val="20"/>
               </w:rPr>
@@ -9758,7 +9758,7 @@
             <w:r>
               <w:rPr>
                 <w:rFonts w:ascii="Calibri" w:cs="Calibri" w:eastAsia="Calibri" w:hAnsi="Calibri"/>
-                <w:color w:val="1F2A2E"/>
+                <w:color w:val="2D2D2D"/>
                 <w:sz w:val="20"/>
                 <w:szCs w:val="20"/>
               </w:rPr>
@@ -9789,7 +9789,7 @@
             <w:r>
               <w:rPr>
                 <w:rFonts w:ascii="Calibri" w:cs="Calibri" w:eastAsia="Calibri" w:hAnsi="Calibri"/>
-                <w:color w:val="1F2A2E"/>
+                <w:color w:val="2D2D2D"/>
                 <w:sz w:val="20"/>
                 <w:szCs w:val="20"/>
               </w:rPr>
@@ -9811,22 +9811,22 @@
               <w:bottom w:val="single" w:color="E7E0D2" w:sz="4"/>
               <w:right w:val="single" w:color="E7E0D2" w:sz="4"/>
             </w:tcBorders>
-            <w:shd w:fill="FBF9F4" w:color="auto" w:val="clear"/>
-            <w:tcMar>
-              <w:top w:type="dxa" w:w="70"/>
-              <w:left w:type="dxa" w:w="110"/>
-              <w:bottom w:type="dxa" w:w="70"/>
-              <w:right w:type="dxa" w:w="110"/>
-            </w:tcMar>
-          </w:tcPr>
-          <w:p>
-            <w:pPr>
-              <w:spacing w:after="40"/>
-            </w:pPr>
-            <w:r>
-              <w:rPr>
-                <w:rFonts w:ascii="Calibri" w:cs="Calibri" w:eastAsia="Calibri" w:hAnsi="Calibri"/>
-                <w:color w:val="1F2A2E"/>
+            <w:shd w:fill="F5F2E9" w:color="auto" w:val="clear"/>
+            <w:tcMar>
+              <w:top w:type="dxa" w:w="70"/>
+              <w:left w:type="dxa" w:w="110"/>
+              <w:bottom w:type="dxa" w:w="70"/>
+              <w:right w:type="dxa" w:w="110"/>
+            </w:tcMar>
+          </w:tcPr>
+          <w:p>
+            <w:pPr>
+              <w:spacing w:after="40"/>
+            </w:pPr>
+            <w:r>
+              <w:rPr>
+                <w:rFonts w:ascii="Calibri" w:cs="Calibri" w:eastAsia="Calibri" w:hAnsi="Calibri"/>
+                <w:color w:val="2D2D2D"/>
                 <w:sz w:val="20"/>
                 <w:szCs w:val="20"/>
               </w:rPr>
@@ -9843,22 +9843,22 @@
               <w:bottom w:val="single" w:color="E7E0D2" w:sz="4"/>
               <w:right w:val="single" w:color="E7E0D2" w:sz="4"/>
             </w:tcBorders>
-            <w:shd w:fill="FBF9F4" w:color="auto" w:val="clear"/>
-            <w:tcMar>
-              <w:top w:type="dxa" w:w="70"/>
-              <w:left w:type="dxa" w:w="110"/>
-              <w:bottom w:type="dxa" w:w="70"/>
-              <w:right w:type="dxa" w:w="110"/>
-            </w:tcMar>
-          </w:tcPr>
-          <w:p>
-            <w:pPr>
-              <w:spacing w:after="40"/>
-            </w:pPr>
-            <w:r>
-              <w:rPr>
-                <w:rFonts w:ascii="Calibri" w:cs="Calibri" w:eastAsia="Calibri" w:hAnsi="Calibri"/>
-                <w:color w:val="1F2A2E"/>
+            <w:shd w:fill="F5F2E9" w:color="auto" w:val="clear"/>
+            <w:tcMar>
+              <w:top w:type="dxa" w:w="70"/>
+              <w:left w:type="dxa" w:w="110"/>
+              <w:bottom w:type="dxa" w:w="70"/>
+              <w:right w:type="dxa" w:w="110"/>
+            </w:tcMar>
+          </w:tcPr>
+          <w:p>
+            <w:pPr>
+              <w:spacing w:after="40"/>
+            </w:pPr>
+            <w:r>
+              <w:rPr>
+                <w:rFonts w:ascii="Calibri" w:cs="Calibri" w:eastAsia="Calibri" w:hAnsi="Calibri"/>
+                <w:color w:val="2D2D2D"/>
                 <w:sz w:val="20"/>
                 <w:szCs w:val="20"/>
               </w:rPr>
@@ -9875,22 +9875,22 @@
               <w:bottom w:val="single" w:color="E7E0D2" w:sz="4"/>
               <w:right w:val="single" w:color="E7E0D2" w:sz="4"/>
             </w:tcBorders>
-            <w:shd w:fill="FBF9F4" w:color="auto" w:val="clear"/>
-            <w:tcMar>
-              <w:top w:type="dxa" w:w="70"/>
-              <w:left w:type="dxa" w:w="110"/>
-              <w:bottom w:type="dxa" w:w="70"/>
-              <w:right w:type="dxa" w:w="110"/>
-            </w:tcMar>
-          </w:tcPr>
-          <w:p>
-            <w:pPr>
-              <w:spacing w:after="40"/>
-            </w:pPr>
-            <w:r>
-              <w:rPr>
-                <w:rFonts w:ascii="Calibri" w:cs="Calibri" w:eastAsia="Calibri" w:hAnsi="Calibri"/>
-                <w:color w:val="1F2A2E"/>
+            <w:shd w:fill="F5F2E9" w:color="auto" w:val="clear"/>
+            <w:tcMar>
+              <w:top w:type="dxa" w:w="70"/>
+              <w:left w:type="dxa" w:w="110"/>
+              <w:bottom w:type="dxa" w:w="70"/>
+              <w:right w:type="dxa" w:w="110"/>
+            </w:tcMar>
+          </w:tcPr>
+          <w:p>
+            <w:pPr>
+              <w:spacing w:after="40"/>
+            </w:pPr>
+            <w:r>
+              <w:rPr>
+                <w:rFonts w:ascii="Calibri" w:cs="Calibri" w:eastAsia="Calibri" w:hAnsi="Calibri"/>
+                <w:color w:val="2D2D2D"/>
                 <w:sz w:val="20"/>
                 <w:szCs w:val="20"/>
               </w:rPr>
@@ -9926,7 +9926,7 @@
             <w:r>
               <w:rPr>
                 <w:rFonts w:ascii="Calibri" w:cs="Calibri" w:eastAsia="Calibri" w:hAnsi="Calibri"/>
-                <w:color w:val="1F2A2E"/>
+                <w:color w:val="2D2D2D"/>
                 <w:sz w:val="20"/>
                 <w:szCs w:val="20"/>
               </w:rPr>
@@ -9957,7 +9957,7 @@
             <w:r>
               <w:rPr>
                 <w:rFonts w:ascii="Calibri" w:cs="Calibri" w:eastAsia="Calibri" w:hAnsi="Calibri"/>
-                <w:color w:val="1F2A2E"/>
+                <w:color w:val="2D2D2D"/>
                 <w:sz w:val="20"/>
                 <w:szCs w:val="20"/>
               </w:rPr>
@@ -9988,7 +9988,7 @@
             <w:r>
               <w:rPr>
                 <w:rFonts w:ascii="Calibri" w:cs="Calibri" w:eastAsia="Calibri" w:hAnsi="Calibri"/>
-                <w:color w:val="1F2A2E"/>
+                <w:color w:val="2D2D2D"/>
                 <w:sz w:val="20"/>
                 <w:szCs w:val="20"/>
               </w:rPr>
@@ -10010,22 +10010,22 @@
               <w:bottom w:val="single" w:color="E7E0D2" w:sz="4"/>
               <w:right w:val="single" w:color="E7E0D2" w:sz="4"/>
             </w:tcBorders>
-            <w:shd w:fill="FBF9F4" w:color="auto" w:val="clear"/>
-            <w:tcMar>
-              <w:top w:type="dxa" w:w="70"/>
-              <w:left w:type="dxa" w:w="110"/>
-              <w:bottom w:type="dxa" w:w="70"/>
-              <w:right w:type="dxa" w:w="110"/>
-            </w:tcMar>
-          </w:tcPr>
-          <w:p>
-            <w:pPr>
-              <w:spacing w:after="40"/>
-            </w:pPr>
-            <w:r>
-              <w:rPr>
-                <w:rFonts w:ascii="Calibri" w:cs="Calibri" w:eastAsia="Calibri" w:hAnsi="Calibri"/>
-                <w:color w:val="1F2A2E"/>
+            <w:shd w:fill="F5F2E9" w:color="auto" w:val="clear"/>
+            <w:tcMar>
+              <w:top w:type="dxa" w:w="70"/>
+              <w:left w:type="dxa" w:w="110"/>
+              <w:bottom w:type="dxa" w:w="70"/>
+              <w:right w:type="dxa" w:w="110"/>
+            </w:tcMar>
+          </w:tcPr>
+          <w:p>
+            <w:pPr>
+              <w:spacing w:after="40"/>
+            </w:pPr>
+            <w:r>
+              <w:rPr>
+                <w:rFonts w:ascii="Calibri" w:cs="Calibri" w:eastAsia="Calibri" w:hAnsi="Calibri"/>
+                <w:color w:val="2D2D2D"/>
                 <w:sz w:val="20"/>
                 <w:szCs w:val="20"/>
               </w:rPr>
@@ -10042,22 +10042,22 @@
               <w:bottom w:val="single" w:color="E7E0D2" w:sz="4"/>
               <w:right w:val="single" w:color="E7E0D2" w:sz="4"/>
             </w:tcBorders>
-            <w:shd w:fill="FBF9F4" w:color="auto" w:val="clear"/>
-            <w:tcMar>
-              <w:top w:type="dxa" w:w="70"/>
-              <w:left w:type="dxa" w:w="110"/>
-              <w:bottom w:type="dxa" w:w="70"/>
-              <w:right w:type="dxa" w:w="110"/>
-            </w:tcMar>
-          </w:tcPr>
-          <w:p>
-            <w:pPr>
-              <w:spacing w:after="40"/>
-            </w:pPr>
-            <w:r>
-              <w:rPr>
-                <w:rFonts w:ascii="Calibri" w:cs="Calibri" w:eastAsia="Calibri" w:hAnsi="Calibri"/>
-                <w:color w:val="1F2A2E"/>
+            <w:shd w:fill="F5F2E9" w:color="auto" w:val="clear"/>
+            <w:tcMar>
+              <w:top w:type="dxa" w:w="70"/>
+              <w:left w:type="dxa" w:w="110"/>
+              <w:bottom w:type="dxa" w:w="70"/>
+              <w:right w:type="dxa" w:w="110"/>
+            </w:tcMar>
+          </w:tcPr>
+          <w:p>
+            <w:pPr>
+              <w:spacing w:after="40"/>
+            </w:pPr>
+            <w:r>
+              <w:rPr>
+                <w:rFonts w:ascii="Calibri" w:cs="Calibri" w:eastAsia="Calibri" w:hAnsi="Calibri"/>
+                <w:color w:val="2D2D2D"/>
                 <w:sz w:val="20"/>
                 <w:szCs w:val="20"/>
               </w:rPr>
@@ -10074,22 +10074,22 @@
               <w:bottom w:val="single" w:color="E7E0D2" w:sz="4"/>
               <w:right w:val="single" w:color="E7E0D2" w:sz="4"/>
             </w:tcBorders>
-            <w:shd w:fill="FBF9F4" w:color="auto" w:val="clear"/>
-            <w:tcMar>
-              <w:top w:type="dxa" w:w="70"/>
-              <w:left w:type="dxa" w:w="110"/>
-              <w:bottom w:type="dxa" w:w="70"/>
-              <w:right w:type="dxa" w:w="110"/>
-            </w:tcMar>
-          </w:tcPr>
-          <w:p>
-            <w:pPr>
-              <w:spacing w:after="40"/>
-            </w:pPr>
-            <w:r>
-              <w:rPr>
-                <w:rFonts w:ascii="Calibri" w:cs="Calibri" w:eastAsia="Calibri" w:hAnsi="Calibri"/>
-                <w:color w:val="1F2A2E"/>
+            <w:shd w:fill="F5F2E9" w:color="auto" w:val="clear"/>
+            <w:tcMar>
+              <w:top w:type="dxa" w:w="70"/>
+              <w:left w:type="dxa" w:w="110"/>
+              <w:bottom w:type="dxa" w:w="70"/>
+              <w:right w:type="dxa" w:w="110"/>
+            </w:tcMar>
+          </w:tcPr>
+          <w:p>
+            <w:pPr>
+              <w:spacing w:after="40"/>
+            </w:pPr>
+            <w:r>
+              <w:rPr>
+                <w:rFonts w:ascii="Calibri" w:cs="Calibri" w:eastAsia="Calibri" w:hAnsi="Calibri"/>
+                <w:color w:val="2D2D2D"/>
                 <w:sz w:val="20"/>
                 <w:szCs w:val="20"/>
               </w:rPr>
@@ -10125,7 +10125,7 @@
             <w:r>
               <w:rPr>
                 <w:rFonts w:ascii="Calibri" w:cs="Calibri" w:eastAsia="Calibri" w:hAnsi="Calibri"/>
-                <w:color w:val="1F2A2E"/>
+                <w:color w:val="2D2D2D"/>
                 <w:sz w:val="20"/>
                 <w:szCs w:val="20"/>
               </w:rPr>
@@ -10156,7 +10156,7 @@
             <w:r>
               <w:rPr>
                 <w:rFonts w:ascii="Calibri" w:cs="Calibri" w:eastAsia="Calibri" w:hAnsi="Calibri"/>
-                <w:color w:val="1F2A2E"/>
+                <w:color w:val="2D2D2D"/>
                 <w:sz w:val="20"/>
                 <w:szCs w:val="20"/>
               </w:rPr>
@@ -10187,7 +10187,7 @@
             <w:r>
               <w:rPr>
                 <w:rFonts w:ascii="Calibri" w:cs="Calibri" w:eastAsia="Calibri" w:hAnsi="Calibri"/>
-                <w:color w:val="1F2A2E"/>
+                <w:color w:val="2D2D2D"/>
                 <w:sz w:val="20"/>
                 <w:szCs w:val="20"/>
               </w:rPr>
@@ -10209,22 +10209,22 @@
               <w:bottom w:val="single" w:color="E7E0D2" w:sz="4"/>
               <w:right w:val="single" w:color="E7E0D2" w:sz="4"/>
             </w:tcBorders>
-            <w:shd w:fill="FBF9F4" w:color="auto" w:val="clear"/>
-            <w:tcMar>
-              <w:top w:type="dxa" w:w="70"/>
-              <w:left w:type="dxa" w:w="110"/>
-              <w:bottom w:type="dxa" w:w="70"/>
-              <w:right w:type="dxa" w:w="110"/>
-            </w:tcMar>
-          </w:tcPr>
-          <w:p>
-            <w:pPr>
-              <w:spacing w:after="40"/>
-            </w:pPr>
-            <w:r>
-              <w:rPr>
-                <w:rFonts w:ascii="Calibri" w:cs="Calibri" w:eastAsia="Calibri" w:hAnsi="Calibri"/>
-                <w:color w:val="1F2A2E"/>
+            <w:shd w:fill="F5F2E9" w:color="auto" w:val="clear"/>
+            <w:tcMar>
+              <w:top w:type="dxa" w:w="70"/>
+              <w:left w:type="dxa" w:w="110"/>
+              <w:bottom w:type="dxa" w:w="70"/>
+              <w:right w:type="dxa" w:w="110"/>
+            </w:tcMar>
+          </w:tcPr>
+          <w:p>
+            <w:pPr>
+              <w:spacing w:after="40"/>
+            </w:pPr>
+            <w:r>
+              <w:rPr>
+                <w:rFonts w:ascii="Calibri" w:cs="Calibri" w:eastAsia="Calibri" w:hAnsi="Calibri"/>
+                <w:color w:val="2D2D2D"/>
                 <w:sz w:val="20"/>
                 <w:szCs w:val="20"/>
               </w:rPr>
@@ -10241,22 +10241,22 @@
               <w:bottom w:val="single" w:color="E7E0D2" w:sz="4"/>
               <w:right w:val="single" w:color="E7E0D2" w:sz="4"/>
             </w:tcBorders>
-            <w:shd w:fill="FBF9F4" w:color="auto" w:val="clear"/>
-            <w:tcMar>
-              <w:top w:type="dxa" w:w="70"/>
-              <w:left w:type="dxa" w:w="110"/>
-              <w:bottom w:type="dxa" w:w="70"/>
-              <w:right w:type="dxa" w:w="110"/>
-            </w:tcMar>
-          </w:tcPr>
-          <w:p>
-            <w:pPr>
-              <w:spacing w:after="40"/>
-            </w:pPr>
-            <w:r>
-              <w:rPr>
-                <w:rFonts w:ascii="Calibri" w:cs="Calibri" w:eastAsia="Calibri" w:hAnsi="Calibri"/>
-                <w:color w:val="1F2A2E"/>
+            <w:shd w:fill="F5F2E9" w:color="auto" w:val="clear"/>
+            <w:tcMar>
+              <w:top w:type="dxa" w:w="70"/>
+              <w:left w:type="dxa" w:w="110"/>
+              <w:bottom w:type="dxa" w:w="70"/>
+              <w:right w:type="dxa" w:w="110"/>
+            </w:tcMar>
+          </w:tcPr>
+          <w:p>
+            <w:pPr>
+              <w:spacing w:after="40"/>
+            </w:pPr>
+            <w:r>
+              <w:rPr>
+                <w:rFonts w:ascii="Calibri" w:cs="Calibri" w:eastAsia="Calibri" w:hAnsi="Calibri"/>
+                <w:color w:val="2D2D2D"/>
                 <w:sz w:val="20"/>
                 <w:szCs w:val="20"/>
               </w:rPr>
@@ -10273,22 +10273,22 @@
               <w:bottom w:val="single" w:color="E7E0D2" w:sz="4"/>
               <w:right w:val="single" w:color="E7E0D2" w:sz="4"/>
             </w:tcBorders>
-            <w:shd w:fill="FBF9F4" w:color="auto" w:val="clear"/>
-            <w:tcMar>
-              <w:top w:type="dxa" w:w="70"/>
-              <w:left w:type="dxa" w:w="110"/>
-              <w:bottom w:type="dxa" w:w="70"/>
-              <w:right w:type="dxa" w:w="110"/>
-            </w:tcMar>
-          </w:tcPr>
-          <w:p>
-            <w:pPr>
-              <w:spacing w:after="40"/>
-            </w:pPr>
-            <w:r>
-              <w:rPr>
-                <w:rFonts w:ascii="Calibri" w:cs="Calibri" w:eastAsia="Calibri" w:hAnsi="Calibri"/>
-                <w:color w:val="1F2A2E"/>
+            <w:shd w:fill="F5F2E9" w:color="auto" w:val="clear"/>
+            <w:tcMar>
+              <w:top w:type="dxa" w:w="70"/>
+              <w:left w:type="dxa" w:w="110"/>
+              <w:bottom w:type="dxa" w:w="70"/>
+              <w:right w:type="dxa" w:w="110"/>
+            </w:tcMar>
+          </w:tcPr>
+          <w:p>
+            <w:pPr>
+              <w:spacing w:after="40"/>
+            </w:pPr>
+            <w:r>
+              <w:rPr>
+                <w:rFonts w:ascii="Calibri" w:cs="Calibri" w:eastAsia="Calibri" w:hAnsi="Calibri"/>
+                <w:color w:val="2D2D2D"/>
                 <w:sz w:val="20"/>
                 <w:szCs w:val="20"/>
               </w:rPr>
@@ -10324,7 +10324,7 @@
             <w:r>
               <w:rPr>
                 <w:rFonts w:ascii="Calibri" w:cs="Calibri" w:eastAsia="Calibri" w:hAnsi="Calibri"/>
-                <w:color w:val="1F2A2E"/>
+                <w:color w:val="2D2D2D"/>
                 <w:sz w:val="20"/>
                 <w:szCs w:val="20"/>
               </w:rPr>
@@ -10355,7 +10355,7 @@
             <w:r>
               <w:rPr>
                 <w:rFonts w:ascii="Calibri" w:cs="Calibri" w:eastAsia="Calibri" w:hAnsi="Calibri"/>
-                <w:color w:val="1F2A2E"/>
+                <w:color w:val="2D2D2D"/>
                 <w:sz w:val="20"/>
                 <w:szCs w:val="20"/>
               </w:rPr>
@@ -10386,7 +10386,7 @@
             <w:r>
               <w:rPr>
                 <w:rFonts w:ascii="Calibri" w:cs="Calibri" w:eastAsia="Calibri" w:hAnsi="Calibri"/>
-                <w:color w:val="1F2A2E"/>
+                <w:color w:val="2D2D2D"/>
                 <w:sz w:val="20"/>
                 <w:szCs w:val="20"/>
               </w:rPr>
@@ -10408,22 +10408,22 @@
               <w:bottom w:val="single" w:color="E7E0D2" w:sz="4"/>
               <w:right w:val="single" w:color="E7E0D2" w:sz="4"/>
             </w:tcBorders>
-            <w:shd w:fill="FBF9F4" w:color="auto" w:val="clear"/>
-            <w:tcMar>
-              <w:top w:type="dxa" w:w="70"/>
-              <w:left w:type="dxa" w:w="110"/>
-              <w:bottom w:type="dxa" w:w="70"/>
-              <w:right w:type="dxa" w:w="110"/>
-            </w:tcMar>
-          </w:tcPr>
-          <w:p>
-            <w:pPr>
-              <w:spacing w:after="40"/>
-            </w:pPr>
-            <w:r>
-              <w:rPr>
-                <w:rFonts w:ascii="Calibri" w:cs="Calibri" w:eastAsia="Calibri" w:hAnsi="Calibri"/>
-                <w:color w:val="1F2A2E"/>
+            <w:shd w:fill="F5F2E9" w:color="auto" w:val="clear"/>
+            <w:tcMar>
+              <w:top w:type="dxa" w:w="70"/>
+              <w:left w:type="dxa" w:w="110"/>
+              <w:bottom w:type="dxa" w:w="70"/>
+              <w:right w:type="dxa" w:w="110"/>
+            </w:tcMar>
+          </w:tcPr>
+          <w:p>
+            <w:pPr>
+              <w:spacing w:after="40"/>
+            </w:pPr>
+            <w:r>
+              <w:rPr>
+                <w:rFonts w:ascii="Calibri" w:cs="Calibri" w:eastAsia="Calibri" w:hAnsi="Calibri"/>
+                <w:color w:val="2D2D2D"/>
                 <w:sz w:val="20"/>
                 <w:szCs w:val="20"/>
               </w:rPr>
@@ -10440,22 +10440,22 @@
               <w:bottom w:val="single" w:color="E7E0D2" w:sz="4"/>
               <w:right w:val="single" w:color="E7E0D2" w:sz="4"/>
             </w:tcBorders>
-            <w:shd w:fill="FBF9F4" w:color="auto" w:val="clear"/>
-            <w:tcMar>
-              <w:top w:type="dxa" w:w="70"/>
-              <w:left w:type="dxa" w:w="110"/>
-              <w:bottom w:type="dxa" w:w="70"/>
-              <w:right w:type="dxa" w:w="110"/>
-            </w:tcMar>
-          </w:tcPr>
-          <w:p>
-            <w:pPr>
-              <w:spacing w:after="40"/>
-            </w:pPr>
-            <w:r>
-              <w:rPr>
-                <w:rFonts w:ascii="Calibri" w:cs="Calibri" w:eastAsia="Calibri" w:hAnsi="Calibri"/>
-                <w:color w:val="1F2A2E"/>
+            <w:shd w:fill="F5F2E9" w:color="auto" w:val="clear"/>
+            <w:tcMar>
+              <w:top w:type="dxa" w:w="70"/>
+              <w:left w:type="dxa" w:w="110"/>
+              <w:bottom w:type="dxa" w:w="70"/>
+              <w:right w:type="dxa" w:w="110"/>
+            </w:tcMar>
+          </w:tcPr>
+          <w:p>
+            <w:pPr>
+              <w:spacing w:after="40"/>
+            </w:pPr>
+            <w:r>
+              <w:rPr>
+                <w:rFonts w:ascii="Calibri" w:cs="Calibri" w:eastAsia="Calibri" w:hAnsi="Calibri"/>
+                <w:color w:val="2D2D2D"/>
                 <w:sz w:val="20"/>
                 <w:szCs w:val="20"/>
               </w:rPr>
@@ -10472,22 +10472,22 @@
               <w:bottom w:val="single" w:color="E7E0D2" w:sz="4"/>
               <w:right w:val="single" w:color="E7E0D2" w:sz="4"/>
             </w:tcBorders>
-            <w:shd w:fill="FBF9F4" w:color="auto" w:val="clear"/>
-            <w:tcMar>
-              <w:top w:type="dxa" w:w="70"/>
-              <w:left w:type="dxa" w:w="110"/>
-              <w:bottom w:type="dxa" w:w="70"/>
-              <w:right w:type="dxa" w:w="110"/>
-            </w:tcMar>
-          </w:tcPr>
-          <w:p>
-            <w:pPr>
-              <w:spacing w:after="40"/>
-            </w:pPr>
-            <w:r>
-              <w:rPr>
-                <w:rFonts w:ascii="Calibri" w:cs="Calibri" w:eastAsia="Calibri" w:hAnsi="Calibri"/>
-                <w:color w:val="1F2A2E"/>
+            <w:shd w:fill="F5F2E9" w:color="auto" w:val="clear"/>
+            <w:tcMar>
+              <w:top w:type="dxa" w:w="70"/>
+              <w:left w:type="dxa" w:w="110"/>
+              <w:bottom w:type="dxa" w:w="70"/>
+              <w:right w:type="dxa" w:w="110"/>
+            </w:tcMar>
+          </w:tcPr>
+          <w:p>
+            <w:pPr>
+              <w:spacing w:after="40"/>
+            </w:pPr>
+            <w:r>
+              <w:rPr>
+                <w:rFonts w:ascii="Calibri" w:cs="Calibri" w:eastAsia="Calibri" w:hAnsi="Calibri"/>
+                <w:color w:val="2D2D2D"/>
                 <w:sz w:val="20"/>
                 <w:szCs w:val="20"/>
               </w:rPr>
@@ -10523,7 +10523,7 @@
             <w:r>
               <w:rPr>
                 <w:rFonts w:ascii="Calibri" w:cs="Calibri" w:eastAsia="Calibri" w:hAnsi="Calibri"/>
-                <w:color w:val="1F2A2E"/>
+                <w:color w:val="2D2D2D"/>
                 <w:sz w:val="20"/>
                 <w:szCs w:val="20"/>
               </w:rPr>
@@ -10554,7 +10554,7 @@
             <w:r>
               <w:rPr>
                 <w:rFonts w:ascii="Calibri" w:cs="Calibri" w:eastAsia="Calibri" w:hAnsi="Calibri"/>
-                <w:color w:val="1F2A2E"/>
+                <w:color w:val="2D2D2D"/>
                 <w:sz w:val="20"/>
                 <w:szCs w:val="20"/>
               </w:rPr>
@@ -10585,7 +10585,7 @@
             <w:r>
               <w:rPr>
                 <w:rFonts w:ascii="Calibri" w:cs="Calibri" w:eastAsia="Calibri" w:hAnsi="Calibri"/>
-                <w:color w:val="1F2A2E"/>
+                <w:color w:val="2D2D2D"/>
                 <w:sz w:val="20"/>
                 <w:szCs w:val="20"/>
               </w:rPr>
@@ -10606,7 +10606,7 @@
           <w:rFonts w:ascii="Cambria" w:cs="Cambria" w:eastAsia="Cambria" w:hAnsi="Cambria"/>
           <w:b/>
           <w:bCs/>
-          <w:color w:val="0F766E"/>
+          <w:color w:val="1A237E"/>
           <w:sz w:val="36"/>
           <w:szCs w:val="36"/>
         </w:rPr>
@@ -10643,7 +10643,7 @@
               <w:bottom w:val="single" w:color="E7E0D2" w:sz="4"/>
               <w:right w:val="single" w:color="E7E0D2" w:sz="4"/>
             </w:tcBorders>
-            <w:shd w:fill="0F766E" w:color="auto" w:val="clear"/>
+            <w:shd w:fill="1A237E" w:color="auto" w:val="clear"/>
             <w:tcMar>
               <w:top w:type="dxa" w:w="70"/>
               <w:left w:type="dxa" w:w="110"/>
@@ -10677,7 +10677,7 @@
               <w:bottom w:val="single" w:color="E7E0D2" w:sz="4"/>
               <w:right w:val="single" w:color="E7E0D2" w:sz="4"/>
             </w:tcBorders>
-            <w:shd w:fill="0F766E" w:color="auto" w:val="clear"/>
+            <w:shd w:fill="1A237E" w:color="auto" w:val="clear"/>
             <w:tcMar>
               <w:top w:type="dxa" w:w="70"/>
               <w:left w:type="dxa" w:w="110"/>
@@ -10711,7 +10711,7 @@
               <w:bottom w:val="single" w:color="E7E0D2" w:sz="4"/>
               <w:right w:val="single" w:color="E7E0D2" w:sz="4"/>
             </w:tcBorders>
-            <w:shd w:fill="0F766E" w:color="auto" w:val="clear"/>
+            <w:shd w:fill="1A237E" w:color="auto" w:val="clear"/>
             <w:tcMar>
               <w:top w:type="dxa" w:w="70"/>
               <w:left w:type="dxa" w:w="110"/>
@@ -10764,7 +10764,7 @@
             <w:r>
               <w:rPr>
                 <w:rFonts w:ascii="Calibri" w:cs="Calibri" w:eastAsia="Calibri" w:hAnsi="Calibri"/>
-                <w:color w:val="1F2A2E"/>
+                <w:color w:val="2D2D2D"/>
                 <w:sz w:val="20"/>
                 <w:szCs w:val="20"/>
               </w:rPr>
@@ -10795,7 +10795,7 @@
             <w:r>
               <w:rPr>
                 <w:rFonts w:ascii="Calibri" w:cs="Calibri" w:eastAsia="Calibri" w:hAnsi="Calibri"/>
-                <w:color w:val="1F2A2E"/>
+                <w:color w:val="2D2D2D"/>
                 <w:sz w:val="20"/>
                 <w:szCs w:val="20"/>
               </w:rPr>
@@ -10826,7 +10826,7 @@
             <w:r>
               <w:rPr>
                 <w:rFonts w:ascii="Calibri" w:cs="Calibri" w:eastAsia="Calibri" w:hAnsi="Calibri"/>
-                <w:color w:val="1F2A2E"/>
+                <w:color w:val="2D2D2D"/>
                 <w:sz w:val="20"/>
                 <w:szCs w:val="20"/>
               </w:rPr>
@@ -10848,22 +10848,22 @@
               <w:bottom w:val="single" w:color="E7E0D2" w:sz="4"/>
               <w:right w:val="single" w:color="E7E0D2" w:sz="4"/>
             </w:tcBorders>
-            <w:shd w:fill="FBF9F4" w:color="auto" w:val="clear"/>
-            <w:tcMar>
-              <w:top w:type="dxa" w:w="70"/>
-              <w:left w:type="dxa" w:w="110"/>
-              <w:bottom w:type="dxa" w:w="70"/>
-              <w:right w:type="dxa" w:w="110"/>
-            </w:tcMar>
-          </w:tcPr>
-          <w:p>
-            <w:pPr>
-              <w:spacing w:after="40"/>
-            </w:pPr>
-            <w:r>
-              <w:rPr>
-                <w:rFonts w:ascii="Calibri" w:cs="Calibri" w:eastAsia="Calibri" w:hAnsi="Calibri"/>
-                <w:color w:val="1F2A2E"/>
+            <w:shd w:fill="F5F2E9" w:color="auto" w:val="clear"/>
+            <w:tcMar>
+              <w:top w:type="dxa" w:w="70"/>
+              <w:left w:type="dxa" w:w="110"/>
+              <w:bottom w:type="dxa" w:w="70"/>
+              <w:right w:type="dxa" w:w="110"/>
+            </w:tcMar>
+          </w:tcPr>
+          <w:p>
+            <w:pPr>
+              <w:spacing w:after="40"/>
+            </w:pPr>
+            <w:r>
+              <w:rPr>
+                <w:rFonts w:ascii="Calibri" w:cs="Calibri" w:eastAsia="Calibri" w:hAnsi="Calibri"/>
+                <w:color w:val="2D2D2D"/>
                 <w:sz w:val="20"/>
                 <w:szCs w:val="20"/>
               </w:rPr>
@@ -10880,22 +10880,22 @@
               <w:bottom w:val="single" w:color="E7E0D2" w:sz="4"/>
               <w:right w:val="single" w:color="E7E0D2" w:sz="4"/>
             </w:tcBorders>
-            <w:shd w:fill="FBF9F4" w:color="auto" w:val="clear"/>
-            <w:tcMar>
-              <w:top w:type="dxa" w:w="70"/>
-              <w:left w:type="dxa" w:w="110"/>
-              <w:bottom w:type="dxa" w:w="70"/>
-              <w:right w:type="dxa" w:w="110"/>
-            </w:tcMar>
-          </w:tcPr>
-          <w:p>
-            <w:pPr>
-              <w:spacing w:after="40"/>
-            </w:pPr>
-            <w:r>
-              <w:rPr>
-                <w:rFonts w:ascii="Calibri" w:cs="Calibri" w:eastAsia="Calibri" w:hAnsi="Calibri"/>
-                <w:color w:val="1F2A2E"/>
+            <w:shd w:fill="F5F2E9" w:color="auto" w:val="clear"/>
+            <w:tcMar>
+              <w:top w:type="dxa" w:w="70"/>
+              <w:left w:type="dxa" w:w="110"/>
+              <w:bottom w:type="dxa" w:w="70"/>
+              <w:right w:type="dxa" w:w="110"/>
+            </w:tcMar>
+          </w:tcPr>
+          <w:p>
+            <w:pPr>
+              <w:spacing w:after="40"/>
+            </w:pPr>
+            <w:r>
+              <w:rPr>
+                <w:rFonts w:ascii="Calibri" w:cs="Calibri" w:eastAsia="Calibri" w:hAnsi="Calibri"/>
+                <w:color w:val="2D2D2D"/>
                 <w:sz w:val="20"/>
                 <w:szCs w:val="20"/>
               </w:rPr>
@@ -10912,22 +10912,22 @@
               <w:bottom w:val="single" w:color="E7E0D2" w:sz="4"/>
               <w:right w:val="single" w:color="E7E0D2" w:sz="4"/>
             </w:tcBorders>
-            <w:shd w:fill="FBF9F4" w:color="auto" w:val="clear"/>
-            <w:tcMar>
-              <w:top w:type="dxa" w:w="70"/>
-              <w:left w:type="dxa" w:w="110"/>
-              <w:bottom w:type="dxa" w:w="70"/>
-              <w:right w:type="dxa" w:w="110"/>
-            </w:tcMar>
-          </w:tcPr>
-          <w:p>
-            <w:pPr>
-              <w:spacing w:after="40"/>
-            </w:pPr>
-            <w:r>
-              <w:rPr>
-                <w:rFonts w:ascii="Calibri" w:cs="Calibri" w:eastAsia="Calibri" w:hAnsi="Calibri"/>
-                <w:color w:val="1F2A2E"/>
+            <w:shd w:fill="F5F2E9" w:color="auto" w:val="clear"/>
+            <w:tcMar>
+              <w:top w:type="dxa" w:w="70"/>
+              <w:left w:type="dxa" w:w="110"/>
+              <w:bottom w:type="dxa" w:w="70"/>
+              <w:right w:type="dxa" w:w="110"/>
+            </w:tcMar>
+          </w:tcPr>
+          <w:p>
+            <w:pPr>
+              <w:spacing w:after="40"/>
+            </w:pPr>
+            <w:r>
+              <w:rPr>
+                <w:rFonts w:ascii="Calibri" w:cs="Calibri" w:eastAsia="Calibri" w:hAnsi="Calibri"/>
+                <w:color w:val="2D2D2D"/>
                 <w:sz w:val="20"/>
                 <w:szCs w:val="20"/>
               </w:rPr>
@@ -10963,7 +10963,7 @@
             <w:r>
               <w:rPr>
                 <w:rFonts w:ascii="Calibri" w:cs="Calibri" w:eastAsia="Calibri" w:hAnsi="Calibri"/>
-                <w:color w:val="1F2A2E"/>
+                <w:color w:val="2D2D2D"/>
                 <w:sz w:val="20"/>
                 <w:szCs w:val="20"/>
               </w:rPr>
@@ -10994,7 +10994,7 @@
             <w:r>
               <w:rPr>
                 <w:rFonts w:ascii="Calibri" w:cs="Calibri" w:eastAsia="Calibri" w:hAnsi="Calibri"/>
-                <w:color w:val="1F2A2E"/>
+                <w:color w:val="2D2D2D"/>
                 <w:sz w:val="20"/>
                 <w:szCs w:val="20"/>
               </w:rPr>
@@ -11025,7 +11025,7 @@
             <w:r>
               <w:rPr>
                 <w:rFonts w:ascii="Calibri" w:cs="Calibri" w:eastAsia="Calibri" w:hAnsi="Calibri"/>
-                <w:color w:val="1F2A2E"/>
+                <w:color w:val="2D2D2D"/>
                 <w:sz w:val="20"/>
                 <w:szCs w:val="20"/>
               </w:rPr>
@@ -11047,22 +11047,22 @@
               <w:bottom w:val="single" w:color="E7E0D2" w:sz="4"/>
               <w:right w:val="single" w:color="E7E0D2" w:sz="4"/>
             </w:tcBorders>
-            <w:shd w:fill="FBF9F4" w:color="auto" w:val="clear"/>
-            <w:tcMar>
-              <w:top w:type="dxa" w:w="70"/>
-              <w:left w:type="dxa" w:w="110"/>
-              <w:bottom w:type="dxa" w:w="70"/>
-              <w:right w:type="dxa" w:w="110"/>
-            </w:tcMar>
-          </w:tcPr>
-          <w:p>
-            <w:pPr>
-              <w:spacing w:after="40"/>
-            </w:pPr>
-            <w:r>
-              <w:rPr>
-                <w:rFonts w:ascii="Calibri" w:cs="Calibri" w:eastAsia="Calibri" w:hAnsi="Calibri"/>
-                <w:color w:val="1F2A2E"/>
+            <w:shd w:fill="F5F2E9" w:color="auto" w:val="clear"/>
+            <w:tcMar>
+              <w:top w:type="dxa" w:w="70"/>
+              <w:left w:type="dxa" w:w="110"/>
+              <w:bottom w:type="dxa" w:w="70"/>
+              <w:right w:type="dxa" w:w="110"/>
+            </w:tcMar>
+          </w:tcPr>
+          <w:p>
+            <w:pPr>
+              <w:spacing w:after="40"/>
+            </w:pPr>
+            <w:r>
+              <w:rPr>
+                <w:rFonts w:ascii="Calibri" w:cs="Calibri" w:eastAsia="Calibri" w:hAnsi="Calibri"/>
+                <w:color w:val="2D2D2D"/>
                 <w:sz w:val="20"/>
                 <w:szCs w:val="20"/>
               </w:rPr>
@@ -11079,22 +11079,22 @@
               <w:bottom w:val="single" w:color="E7E0D2" w:sz="4"/>
               <w:right w:val="single" w:color="E7E0D2" w:sz="4"/>
             </w:tcBorders>
-            <w:shd w:fill="FBF9F4" w:color="auto" w:val="clear"/>
-            <w:tcMar>
-              <w:top w:type="dxa" w:w="70"/>
-              <w:left w:type="dxa" w:w="110"/>
-              <w:bottom w:type="dxa" w:w="70"/>
-              <w:right w:type="dxa" w:w="110"/>
-            </w:tcMar>
-          </w:tcPr>
-          <w:p>
-            <w:pPr>
-              <w:spacing w:after="40"/>
-            </w:pPr>
-            <w:r>
-              <w:rPr>
-                <w:rFonts w:ascii="Calibri" w:cs="Calibri" w:eastAsia="Calibri" w:hAnsi="Calibri"/>
-                <w:color w:val="1F2A2E"/>
+            <w:shd w:fill="F5F2E9" w:color="auto" w:val="clear"/>
+            <w:tcMar>
+              <w:top w:type="dxa" w:w="70"/>
+              <w:left w:type="dxa" w:w="110"/>
+              <w:bottom w:type="dxa" w:w="70"/>
+              <w:right w:type="dxa" w:w="110"/>
+            </w:tcMar>
+          </w:tcPr>
+          <w:p>
+            <w:pPr>
+              <w:spacing w:after="40"/>
+            </w:pPr>
+            <w:r>
+              <w:rPr>
+                <w:rFonts w:ascii="Calibri" w:cs="Calibri" w:eastAsia="Calibri" w:hAnsi="Calibri"/>
+                <w:color w:val="2D2D2D"/>
                 <w:sz w:val="20"/>
                 <w:szCs w:val="20"/>
               </w:rPr>
@@ -11111,22 +11111,22 @@
               <w:bottom w:val="single" w:color="E7E0D2" w:sz="4"/>
               <w:right w:val="single" w:color="E7E0D2" w:sz="4"/>
             </w:tcBorders>
-            <w:shd w:fill="FBF9F4" w:color="auto" w:val="clear"/>
-            <w:tcMar>
-              <w:top w:type="dxa" w:w="70"/>
-              <w:left w:type="dxa" w:w="110"/>
-              <w:bottom w:type="dxa" w:w="70"/>
-              <w:right w:type="dxa" w:w="110"/>
-            </w:tcMar>
-          </w:tcPr>
-          <w:p>
-            <w:pPr>
-              <w:spacing w:after="40"/>
-            </w:pPr>
-            <w:r>
-              <w:rPr>
-                <w:rFonts w:ascii="Calibri" w:cs="Calibri" w:eastAsia="Calibri" w:hAnsi="Calibri"/>
-                <w:color w:val="1F2A2E"/>
+            <w:shd w:fill="F5F2E9" w:color="auto" w:val="clear"/>
+            <w:tcMar>
+              <w:top w:type="dxa" w:w="70"/>
+              <w:left w:type="dxa" w:w="110"/>
+              <w:bottom w:type="dxa" w:w="70"/>
+              <w:right w:type="dxa" w:w="110"/>
+            </w:tcMar>
+          </w:tcPr>
+          <w:p>
+            <w:pPr>
+              <w:spacing w:after="40"/>
+            </w:pPr>
+            <w:r>
+              <w:rPr>
+                <w:rFonts w:ascii="Calibri" w:cs="Calibri" w:eastAsia="Calibri" w:hAnsi="Calibri"/>
+                <w:color w:val="2D2D2D"/>
                 <w:sz w:val="20"/>
                 <w:szCs w:val="20"/>
               </w:rPr>
@@ -11147,7 +11147,7 @@
           <w:rFonts w:ascii="Cambria" w:cs="Cambria" w:eastAsia="Cambria" w:hAnsi="Cambria"/>
           <w:b/>
           <w:bCs/>
-          <w:color w:val="0F766E"/>
+          <w:color w:val="1A237E"/>
           <w:sz w:val="36"/>
           <w:szCs w:val="36"/>
         </w:rPr>
@@ -11165,7 +11165,7 @@
           <w:rFonts w:ascii="Cambria" w:cs="Cambria" w:eastAsia="Cambria" w:hAnsi="Cambria"/>
           <w:b/>
           <w:bCs/>
-          <w:color w:val="1F2A2E"/>
+          <w:color w:val="2D2D2D"/>
           <w:sz w:val="28"/>
           <w:szCs w:val="28"/>
         </w:rPr>
@@ -11202,7 +11202,7 @@
               <w:bottom w:val="single" w:color="E7E0D2" w:sz="4"/>
               <w:right w:val="single" w:color="E7E0D2" w:sz="4"/>
             </w:tcBorders>
-            <w:shd w:fill="0F766E" w:color="auto" w:val="clear"/>
+            <w:shd w:fill="1A237E" w:color="auto" w:val="clear"/>
             <w:tcMar>
               <w:top w:type="dxa" w:w="70"/>
               <w:left w:type="dxa" w:w="110"/>
@@ -11236,7 +11236,7 @@
               <w:bottom w:val="single" w:color="E7E0D2" w:sz="4"/>
               <w:right w:val="single" w:color="E7E0D2" w:sz="4"/>
             </w:tcBorders>
-            <w:shd w:fill="0F766E" w:color="auto" w:val="clear"/>
+            <w:shd w:fill="1A237E" w:color="auto" w:val="clear"/>
             <w:tcMar>
               <w:top w:type="dxa" w:w="70"/>
               <w:left w:type="dxa" w:w="110"/>
@@ -11270,7 +11270,7 @@
               <w:bottom w:val="single" w:color="E7E0D2" w:sz="4"/>
               <w:right w:val="single" w:color="E7E0D2" w:sz="4"/>
             </w:tcBorders>
-            <w:shd w:fill="0F766E" w:color="auto" w:val="clear"/>
+            <w:shd w:fill="1A237E" w:color="auto" w:val="clear"/>
             <w:tcMar>
               <w:top w:type="dxa" w:w="70"/>
               <w:left w:type="dxa" w:w="110"/>
@@ -11323,7 +11323,7 @@
             <w:r>
               <w:rPr>
                 <w:rFonts w:ascii="Calibri" w:cs="Calibri" w:eastAsia="Calibri" w:hAnsi="Calibri"/>
-                <w:color w:val="1F2A2E"/>
+                <w:color w:val="2D2D2D"/>
                 <w:sz w:val="20"/>
                 <w:szCs w:val="20"/>
               </w:rPr>
@@ -11354,7 +11354,7 @@
             <w:r>
               <w:rPr>
                 <w:rFonts w:ascii="Calibri" w:cs="Calibri" w:eastAsia="Calibri" w:hAnsi="Calibri"/>
-                <w:color w:val="1F2A2E"/>
+                <w:color w:val="2D2D2D"/>
                 <w:sz w:val="20"/>
                 <w:szCs w:val="20"/>
               </w:rPr>
@@ -11385,7 +11385,7 @@
             <w:r>
               <w:rPr>
                 <w:rFonts w:ascii="Calibri" w:cs="Calibri" w:eastAsia="Calibri" w:hAnsi="Calibri"/>
-                <w:color w:val="1F2A2E"/>
+                <w:color w:val="2D2D2D"/>
                 <w:sz w:val="20"/>
                 <w:szCs w:val="20"/>
               </w:rPr>
@@ -11407,22 +11407,22 @@
               <w:bottom w:val="single" w:color="E7E0D2" w:sz="4"/>
               <w:right w:val="single" w:color="E7E0D2" w:sz="4"/>
             </w:tcBorders>
-            <w:shd w:fill="FBF9F4" w:color="auto" w:val="clear"/>
-            <w:tcMar>
-              <w:top w:type="dxa" w:w="70"/>
-              <w:left w:type="dxa" w:w="110"/>
-              <w:bottom w:type="dxa" w:w="70"/>
-              <w:right w:type="dxa" w:w="110"/>
-            </w:tcMar>
-          </w:tcPr>
-          <w:p>
-            <w:pPr>
-              <w:spacing w:after="40"/>
-            </w:pPr>
-            <w:r>
-              <w:rPr>
-                <w:rFonts w:ascii="Calibri" w:cs="Calibri" w:eastAsia="Calibri" w:hAnsi="Calibri"/>
-                <w:color w:val="1F2A2E"/>
+            <w:shd w:fill="F5F2E9" w:color="auto" w:val="clear"/>
+            <w:tcMar>
+              <w:top w:type="dxa" w:w="70"/>
+              <w:left w:type="dxa" w:w="110"/>
+              <w:bottom w:type="dxa" w:w="70"/>
+              <w:right w:type="dxa" w:w="110"/>
+            </w:tcMar>
+          </w:tcPr>
+          <w:p>
+            <w:pPr>
+              <w:spacing w:after="40"/>
+            </w:pPr>
+            <w:r>
+              <w:rPr>
+                <w:rFonts w:ascii="Calibri" w:cs="Calibri" w:eastAsia="Calibri" w:hAnsi="Calibri"/>
+                <w:color w:val="2D2D2D"/>
                 <w:sz w:val="20"/>
                 <w:szCs w:val="20"/>
               </w:rPr>
@@ -11439,22 +11439,22 @@
               <w:bottom w:val="single" w:color="E7E0D2" w:sz="4"/>
               <w:right w:val="single" w:color="E7E0D2" w:sz="4"/>
             </w:tcBorders>
-            <w:shd w:fill="FBF9F4" w:color="auto" w:val="clear"/>
-            <w:tcMar>
-              <w:top w:type="dxa" w:w="70"/>
-              <w:left w:type="dxa" w:w="110"/>
-              <w:bottom w:type="dxa" w:w="70"/>
-              <w:right w:type="dxa" w:w="110"/>
-            </w:tcMar>
-          </w:tcPr>
-          <w:p>
-            <w:pPr>
-              <w:spacing w:after="40"/>
-            </w:pPr>
-            <w:r>
-              <w:rPr>
-                <w:rFonts w:ascii="Calibri" w:cs="Calibri" w:eastAsia="Calibri" w:hAnsi="Calibri"/>
-                <w:color w:val="1F2A2E"/>
+            <w:shd w:fill="F5F2E9" w:color="auto" w:val="clear"/>
+            <w:tcMar>
+              <w:top w:type="dxa" w:w="70"/>
+              <w:left w:type="dxa" w:w="110"/>
+              <w:bottom w:type="dxa" w:w="70"/>
+              <w:right w:type="dxa" w:w="110"/>
+            </w:tcMar>
+          </w:tcPr>
+          <w:p>
+            <w:pPr>
+              <w:spacing w:after="40"/>
+            </w:pPr>
+            <w:r>
+              <w:rPr>
+                <w:rFonts w:ascii="Calibri" w:cs="Calibri" w:eastAsia="Calibri" w:hAnsi="Calibri"/>
+                <w:color w:val="2D2D2D"/>
                 <w:sz w:val="20"/>
                 <w:szCs w:val="20"/>
               </w:rPr>
@@ -11471,22 +11471,22 @@
               <w:bottom w:val="single" w:color="E7E0D2" w:sz="4"/>
               <w:right w:val="single" w:color="E7E0D2" w:sz="4"/>
             </w:tcBorders>
-            <w:shd w:fill="FBF9F4" w:color="auto" w:val="clear"/>
-            <w:tcMar>
-              <w:top w:type="dxa" w:w="70"/>
-              <w:left w:type="dxa" w:w="110"/>
-              <w:bottom w:type="dxa" w:w="70"/>
-              <w:right w:type="dxa" w:w="110"/>
-            </w:tcMar>
-          </w:tcPr>
-          <w:p>
-            <w:pPr>
-              <w:spacing w:after="40"/>
-            </w:pPr>
-            <w:r>
-              <w:rPr>
-                <w:rFonts w:ascii="Calibri" w:cs="Calibri" w:eastAsia="Calibri" w:hAnsi="Calibri"/>
-                <w:color w:val="1F2A2E"/>
+            <w:shd w:fill="F5F2E9" w:color="auto" w:val="clear"/>
+            <w:tcMar>
+              <w:top w:type="dxa" w:w="70"/>
+              <w:left w:type="dxa" w:w="110"/>
+              <w:bottom w:type="dxa" w:w="70"/>
+              <w:right w:type="dxa" w:w="110"/>
+            </w:tcMar>
+          </w:tcPr>
+          <w:p>
+            <w:pPr>
+              <w:spacing w:after="40"/>
+            </w:pPr>
+            <w:r>
+              <w:rPr>
+                <w:rFonts w:ascii="Calibri" w:cs="Calibri" w:eastAsia="Calibri" w:hAnsi="Calibri"/>
+                <w:color w:val="2D2D2D"/>
                 <w:sz w:val="20"/>
                 <w:szCs w:val="20"/>
               </w:rPr>
@@ -11522,7 +11522,7 @@
             <w:r>
               <w:rPr>
                 <w:rFonts w:ascii="Calibri" w:cs="Calibri" w:eastAsia="Calibri" w:hAnsi="Calibri"/>
-                <w:color w:val="1F2A2E"/>
+                <w:color w:val="2D2D2D"/>
                 <w:sz w:val="20"/>
                 <w:szCs w:val="20"/>
               </w:rPr>
@@ -11553,7 +11553,7 @@
             <w:r>
               <w:rPr>
                 <w:rFonts w:ascii="Calibri" w:cs="Calibri" w:eastAsia="Calibri" w:hAnsi="Calibri"/>
-                <w:color w:val="1F2A2E"/>
+                <w:color w:val="2D2D2D"/>
                 <w:sz w:val="20"/>
                 <w:szCs w:val="20"/>
               </w:rPr>
@@ -11584,7 +11584,7 @@
             <w:r>
               <w:rPr>
                 <w:rFonts w:ascii="Calibri" w:cs="Calibri" w:eastAsia="Calibri" w:hAnsi="Calibri"/>
-                <w:color w:val="1F2A2E"/>
+                <w:color w:val="2D2D2D"/>
                 <w:sz w:val="20"/>
                 <w:szCs w:val="20"/>
               </w:rPr>
@@ -11605,7 +11605,7 @@
           <w:rFonts w:ascii="Cambria" w:cs="Cambria" w:eastAsia="Cambria" w:hAnsi="Cambria"/>
           <w:b/>
           <w:bCs/>
-          <w:color w:val="1F2A2E"/>
+          <w:color w:val="2D2D2D"/>
           <w:sz w:val="28"/>
           <w:szCs w:val="28"/>
         </w:rPr>
@@ -11642,7 +11642,7 @@
               <w:bottom w:val="single" w:color="E7E0D2" w:sz="4"/>
               <w:right w:val="single" w:color="E7E0D2" w:sz="4"/>
             </w:tcBorders>
-            <w:shd w:fill="0F766E" w:color="auto" w:val="clear"/>
+            <w:shd w:fill="1A237E" w:color="auto" w:val="clear"/>
             <w:tcMar>
               <w:top w:type="dxa" w:w="70"/>
               <w:left w:type="dxa" w:w="110"/>
@@ -11676,7 +11676,7 @@
               <w:bottom w:val="single" w:color="E7E0D2" w:sz="4"/>
               <w:right w:val="single" w:color="E7E0D2" w:sz="4"/>
             </w:tcBorders>
-            <w:shd w:fill="0F766E" w:color="auto" w:val="clear"/>
+            <w:shd w:fill="1A237E" w:color="auto" w:val="clear"/>
             <w:tcMar>
               <w:top w:type="dxa" w:w="70"/>
               <w:left w:type="dxa" w:w="110"/>
@@ -11710,7 +11710,7 @@
               <w:bottom w:val="single" w:color="E7E0D2" w:sz="4"/>
               <w:right w:val="single" w:color="E7E0D2" w:sz="4"/>
             </w:tcBorders>
-            <w:shd w:fill="0F766E" w:color="auto" w:val="clear"/>
+            <w:shd w:fill="1A237E" w:color="auto" w:val="clear"/>
             <w:tcMar>
               <w:top w:type="dxa" w:w="70"/>
               <w:left w:type="dxa" w:w="110"/>
@@ -11763,7 +11763,7 @@
             <w:r>
               <w:rPr>
                 <w:rFonts w:ascii="Calibri" w:cs="Calibri" w:eastAsia="Calibri" w:hAnsi="Calibri"/>
-                <w:color w:val="1F2A2E"/>
+                <w:color w:val="2D2D2D"/>
                 <w:sz w:val="20"/>
                 <w:szCs w:val="20"/>
               </w:rPr>
@@ -11794,7 +11794,7 @@
             <w:r>
               <w:rPr>
                 <w:rFonts w:ascii="Calibri" w:cs="Calibri" w:eastAsia="Calibri" w:hAnsi="Calibri"/>
-                <w:color w:val="1F2A2E"/>
+                <w:color w:val="2D2D2D"/>
                 <w:sz w:val="20"/>
                 <w:szCs w:val="20"/>
               </w:rPr>
@@ -11825,7 +11825,7 @@
             <w:r>
               <w:rPr>
                 <w:rFonts w:ascii="Calibri" w:cs="Calibri" w:eastAsia="Calibri" w:hAnsi="Calibri"/>
-                <w:color w:val="1F2A2E"/>
+                <w:color w:val="2D2D2D"/>
                 <w:sz w:val="20"/>
                 <w:szCs w:val="20"/>
               </w:rPr>
@@ -11847,22 +11847,22 @@
               <w:bottom w:val="single" w:color="E7E0D2" w:sz="4"/>
               <w:right w:val="single" w:color="E7E0D2" w:sz="4"/>
             </w:tcBorders>
-            <w:shd w:fill="FBF9F4" w:color="auto" w:val="clear"/>
-            <w:tcMar>
-              <w:top w:type="dxa" w:w="70"/>
-              <w:left w:type="dxa" w:w="110"/>
-              <w:bottom w:type="dxa" w:w="70"/>
-              <w:right w:type="dxa" w:w="110"/>
-            </w:tcMar>
-          </w:tcPr>
-          <w:p>
-            <w:pPr>
-              <w:spacing w:after="40"/>
-            </w:pPr>
-            <w:r>
-              <w:rPr>
-                <w:rFonts w:ascii="Calibri" w:cs="Calibri" w:eastAsia="Calibri" w:hAnsi="Calibri"/>
-                <w:color w:val="1F2A2E"/>
+            <w:shd w:fill="F5F2E9" w:color="auto" w:val="clear"/>
+            <w:tcMar>
+              <w:top w:type="dxa" w:w="70"/>
+              <w:left w:type="dxa" w:w="110"/>
+              <w:bottom w:type="dxa" w:w="70"/>
+              <w:right w:type="dxa" w:w="110"/>
+            </w:tcMar>
+          </w:tcPr>
+          <w:p>
+            <w:pPr>
+              <w:spacing w:after="40"/>
+            </w:pPr>
+            <w:r>
+              <w:rPr>
+                <w:rFonts w:ascii="Calibri" w:cs="Calibri" w:eastAsia="Calibri" w:hAnsi="Calibri"/>
+                <w:color w:val="2D2D2D"/>
                 <w:sz w:val="20"/>
                 <w:szCs w:val="20"/>
               </w:rPr>
@@ -11879,22 +11879,22 @@
               <w:bottom w:val="single" w:color="E7E0D2" w:sz="4"/>
               <w:right w:val="single" w:color="E7E0D2" w:sz="4"/>
             </w:tcBorders>
-            <w:shd w:fill="FBF9F4" w:color="auto" w:val="clear"/>
-            <w:tcMar>
-              <w:top w:type="dxa" w:w="70"/>
-              <w:left w:type="dxa" w:w="110"/>
-              <w:bottom w:type="dxa" w:w="70"/>
-              <w:right w:type="dxa" w:w="110"/>
-            </w:tcMar>
-          </w:tcPr>
-          <w:p>
-            <w:pPr>
-              <w:spacing w:after="40"/>
-            </w:pPr>
-            <w:r>
-              <w:rPr>
-                <w:rFonts w:ascii="Calibri" w:cs="Calibri" w:eastAsia="Calibri" w:hAnsi="Calibri"/>
-                <w:color w:val="1F2A2E"/>
+            <w:shd w:fill="F5F2E9" w:color="auto" w:val="clear"/>
+            <w:tcMar>
+              <w:top w:type="dxa" w:w="70"/>
+              <w:left w:type="dxa" w:w="110"/>
+              <w:bottom w:type="dxa" w:w="70"/>
+              <w:right w:type="dxa" w:w="110"/>
+            </w:tcMar>
+          </w:tcPr>
+          <w:p>
+            <w:pPr>
+              <w:spacing w:after="40"/>
+            </w:pPr>
+            <w:r>
+              <w:rPr>
+                <w:rFonts w:ascii="Calibri" w:cs="Calibri" w:eastAsia="Calibri" w:hAnsi="Calibri"/>
+                <w:color w:val="2D2D2D"/>
                 <w:sz w:val="20"/>
                 <w:szCs w:val="20"/>
               </w:rPr>
@@ -11911,22 +11911,22 @@
               <w:bottom w:val="single" w:color="E7E0D2" w:sz="4"/>
               <w:right w:val="single" w:color="E7E0D2" w:sz="4"/>
             </w:tcBorders>
-            <w:shd w:fill="FBF9F4" w:color="auto" w:val="clear"/>
-            <w:tcMar>
-              <w:top w:type="dxa" w:w="70"/>
-              <w:left w:type="dxa" w:w="110"/>
-              <w:bottom w:type="dxa" w:w="70"/>
-              <w:right w:type="dxa" w:w="110"/>
-            </w:tcMar>
-          </w:tcPr>
-          <w:p>
-            <w:pPr>
-              <w:spacing w:after="40"/>
-            </w:pPr>
-            <w:r>
-              <w:rPr>
-                <w:rFonts w:ascii="Calibri" w:cs="Calibri" w:eastAsia="Calibri" w:hAnsi="Calibri"/>
-                <w:color w:val="1F2A2E"/>
+            <w:shd w:fill="F5F2E9" w:color="auto" w:val="clear"/>
+            <w:tcMar>
+              <w:top w:type="dxa" w:w="70"/>
+              <w:left w:type="dxa" w:w="110"/>
+              <w:bottom w:type="dxa" w:w="70"/>
+              <w:right w:type="dxa" w:w="110"/>
+            </w:tcMar>
+          </w:tcPr>
+          <w:p>
+            <w:pPr>
+              <w:spacing w:after="40"/>
+            </w:pPr>
+            <w:r>
+              <w:rPr>
+                <w:rFonts w:ascii="Calibri" w:cs="Calibri" w:eastAsia="Calibri" w:hAnsi="Calibri"/>
+                <w:color w:val="2D2D2D"/>
                 <w:sz w:val="20"/>
                 <w:szCs w:val="20"/>
               </w:rPr>
@@ -11962,7 +11962,7 @@
             <w:r>
               <w:rPr>
                 <w:rFonts w:ascii="Calibri" w:cs="Calibri" w:eastAsia="Calibri" w:hAnsi="Calibri"/>
-                <w:color w:val="1F2A2E"/>
+                <w:color w:val="2D2D2D"/>
                 <w:sz w:val="20"/>
                 <w:szCs w:val="20"/>
               </w:rPr>
@@ -11993,7 +11993,7 @@
             <w:r>
               <w:rPr>
                 <w:rFonts w:ascii="Calibri" w:cs="Calibri" w:eastAsia="Calibri" w:hAnsi="Calibri"/>
-                <w:color w:val="1F2A2E"/>
+                <w:color w:val="2D2D2D"/>
                 <w:sz w:val="20"/>
                 <w:szCs w:val="20"/>
               </w:rPr>
@@ -12024,7 +12024,7 @@
             <w:r>
               <w:rPr>
                 <w:rFonts w:ascii="Calibri" w:cs="Calibri" w:eastAsia="Calibri" w:hAnsi="Calibri"/>
-                <w:color w:val="1F2A2E"/>
+                <w:color w:val="2D2D2D"/>
                 <w:sz w:val="20"/>
                 <w:szCs w:val="20"/>
               </w:rPr>
@@ -12046,22 +12046,22 @@
               <w:bottom w:val="single" w:color="E7E0D2" w:sz="4"/>
               <w:right w:val="single" w:color="E7E0D2" w:sz="4"/>
             </w:tcBorders>
-            <w:shd w:fill="FBF9F4" w:color="auto" w:val="clear"/>
-            <w:tcMar>
-              <w:top w:type="dxa" w:w="70"/>
-              <w:left w:type="dxa" w:w="110"/>
-              <w:bottom w:type="dxa" w:w="70"/>
-              <w:right w:type="dxa" w:w="110"/>
-            </w:tcMar>
-          </w:tcPr>
-          <w:p>
-            <w:pPr>
-              <w:spacing w:after="40"/>
-            </w:pPr>
-            <w:r>
-              <w:rPr>
-                <w:rFonts w:ascii="Calibri" w:cs="Calibri" w:eastAsia="Calibri" w:hAnsi="Calibri"/>
-                <w:color w:val="1F2A2E"/>
+            <w:shd w:fill="F5F2E9" w:color="auto" w:val="clear"/>
+            <w:tcMar>
+              <w:top w:type="dxa" w:w="70"/>
+              <w:left w:type="dxa" w:w="110"/>
+              <w:bottom w:type="dxa" w:w="70"/>
+              <w:right w:type="dxa" w:w="110"/>
+            </w:tcMar>
+          </w:tcPr>
+          <w:p>
+            <w:pPr>
+              <w:spacing w:after="40"/>
+            </w:pPr>
+            <w:r>
+              <w:rPr>
+                <w:rFonts w:ascii="Calibri" w:cs="Calibri" w:eastAsia="Calibri" w:hAnsi="Calibri"/>
+                <w:color w:val="2D2D2D"/>
                 <w:sz w:val="20"/>
                 <w:szCs w:val="20"/>
               </w:rPr>
@@ -12078,22 +12078,22 @@
               <w:bottom w:val="single" w:color="E7E0D2" w:sz="4"/>
               <w:right w:val="single" w:color="E7E0D2" w:sz="4"/>
             </w:tcBorders>
-            <w:shd w:fill="FBF9F4" w:color="auto" w:val="clear"/>
-            <w:tcMar>
-              <w:top w:type="dxa" w:w="70"/>
-              <w:left w:type="dxa" w:w="110"/>
-              <w:bottom w:type="dxa" w:w="70"/>
-              <w:right w:type="dxa" w:w="110"/>
-            </w:tcMar>
-          </w:tcPr>
-          <w:p>
-            <w:pPr>
-              <w:spacing w:after="40"/>
-            </w:pPr>
-            <w:r>
-              <w:rPr>
-                <w:rFonts w:ascii="Calibri" w:cs="Calibri" w:eastAsia="Calibri" w:hAnsi="Calibri"/>
-                <w:color w:val="1F2A2E"/>
+            <w:shd w:fill="F5F2E9" w:color="auto" w:val="clear"/>
+            <w:tcMar>
+              <w:top w:type="dxa" w:w="70"/>
+              <w:left w:type="dxa" w:w="110"/>
+              <w:bottom w:type="dxa" w:w="70"/>
+              <w:right w:type="dxa" w:w="110"/>
+            </w:tcMar>
+          </w:tcPr>
+          <w:p>
+            <w:pPr>
+              <w:spacing w:after="40"/>
+            </w:pPr>
+            <w:r>
+              <w:rPr>
+                <w:rFonts w:ascii="Calibri" w:cs="Calibri" w:eastAsia="Calibri" w:hAnsi="Calibri"/>
+                <w:color w:val="2D2D2D"/>
                 <w:sz w:val="20"/>
                 <w:szCs w:val="20"/>
               </w:rPr>
@@ -12110,22 +12110,22 @@
               <w:bottom w:val="single" w:color="E7E0D2" w:sz="4"/>
               <w:right w:val="single" w:color="E7E0D2" w:sz="4"/>
             </w:tcBorders>
-            <w:shd w:fill="FBF9F4" w:color="auto" w:val="clear"/>
-            <w:tcMar>
-              <w:top w:type="dxa" w:w="70"/>
-              <w:left w:type="dxa" w:w="110"/>
-              <w:bottom w:type="dxa" w:w="70"/>
-              <w:right w:type="dxa" w:w="110"/>
-            </w:tcMar>
-          </w:tcPr>
-          <w:p>
-            <w:pPr>
-              <w:spacing w:after="40"/>
-            </w:pPr>
-            <w:r>
-              <w:rPr>
-                <w:rFonts w:ascii="Calibri" w:cs="Calibri" w:eastAsia="Calibri" w:hAnsi="Calibri"/>
-                <w:color w:val="1F2A2E"/>
+            <w:shd w:fill="F5F2E9" w:color="auto" w:val="clear"/>
+            <w:tcMar>
+              <w:top w:type="dxa" w:w="70"/>
+              <w:left w:type="dxa" w:w="110"/>
+              <w:bottom w:type="dxa" w:w="70"/>
+              <w:right w:type="dxa" w:w="110"/>
+            </w:tcMar>
+          </w:tcPr>
+          <w:p>
+            <w:pPr>
+              <w:spacing w:after="40"/>
+            </w:pPr>
+            <w:r>
+              <w:rPr>
+                <w:rFonts w:ascii="Calibri" w:cs="Calibri" w:eastAsia="Calibri" w:hAnsi="Calibri"/>
+                <w:color w:val="2D2D2D"/>
                 <w:sz w:val="20"/>
                 <w:szCs w:val="20"/>
               </w:rPr>
@@ -12161,7 +12161,7 @@
             <w:r>
               <w:rPr>
                 <w:rFonts w:ascii="Calibri" w:cs="Calibri" w:eastAsia="Calibri" w:hAnsi="Calibri"/>
-                <w:color w:val="1F2A2E"/>
+                <w:color w:val="2D2D2D"/>
                 <w:sz w:val="20"/>
                 <w:szCs w:val="20"/>
               </w:rPr>
@@ -12192,7 +12192,7 @@
             <w:r>
               <w:rPr>
                 <w:rFonts w:ascii="Calibri" w:cs="Calibri" w:eastAsia="Calibri" w:hAnsi="Calibri"/>
-                <w:color w:val="1F2A2E"/>
+                <w:color w:val="2D2D2D"/>
                 <w:sz w:val="20"/>
                 <w:szCs w:val="20"/>
               </w:rPr>
@@ -12223,7 +12223,7 @@
             <w:r>
               <w:rPr>
                 <w:rFonts w:ascii="Calibri" w:cs="Calibri" w:eastAsia="Calibri" w:hAnsi="Calibri"/>
-                <w:color w:val="1F2A2E"/>
+                <w:color w:val="2D2D2D"/>
                 <w:sz w:val="20"/>
                 <w:szCs w:val="20"/>
               </w:rPr>
@@ -12245,22 +12245,22 @@
               <w:bottom w:val="single" w:color="E7E0D2" w:sz="4"/>
               <w:right w:val="single" w:color="E7E0D2" w:sz="4"/>
             </w:tcBorders>
-            <w:shd w:fill="FBF9F4" w:color="auto" w:val="clear"/>
-            <w:tcMar>
-              <w:top w:type="dxa" w:w="70"/>
-              <w:left w:type="dxa" w:w="110"/>
-              <w:bottom w:type="dxa" w:w="70"/>
-              <w:right w:type="dxa" w:w="110"/>
-            </w:tcMar>
-          </w:tcPr>
-          <w:p>
-            <w:pPr>
-              <w:spacing w:after="40"/>
-            </w:pPr>
-            <w:r>
-              <w:rPr>
-                <w:rFonts w:ascii="Calibri" w:cs="Calibri" w:eastAsia="Calibri" w:hAnsi="Calibri"/>
-                <w:color w:val="1F2A2E"/>
+            <w:shd w:fill="F5F2E9" w:color="auto" w:val="clear"/>
+            <w:tcMar>
+              <w:top w:type="dxa" w:w="70"/>
+              <w:left w:type="dxa" w:w="110"/>
+              <w:bottom w:type="dxa" w:w="70"/>
+              <w:right w:type="dxa" w:w="110"/>
+            </w:tcMar>
+          </w:tcPr>
+          <w:p>
+            <w:pPr>
+              <w:spacing w:after="40"/>
+            </w:pPr>
+            <w:r>
+              <w:rPr>
+                <w:rFonts w:ascii="Calibri" w:cs="Calibri" w:eastAsia="Calibri" w:hAnsi="Calibri"/>
+                <w:color w:val="2D2D2D"/>
                 <w:sz w:val="20"/>
                 <w:szCs w:val="20"/>
               </w:rPr>
@@ -12277,22 +12277,22 @@
               <w:bottom w:val="single" w:color="E7E0D2" w:sz="4"/>
               <w:right w:val="single" w:color="E7E0D2" w:sz="4"/>
             </w:tcBorders>
-            <w:shd w:fill="FBF9F4" w:color="auto" w:val="clear"/>
-            <w:tcMar>
-              <w:top w:type="dxa" w:w="70"/>
-              <w:left w:type="dxa" w:w="110"/>
-              <w:bottom w:type="dxa" w:w="70"/>
-              <w:right w:type="dxa" w:w="110"/>
-            </w:tcMar>
-          </w:tcPr>
-          <w:p>
-            <w:pPr>
-              <w:spacing w:after="40"/>
-            </w:pPr>
-            <w:r>
-              <w:rPr>
-                <w:rFonts w:ascii="Calibri" w:cs="Calibri" w:eastAsia="Calibri" w:hAnsi="Calibri"/>
-                <w:color w:val="1F2A2E"/>
+            <w:shd w:fill="F5F2E9" w:color="auto" w:val="clear"/>
+            <w:tcMar>
+              <w:top w:type="dxa" w:w="70"/>
+              <w:left w:type="dxa" w:w="110"/>
+              <w:bottom w:type="dxa" w:w="70"/>
+              <w:right w:type="dxa" w:w="110"/>
+            </w:tcMar>
+          </w:tcPr>
+          <w:p>
+            <w:pPr>
+              <w:spacing w:after="40"/>
+            </w:pPr>
+            <w:r>
+              <w:rPr>
+                <w:rFonts w:ascii="Calibri" w:cs="Calibri" w:eastAsia="Calibri" w:hAnsi="Calibri"/>
+                <w:color w:val="2D2D2D"/>
                 <w:sz w:val="20"/>
                 <w:szCs w:val="20"/>
               </w:rPr>
@@ -12309,22 +12309,22 @@
               <w:bottom w:val="single" w:color="E7E0D2" w:sz="4"/>
               <w:right w:val="single" w:color="E7E0D2" w:sz="4"/>
             </w:tcBorders>
-            <w:shd w:fill="FBF9F4" w:color="auto" w:val="clear"/>
-            <w:tcMar>
-              <w:top w:type="dxa" w:w="70"/>
-              <w:left w:type="dxa" w:w="110"/>
-              <w:bottom w:type="dxa" w:w="70"/>
-              <w:right w:type="dxa" w:w="110"/>
-            </w:tcMar>
-          </w:tcPr>
-          <w:p>
-            <w:pPr>
-              <w:spacing w:after="40"/>
-            </w:pPr>
-            <w:r>
-              <w:rPr>
-                <w:rFonts w:ascii="Calibri" w:cs="Calibri" w:eastAsia="Calibri" w:hAnsi="Calibri"/>
-                <w:color w:val="1F2A2E"/>
+            <w:shd w:fill="F5F2E9" w:color="auto" w:val="clear"/>
+            <w:tcMar>
+              <w:top w:type="dxa" w:w="70"/>
+              <w:left w:type="dxa" w:w="110"/>
+              <w:bottom w:type="dxa" w:w="70"/>
+              <w:right w:type="dxa" w:w="110"/>
+            </w:tcMar>
+          </w:tcPr>
+          <w:p>
+            <w:pPr>
+              <w:spacing w:after="40"/>
+            </w:pPr>
+            <w:r>
+              <w:rPr>
+                <w:rFonts w:ascii="Calibri" w:cs="Calibri" w:eastAsia="Calibri" w:hAnsi="Calibri"/>
+                <w:color w:val="2D2D2D"/>
                 <w:sz w:val="20"/>
                 <w:szCs w:val="20"/>
               </w:rPr>
@@ -12360,7 +12360,7 @@
             <w:r>
               <w:rPr>
                 <w:rFonts w:ascii="Calibri" w:cs="Calibri" w:eastAsia="Calibri" w:hAnsi="Calibri"/>
-                <w:color w:val="1F2A2E"/>
+                <w:color w:val="2D2D2D"/>
                 <w:sz w:val="20"/>
                 <w:szCs w:val="20"/>
               </w:rPr>
@@ -12391,7 +12391,7 @@
             <w:r>
               <w:rPr>
                 <w:rFonts w:ascii="Calibri" w:cs="Calibri" w:eastAsia="Calibri" w:hAnsi="Calibri"/>
-                <w:color w:val="1F2A2E"/>
+                <w:color w:val="2D2D2D"/>
                 <w:sz w:val="20"/>
                 <w:szCs w:val="20"/>
               </w:rPr>
@@ -12422,7 +12422,7 @@
             <w:r>
               <w:rPr>
                 <w:rFonts w:ascii="Calibri" w:cs="Calibri" w:eastAsia="Calibri" w:hAnsi="Calibri"/>
-                <w:color w:val="1F2A2E"/>
+                <w:color w:val="2D2D2D"/>
                 <w:sz w:val="20"/>
                 <w:szCs w:val="20"/>
               </w:rPr>
@@ -12444,22 +12444,22 @@
               <w:bottom w:val="single" w:color="E7E0D2" w:sz="4"/>
               <w:right w:val="single" w:color="E7E0D2" w:sz="4"/>
             </w:tcBorders>
-            <w:shd w:fill="FBF9F4" w:color="auto" w:val="clear"/>
-            <w:tcMar>
-              <w:top w:type="dxa" w:w="70"/>
-              <w:left w:type="dxa" w:w="110"/>
-              <w:bottom w:type="dxa" w:w="70"/>
-              <w:right w:type="dxa" w:w="110"/>
-            </w:tcMar>
-          </w:tcPr>
-          <w:p>
-            <w:pPr>
-              <w:spacing w:after="40"/>
-            </w:pPr>
-            <w:r>
-              <w:rPr>
-                <w:rFonts w:ascii="Calibri" w:cs="Calibri" w:eastAsia="Calibri" w:hAnsi="Calibri"/>
-                <w:color w:val="1F2A2E"/>
+            <w:shd w:fill="F5F2E9" w:color="auto" w:val="clear"/>
+            <w:tcMar>
+              <w:top w:type="dxa" w:w="70"/>
+              <w:left w:type="dxa" w:w="110"/>
+              <w:bottom w:type="dxa" w:w="70"/>
+              <w:right w:type="dxa" w:w="110"/>
+            </w:tcMar>
+          </w:tcPr>
+          <w:p>
+            <w:pPr>
+              <w:spacing w:after="40"/>
+            </w:pPr>
+            <w:r>
+              <w:rPr>
+                <w:rFonts w:ascii="Calibri" w:cs="Calibri" w:eastAsia="Calibri" w:hAnsi="Calibri"/>
+                <w:color w:val="2D2D2D"/>
                 <w:sz w:val="20"/>
                 <w:szCs w:val="20"/>
               </w:rPr>
@@ -12476,22 +12476,22 @@
               <w:bottom w:val="single" w:color="E7E0D2" w:sz="4"/>
               <w:right w:val="single" w:color="E7E0D2" w:sz="4"/>
             </w:tcBorders>
-            <w:shd w:fill="FBF9F4" w:color="auto" w:val="clear"/>
-            <w:tcMar>
-              <w:top w:type="dxa" w:w="70"/>
-              <w:left w:type="dxa" w:w="110"/>
-              <w:bottom w:type="dxa" w:w="70"/>
-              <w:right w:type="dxa" w:w="110"/>
-            </w:tcMar>
-          </w:tcPr>
-          <w:p>
-            <w:pPr>
-              <w:spacing w:after="40"/>
-            </w:pPr>
-            <w:r>
-              <w:rPr>
-                <w:rFonts w:ascii="Calibri" w:cs="Calibri" w:eastAsia="Calibri" w:hAnsi="Calibri"/>
-                <w:color w:val="1F2A2E"/>
+            <w:shd w:fill="F5F2E9" w:color="auto" w:val="clear"/>
+            <w:tcMar>
+              <w:top w:type="dxa" w:w="70"/>
+              <w:left w:type="dxa" w:w="110"/>
+              <w:bottom w:type="dxa" w:w="70"/>
+              <w:right w:type="dxa" w:w="110"/>
+            </w:tcMar>
+          </w:tcPr>
+          <w:p>
+            <w:pPr>
+              <w:spacing w:after="40"/>
+            </w:pPr>
+            <w:r>
+              <w:rPr>
+                <w:rFonts w:ascii="Calibri" w:cs="Calibri" w:eastAsia="Calibri" w:hAnsi="Calibri"/>
+                <w:color w:val="2D2D2D"/>
                 <w:sz w:val="20"/>
                 <w:szCs w:val="20"/>
               </w:rPr>
@@ -12508,22 +12508,22 @@
               <w:bottom w:val="single" w:color="E7E0D2" w:sz="4"/>
               <w:right w:val="single" w:color="E7E0D2" w:sz="4"/>
             </w:tcBorders>
-            <w:shd w:fill="FBF9F4" w:color="auto" w:val="clear"/>
-            <w:tcMar>
-              <w:top w:type="dxa" w:w="70"/>
-              <w:left w:type="dxa" w:w="110"/>
-              <w:bottom w:type="dxa" w:w="70"/>
-              <w:right w:type="dxa" w:w="110"/>
-            </w:tcMar>
-          </w:tcPr>
-          <w:p>
-            <w:pPr>
-              <w:spacing w:after="40"/>
-            </w:pPr>
-            <w:r>
-              <w:rPr>
-                <w:rFonts w:ascii="Calibri" w:cs="Calibri" w:eastAsia="Calibri" w:hAnsi="Calibri"/>
-                <w:color w:val="1F2A2E"/>
+            <w:shd w:fill="F5F2E9" w:color="auto" w:val="clear"/>
+            <w:tcMar>
+              <w:top w:type="dxa" w:w="70"/>
+              <w:left w:type="dxa" w:w="110"/>
+              <w:bottom w:type="dxa" w:w="70"/>
+              <w:right w:type="dxa" w:w="110"/>
+            </w:tcMar>
+          </w:tcPr>
+          <w:p>
+            <w:pPr>
+              <w:spacing w:after="40"/>
+            </w:pPr>
+            <w:r>
+              <w:rPr>
+                <w:rFonts w:ascii="Calibri" w:cs="Calibri" w:eastAsia="Calibri" w:hAnsi="Calibri"/>
+                <w:color w:val="2D2D2D"/>
                 <w:sz w:val="20"/>
                 <w:szCs w:val="20"/>
               </w:rPr>
@@ -12598,7 +12598,7 @@
     <w:r>
       <w:rPr>
         <w:rFonts w:ascii="Calibri" w:cs="Calibri" w:eastAsia="Calibri" w:hAnsi="Calibri"/>
-        <w:color w:val="6B6F76"/>
+        <w:color w:val="6E6A5F"/>
         <w:sz w:val="18"/>
         <w:szCs w:val="18"/>
       </w:rPr>
@@ -12607,7 +12607,7 @@
     <w:r>
       <w:rPr>
         <w:rFonts w:ascii="Calibri" w:cs="Calibri" w:eastAsia="Calibri" w:hAnsi="Calibri"/>
-        <w:color w:val="6B6F76"/>
+        <w:color w:val="6E6A5F"/>
         <w:sz w:val="18"/>
         <w:szCs w:val="18"/>
       </w:rPr>
@@ -12674,7 +12674,7 @@
     <w:r>
       <w:rPr>
         <w:rFonts w:ascii="Calibri" w:cs="Calibri" w:eastAsia="Calibri" w:hAnsi="Calibri"/>
-        <w:color w:val="6B6F76"/>
+        <w:color w:val="6E6A5F"/>
         <w:sz w:val="18"/>
         <w:szCs w:val="18"/>
       </w:rPr>
@@ -12858,7 +12858,7 @@
     <w:next w:val="Normal"/>
     <w:qFormat/>
     <w:rPr>
-      <w:color w:val="2E74B5"/>
+      <w:color w:val="1A237E"/>
       <w:sz w:val="32"/>
       <w:szCs w:val="32"/>
     </w:rPr>
@@ -12869,7 +12869,7 @@
     <w:next w:val="Normal"/>
     <w:qFormat/>
     <w:rPr>
-      <w:color w:val="2E74B5"/>
+      <w:color w:val="1A237E"/>
       <w:sz w:val="26"/>
       <w:szCs w:val="26"/>
     </w:rPr>
@@ -12880,7 +12880,7 @@
     <w:next w:val="Normal"/>
     <w:qFormat/>
     <w:rPr>
-      <w:color w:val="1F4D78"/>
+      <w:color w:val="1A237E"/>
       <w:sz w:val="24"/>
       <w:szCs w:val="24"/>
     </w:rPr>
@@ -12893,7 +12893,7 @@
     <w:rPr>
       <w:i/>
       <w:iCs/>
-      <w:color w:val="2E74B5"/>
+      <w:color w:val="1A237E"/>
     </w:rPr>
   </w:style>
   <w:style w:type="paragraph" w:styleId="Heading5">
@@ -12902,7 +12902,7 @@
     <w:next w:val="Normal"/>
     <w:qFormat/>
     <w:rPr>
-      <w:color w:val="2E74B5"/>
+      <w:color w:val="1A237E"/>
     </w:rPr>
   </w:style>
   <w:style w:type="paragraph" w:styleId="Heading6">
@@ -12911,7 +12911,7 @@
     <w:next w:val="Normal"/>
     <w:qFormat/>
     <w:rPr>
-      <w:color w:val="1F4D78"/>
+      <w:color w:val="1A237E"/>
     </w:rPr>
   </w:style>
   <w:style w:type="paragraph" w:styleId="Strong">
@@ -12935,7 +12935,7 @@
     <w:uiPriority w:val="99"/>
     <w:unhideWhenUsed/>
     <w:rPr>
-      <w:color w:val="0563C1"/>
+      <w:color w:val="1A237E"/>
       <w:u w:val="single"/>
     </w:rPr>
   </w:style>
